--- a/templates/contrapartidas.docx
+++ b/templates/contrapartidas.docx
@@ -1,8 +1,8 @@
 
 <file path=word/document.xml><?xml version="1.0" encoding="utf-8"?>
-<w:document xmlns:wpc="http://schemas.microsoft.com/office/word/2010/wordprocessingCanvas" xmlns:cx="http://schemas.microsoft.com/office/drawing/2014/chartex" xmlns:cx1="http://schemas.microsoft.com/office/drawing/2015/9/8/chartex" xmlns:cx2="http://schemas.microsoft.com/office/drawing/2015/10/21/chartex" xmlns:cx3="http://schemas.microsoft.com/office/drawing/2016/5/9/chartex" xmlns:cx4="http://schemas.microsoft.com/office/drawing/2016/5/10/chartex" xmlns:cx5="http://schemas.microsoft.com/office/drawing/2016/5/11/chartex" xmlns:cx6="http://schemas.microsoft.com/office/drawing/2016/5/12/chartex" xmlns:cx7="http://schemas.microsoft.com/office/drawing/2016/5/13/chartex" xmlns:cx8="http://schemas.microsoft.com/office/drawing/2016/5/14/chartex" xmlns:mc="http://schemas.openxmlformats.org/markup-compatibility/2006" xmlns:aink="http://schemas.microsoft.com/office/drawing/2016/ink" xmlns:am3d="http://schemas.microsoft.com/office/drawing/2017/model3d" xmlns:o="urn:schemas-microsoft-com:office:office" xmlns:oel="http://schemas.microsoft.com/office/2019/extlst" xmlns:r="http://schemas.openxmlformats.org/officeDocument/2006/relationships" xmlns:m="http://schemas.openxmlformats.org/officeDocument/2006/math" xmlns:v="urn:schemas-microsoft-com:vml" xmlns:wp14="http://schemas.microsoft.com/office/word/2010/wordprocessingDrawing" xmlns:wp="http://schemas.openxmlformats.org/drawingml/2006/wordprocessingDrawing" xmlns:w10="urn:schemas-microsoft-com:office:word" xmlns:w="http://schemas.openxmlformats.org/wordprocessingml/2006/main" xmlns:w14="http://schemas.microsoft.com/office/word/2010/wordml" xmlns:w15="http://schemas.microsoft.com/office/word/2012/wordml" xmlns:w16cex="http://schemas.microsoft.com/office/word/2018/wordml/cex" xmlns:w16cid="http://schemas.microsoft.com/office/word/2016/wordml/cid" xmlns:w16="http://schemas.microsoft.com/office/word/2018/wordml" xmlns:w16du="http://schemas.microsoft.com/office/word/2023/wordml/word16du" xmlns:w16sdtdh="http://schemas.microsoft.com/office/word/2020/wordml/sdtdatahash" xmlns:w16sdtfl="http://schemas.microsoft.com/office/word/2024/wordml/sdtformatlock" xmlns:w16se="http://schemas.microsoft.com/office/word/2015/wordml/symex" xmlns:wpg="http://schemas.microsoft.com/office/word/2010/wordprocessingGroup" xmlns:wpi="http://schemas.microsoft.com/office/word/2010/wordprocessingInk" xmlns:wne="http://schemas.microsoft.com/office/word/2006/wordml" xmlns:wps="http://schemas.microsoft.com/office/word/2010/wordprocessingShape" mc:Ignorable="w14 w15 w16se w16cid w16 w16cex w16sdtdh w16sdtfl w16du wp14">
+<w:document xmlns:ns1="http://schemas.openxmlformats.org/markup-compatibility/2006" xmlns:ns10="urn:schemas-microsoft-com:office:word" xmlns:ns11="http://schemas.openxmlformats.org/officeDocument/2006/relationships" xmlns:ns2="http://schemas.microsoft.com/office/word/2010/wordml" xmlns:ns3="http://schemas.openxmlformats.org/drawingml/2006/wordprocessingDrawing" xmlns:ns4="http://schemas.microsoft.com/office/word/2010/wordprocessingDrawing" xmlns:ns5="http://schemas.openxmlformats.org/drawingml/2006/main" xmlns:ns6="http://schemas.microsoft.com/office/word/2010/wordprocessingGroup" xmlns:ns7="http://schemas.microsoft.com/office/word/2010/wordprocessingShape" xmlns:ns8="urn:schemas-microsoft-com:vml" xmlns:ns9="urn:schemas-microsoft-com:office:office" xmlns:w="http://schemas.openxmlformats.org/wordprocessingml/2006/main" ns1:Ignorable="w14 w15 w16se w16cid w16 w16cex w16sdtdh w16sdtfl w16du wp14">
   <w:body>
-    <w:p>
+    <w:p ns2:paraId="6C2B6B40" ns2:textId="36895D69">
       <w:pPr>
         <w:pStyle w:val="Ttulo1"/>
         <w:spacing w:before="166"/>
@@ -217,7 +217,7 @@
         <w:gridCol w:w="10"/>
         <w:gridCol w:w="2904"/>
       </w:tblGrid>
-      <w:tr>
+      <w:tr ns2:paraId="51FE6A7A" ns2:textId="77777777">
         <w:trPr>
           <w:trHeight w:val="405"/>
         </w:trPr>
@@ -227,7 +227,7 @@
             <w:gridSpan w:val="7"/>
             <w:shd w:val="clear" w:color="auto" w:fill="E7E6E6"/>
           </w:tcPr>
-          <w:p>
+          <w:p ns2:paraId="712921B1" ns2:textId="77777777">
             <w:pPr>
               <w:pStyle w:val="TableParagraph"/>
               <w:spacing w:before="4"/>
@@ -310,7 +310,7 @@
           </w:p>
         </w:tc>
       </w:tr>
-      <w:tr>
+      <w:tr ns2:paraId="6023C28C" ns2:textId="77777777">
         <w:trPr>
           <w:trHeight w:val="408"/>
         </w:trPr>
@@ -324,7 +324,7 @@
               <w:right w:val="single" w:sz="4" w:space="0" w:color="000000"/>
             </w:tcBorders>
           </w:tcPr>
-          <w:p>
+          <w:p ns2:paraId="2847A8CF" ns2:textId="77777777">
             <w:pPr>
               <w:pStyle w:val="TableParagraph"/>
               <w:spacing w:before="4"/>
@@ -386,7 +386,7 @@
           </w:p>
         </w:tc>
       </w:tr>
-      <w:tr>
+      <w:tr ns2:paraId="1E19E4FA" ns2:textId="77777777">
         <w:trPr>
           <w:trHeight w:val="408"/>
         </w:trPr>
@@ -401,7 +401,7 @@
               <w:right w:val="single" w:sz="4" w:space="0" w:color="000000"/>
             </w:tcBorders>
           </w:tcPr>
-          <w:p>
+          <w:p ns2:paraId="56EB5B49" ns2:textId="77777777">
             <w:pPr>
               <w:pStyle w:val="TableParagraph"/>
               <w:spacing w:before="2"/>
@@ -466,7 +466,7 @@
           </w:p>
         </w:tc>
       </w:tr>
-      <w:tr>
+      <w:tr ns2:paraId="1486E9D4" ns2:textId="77777777">
         <w:trPr>
           <w:trHeight w:val="563"/>
         </w:trPr>
@@ -481,7 +481,7 @@
               <w:right w:val="single" w:sz="4" w:space="0" w:color="000000"/>
             </w:tcBorders>
           </w:tcPr>
-          <w:p>
+          <w:p ns2:paraId="6271FC0C" ns2:textId="77777777">
             <w:pPr>
               <w:pStyle w:val="TableParagraph"/>
               <w:rPr>
@@ -580,7 +580,7 @@
               <w:t xml:space="preserve"> {alvara}</w:t>
             </w:r>
           </w:p>
-          <w:p>
+          <w:p ns2:paraId="49DF3F29" ns2:textId="77777777">
             <w:pPr>
               <w:pStyle w:val="TableParagraph"/>
               <w:spacing w:before="140"/>
@@ -691,7 +691,7 @@
           </w:p>
         </w:tc>
       </w:tr>
-      <w:tr>
+      <w:tr ns2:paraId="6615113C" ns2:textId="77777777">
         <w:trPr>
           <w:trHeight w:val="991"/>
         </w:trPr>
@@ -706,7 +706,7 @@
               <w:right w:val="single" w:sz="4" w:space="0" w:color="000000"/>
             </w:tcBorders>
           </w:tcPr>
-          <w:p>
+          <w:p ns2:paraId="16C52D01" ns2:textId="77777777">
             <w:pPr>
               <w:pStyle w:val="TableParagraph"/>
               <w:rPr>
@@ -763,7 +763,7 @@
               <w:t xml:space="preserve"> {area_atuacao}</w:t>
             </w:r>
           </w:p>
-          <w:p>
+          <w:p ns2:paraId="255C41AD" ns2:textId="77777777">
             <w:pPr>
               <w:pStyle w:val="TableParagraph"/>
               <w:rPr>
@@ -795,7 +795,7 @@
               </w:rPr>
             </w:r>
           </w:p>
-          <w:p>
+          <w:p ns2:paraId="5F505A2B" ns2:textId="77777777">
             <w:pPr>
               <w:pStyle w:val="TableParagraph"/>
               <w:rPr>
@@ -827,7 +827,7 @@
               </w:rPr>
             </w:r>
           </w:p>
-          <w:p>
+          <w:p ns2:paraId="28A01909" ns2:textId="77777777">
             <w:pPr>
               <w:pStyle w:val="TableParagraph"/>
               <w:rPr>
@@ -842,7 +842,7 @@
                 <w:sz w:val="24"/>
                 <w:szCs w:val="24"/>
               </w:rPr>
-              <w:t>({chk_fonoaudiologia}) Fononaudiologia</w:t>
+              <w:t>({chk_fonoaudiologia}) Fonoaudiologia</w:t>
             </w:r>
             <w:r>
               <w:rPr>
@@ -859,7 +859,7 @@
               </w:rPr>
             </w:r>
           </w:p>
-          <w:p>
+          <w:p ns2:paraId="20ED39F3" ns2:textId="77777777">
             <w:pPr>
               <w:pStyle w:val="TableParagraph"/>
               <w:rPr>
@@ -891,7 +891,7 @@
               </w:rPr>
             </w:r>
           </w:p>
-          <w:p>
+          <w:p ns2:paraId="47D4E449" ns2:textId="77777777">
             <w:pPr>
               <w:pStyle w:val="TableParagraph"/>
               <w:rPr>
@@ -923,7 +923,7 @@
               </w:rPr>
             </w:r>
           </w:p>
-          <w:p>
+          <w:p ns2:paraId="4D46A986" ns2:textId="77777777">
             <w:pPr>
               <w:pStyle w:val="TableParagraph"/>
               <w:rPr>
@@ -955,7 +955,7 @@
               </w:rPr>
             </w:r>
           </w:p>
-          <w:p>
+          <w:p ns2:paraId="2AE24DD3" ns2:textId="77777777">
             <w:pPr>
               <w:pStyle w:val="TableParagraph"/>
               <w:rPr>
@@ -987,7 +987,7 @@
               </w:rPr>
             </w:r>
           </w:p>
-          <w:p>
+          <w:p ns2:paraId="46D070D1" ns2:textId="77777777">
             <w:pPr>
               <w:pStyle w:val="TableParagraph"/>
               <w:rPr>
@@ -1002,7 +1002,7 @@
                 <w:sz w:val="24"/>
                 <w:szCs w:val="24"/>
               </w:rPr>
-              <w:t>({chk_tecnicas_oftalmicas}) Técnicas Oftalmicas</w:t>
+              <w:t>({chk_tecnicas_oftalmicas}) Técnicas Oftálmicas</w:t>
             </w:r>
             <w:r>
               <w:rPr>
@@ -1019,7 +1019,7 @@
               </w:rPr>
             </w:r>
           </w:p>
-          <w:p>
+          <w:p ns2:paraId="3A27802F" ns2:textId="77777777">
             <w:pPr>
               <w:pStyle w:val="TableParagraph"/>
               <w:rPr>
@@ -1029,7 +1029,7 @@
               </w:rPr>
             </w:pPr>
           </w:p>
-          <w:p>
+          <w:p ns2:paraId="4584E19C" ns2:textId="77777777">
             <w:pPr>
               <w:pStyle w:val="TableParagraph"/>
               <w:rPr>
@@ -1054,7 +1054,7 @@
               </w:rPr>
             </w:r>
           </w:p>
-          <w:p>
+          <w:p ns2:paraId="15CFF5CA" ns2:textId="77777777">
             <w:pPr>
               <w:pStyle w:val="TableParagraph"/>
               <w:rPr>
@@ -1066,7 +1066,7 @@
           </w:p>
         </w:tc>
       </w:tr>
-      <w:tr>
+      <w:tr ns2:paraId="45824A6F" ns2:textId="77777777">
         <w:trPr>
           <w:trHeight w:val="406"/>
         </w:trPr>
@@ -1081,7 +1081,7 @@
               <w:right w:val="single" w:sz="4" w:space="0" w:color="000000"/>
             </w:tcBorders>
           </w:tcPr>
-          <w:p>
+          <w:p ns2:paraId="5143163E" ns2:textId="77777777">
             <w:pPr>
               <w:pStyle w:val="TableParagraph"/>
               <w:spacing w:before="2"/>
@@ -1148,7 +1148,7 @@
               <w:right w:val="single" w:sz="4" w:space="0" w:color="000000"/>
             </w:tcBorders>
           </w:tcPr>
-          <w:p>
+          <w:p ns2:paraId="15B9347F" ns2:textId="77777777">
             <w:pPr>
               <w:pStyle w:val="TableParagraph"/>
               <w:tabs>
@@ -1210,7 +1210,7 @@
               <w:right w:val="single" w:sz="4" w:space="0" w:color="000000"/>
             </w:tcBorders>
           </w:tcPr>
-          <w:p>
+          <w:p ns2:paraId="7D1FBC28" ns2:textId="77777777">
             <w:pPr>
               <w:pStyle w:val="TableParagraph"/>
               <w:spacing w:before="2"/>
@@ -1270,7 +1270,7 @@
           </w:p>
         </w:tc>
       </w:tr>
-      <w:tr>
+      <w:tr ns2:paraId="231E265F" ns2:textId="77777777">
         <w:trPr>
           <w:trHeight w:val="930"/>
         </w:trPr>
@@ -1284,7 +1284,7 @@
               <w:right w:val="single" w:sz="4" w:space="0" w:color="000000"/>
             </w:tcBorders>
           </w:tcPr>
-          <w:p>
+          <w:p ns2:paraId="326E6090" ns2:textId="77777777">
             <w:pPr>
               <w:pStyle w:val="TableParagraph"/>
               <w:ind w:left="0" w:right="158"/>
@@ -1296,7 +1296,7 @@
               </w:rPr>
             </w:pPr>
           </w:p>
-          <w:p>
+          <w:p ns2:paraId="4F7B3ECA" ns2:textId="77777777">
             <w:pPr>
               <w:pStyle w:val="TableParagraph"/>
               <w:ind w:left="0" w:right="158"/>
@@ -1373,7 +1373,7 @@
               <w:right w:val="single" w:sz="4" w:space="0" w:color="000000"/>
             </w:tcBorders>
           </w:tcPr>
-          <w:p>
+          <w:p ns2:paraId="4624BA5A" ns2:textId="77777777">
             <w:pPr>
               <w:pStyle w:val="TableParagraph"/>
               <w:ind w:left="102" w:right="158"/>
@@ -1385,7 +1385,7 @@
               </w:rPr>
             </w:pPr>
           </w:p>
-          <w:p>
+          <w:p ns2:paraId="0A0DE8EA" ns2:textId="77777777">
             <w:pPr>
               <w:pStyle w:val="TableParagraph"/>
               <w:ind w:left="0" w:right="158"/>
@@ -1463,7 +1463,7 @@
               <w:right w:val="single" w:sz="4" w:space="0" w:color="000000"/>
             </w:tcBorders>
           </w:tcPr>
-          <w:p>
+          <w:p ns2:paraId="52AD00CB" ns2:textId="77777777">
             <w:pPr>
               <w:pStyle w:val="TableParagraph"/>
               <w:ind w:left="104" w:right="-15"/>
@@ -1475,7 +1475,7 @@
               </w:rPr>
             </w:pPr>
           </w:p>
-          <w:p>
+          <w:p ns2:paraId="520456E5" ns2:textId="77777777">
             <w:pPr>
               <w:pStyle w:val="TableParagraph"/>
               <w:ind w:left="0" w:right="-15"/>
@@ -1550,7 +1550,7 @@
               <w:right w:val="single" w:sz="4" w:space="0" w:color="000000"/>
             </w:tcBorders>
           </w:tcPr>
-          <w:p>
+          <w:p ns2:paraId="0B865F4B" ns2:textId="77777777">
             <w:pPr>
               <w:pStyle w:val="TableParagraph"/>
               <w:ind w:left="0" w:right="-15"/>
@@ -1562,7 +1562,7 @@
               </w:rPr>
             </w:pPr>
           </w:p>
-          <w:p>
+          <w:p ns2:paraId="3D027A64" ns2:textId="77777777">
             <w:pPr>
               <w:pStyle w:val="TableParagraph"/>
               <w:ind w:left="0" w:right="-15"/>
@@ -1633,7 +1633,7 @@
           </w:p>
         </w:tc>
       </w:tr>
-      <w:tr>
+      <w:tr ns2:paraId="71E835F2" ns2:textId="77777777">
         <w:trPr>
           <w:trHeight w:val="544"/>
         </w:trPr>
@@ -1647,7 +1647,7 @@
               <w:right w:val="single" w:sz="4" w:space="0" w:color="000000"/>
             </w:tcBorders>
           </w:tcPr>
-          <w:p>
+          <w:p ns2:paraId="56B2CE65" ns2:textId="77777777">
             <w:pPr>
               <w:pStyle w:val="TableParagraph"/>
               <w:spacing w:before="2"/>
@@ -1703,7 +1703,7 @@
               <w:t xml:space="preserve"> {telefone}</w:t>
             </w:r>
           </w:p>
-          <w:p>
+          <w:p ns2:paraId="24A4E843" ns2:textId="77777777">
             <w:pPr>
               <w:pStyle w:val="TableParagraph"/>
               <w:spacing w:line="255" w:lineRule="exact"/>
@@ -1726,7 +1726,7 @@
               <w:right w:val="single" w:sz="4" w:space="0" w:color="000000"/>
             </w:tcBorders>
           </w:tcPr>
-          <w:p>
+          <w:p ns2:paraId="656F1792" ns2:textId="77777777">
             <w:pPr>
               <w:pStyle w:val="TableParagraph"/>
               <w:spacing w:line="270" w:lineRule="atLeast"/>
@@ -1786,7 +1786,7 @@
           </w:p>
         </w:tc>
       </w:tr>
-      <w:tr>
+      <w:tr ns2:paraId="35B377F9" ns2:textId="77777777">
         <w:trPr>
           <w:trHeight w:val="679"/>
         </w:trPr>
@@ -1801,7 +1801,7 @@
               <w:right w:val="single" w:sz="4" w:space="0" w:color="000000"/>
             </w:tcBorders>
           </w:tcPr>
-          <w:p>
+          <w:p ns2:paraId="746A730E" ns2:textId="77777777">
             <w:pPr>
               <w:pStyle w:val="TableParagraph"/>
               <w:spacing w:before="2"/>
@@ -1849,7 +1849,7 @@
               <w:t xml:space="preserve"> {representante}</w:t>
             </w:r>
           </w:p>
-          <w:p>
+          <w:p ns2:paraId="32CCE0E4" ns2:textId="77777777">
             <w:pPr>
               <w:pStyle w:val="TableParagraph"/>
               <w:spacing w:before="138"/>
@@ -1972,7 +1972,7 @@
               <w:right w:val="single" w:sz="4" w:space="0" w:color="000000"/>
             </w:tcBorders>
           </w:tcPr>
-          <w:p>
+          <w:p ns2:paraId="78DC4798" ns2:textId="77777777">
             <w:pPr>
               <w:pStyle w:val="TableParagraph"/>
               <w:spacing w:before="139"/>
@@ -2021,7 +2021,7 @@
           </w:p>
         </w:tc>
       </w:tr>
-      <w:tr>
+      <w:tr ns2:paraId="5E6DFC02" ns2:textId="77777777">
         <w:trPr>
           <w:trHeight w:val="408"/>
         </w:trPr>
@@ -2036,7 +2036,7 @@
               <w:right w:val="single" w:sz="4" w:space="0" w:color="000000"/>
             </w:tcBorders>
           </w:tcPr>
-          <w:p>
+          <w:p ns2:paraId="410E58B5" ns2:textId="77777777">
             <w:pPr>
               <w:pStyle w:val="TableParagraph"/>
               <w:ind w:left="172"/>
@@ -2148,7 +2148,7 @@
         </w:tc>
       </w:tr>
     </w:tbl>
-    <w:p>
+    <w:p ns2:paraId="6144AFAE" ns2:textId="6674B5F1">
       <w:pPr>
         <w:pStyle w:val="Ttulo1"/>
         <w:spacing w:before="166"/>
@@ -2196,7 +2196,7 @@
       <w:tblGrid>
         <w:gridCol w:w="9712"/>
       </w:tblGrid>
-      <w:tr>
+      <w:tr ns2:paraId="21C60C94" ns2:textId="77777777">
         <w:trPr>
           <w:trHeight w:val="362"/>
         </w:trPr>
@@ -2206,7 +2206,7 @@
             <w:shd w:val="clear" w:color="auto" w:fill="E7E6E6"/>
             <w:vAlign w:val="center"/>
           </w:tcPr>
-          <w:p>
+          <w:p ns2:paraId="0F288D6B" ns2:textId="77777777">
             <w:pPr>
               <w:pStyle w:val="TableParagraph"/>
               <w:spacing w:before="4"/>
@@ -2308,7 +2308,7 @@
           </w:p>
         </w:tc>
       </w:tr>
-      <w:tr>
+      <w:tr ns2:paraId="54101EDB" ns2:textId="77777777">
         <w:trPr>
           <w:trHeight w:val="1958"/>
         </w:trPr>
@@ -2321,7 +2321,7 @@
               <w:right w:val="single" w:sz="4" w:space="0" w:color="000000"/>
             </w:tcBorders>
           </w:tcPr>
-          <w:p>
+          <w:p ns2:paraId="45DD40EA" ns2:textId="77777777">
             <w:pPr>
               <w:pStyle w:val="TableParagraph"/>
               <w:spacing w:before="4" w:line="276" w:lineRule="auto"/>
@@ -2720,7 +2720,7 @@
         </w:tc>
       </w:tr>
     </w:tbl>
-    <w:p>
+    <w:p ns2:paraId="5069EA82" ns2:textId="77777777">
       <w:pPr>
         <w:spacing w:before="251"/>
         <w:ind w:right="296"/>
@@ -2733,7 +2733,7 @@
         </w:rPr>
       </w:pPr>
     </w:p>
-    <w:p>
+    <w:p ns2:paraId="4BEF4DD2" ns2:textId="77777777">
       <w:pPr>
         <w:tabs>
           <w:tab w:val="left" w:pos="3080"/>
@@ -2752,7 +2752,7 @@
         </w:rPr>
       </w:pPr>
     </w:p>
-    <w:p>
+    <w:p ns2:paraId="467CECB8" ns2:textId="77777777">
       <w:pPr>
         <w:tabs>
           <w:tab w:val="left" w:pos="3080"/>
@@ -2771,7 +2771,7 @@
         </w:rPr>
       </w:pPr>
     </w:p>
-    <w:p>
+    <w:p ns2:paraId="2BB49B4E" ns2:textId="1448E7BF">
       <w:pPr>
         <w:tabs>
           <w:tab w:val="left" w:pos="3080"/>
@@ -2824,7 +2824,7 @@
         <w:t>OBJETO</w:t>
       </w:r>
     </w:p>
-    <w:p>
+    <w:p ns2:paraId="4AB6D31B" ns2:textId="77777777">
       <w:pPr>
         <w:spacing w:before="251"/>
         <w:ind w:right="48"/>
@@ -2839,7 +2839,7 @@
         </w:rPr>
       </w:pPr>
     </w:p>
-    <w:p>
+    <w:p ns2:paraId="62CD8F7E" ns2:textId="77777777">
       <w:pPr>
         <w:pStyle w:val="Corpodetexto"/>
         <w:ind w:right="48"/>
@@ -2870,7 +2870,7 @@
         <w:t>CONVENIADA</w:t>
       </w:r>
     </w:p>
-    <w:p>
+    <w:p ns2:paraId="365C410E" ns2:textId="77777777">
       <w:pPr>
         <w:pStyle w:val="Corpodetexto"/>
         <w:ind w:right="48"/>
@@ -2880,7 +2880,7 @@
         </w:rPr>
       </w:pPr>
     </w:p>
-    <w:p>
+    <w:p ns2:paraId="0C38928E" ns2:textId="77777777">
       <w:pPr>
         <w:pStyle w:val="Corpodetexto"/>
         <w:ind w:right="48"/>
@@ -3220,7 +3220,7 @@
         <w:t>, que complementem o processo ensino- aprendizagem.</w:t>
       </w:r>
     </w:p>
-    <w:p>
+    <w:p ns2:paraId="715AFB3E" ns2:textId="77777777">
       <w:pPr>
         <w:pStyle w:val="Corpodetexto"/>
         <w:ind w:right="48"/>
@@ -3230,7 +3230,7 @@
         </w:rPr>
       </w:pPr>
     </w:p>
-    <w:p>
+    <w:p ns2:paraId="4A65796D" ns2:textId="77777777">
       <w:pPr>
         <w:pStyle w:val="Corpodetexto"/>
         <w:ind w:right="48"/>
@@ -3253,7 +3253,7 @@
         <w:t xml:space="preserve"> – As visitas técnicas nos ambientes profissionais de que trata o caput serão descritas em documento específico que estabelece o roteiro da visita, além de outras possíveis atividades que possam ser realizadas em comum acordo entre a conveniada e a convenente, e podem ser compostas por observações no local de trabalho, da realização de apontamentos gerais sobre aquilo que o graduando possa observar, da elaboração de relatórios específicos, da interação com profissionais, observadas as especificidades de cada área.</w:t>
       </w:r>
     </w:p>
-    <w:p>
+    <w:p ns2:paraId="31F026D6" ns2:textId="77777777">
       <w:pPr>
         <w:pStyle w:val="Corpodetexto"/>
         <w:spacing w:before="1"/>
@@ -3264,7 +3264,7 @@
         </w:rPr>
       </w:pPr>
     </w:p>
-    <w:p>
+    <w:p ns2:paraId="650EAA38" ns2:textId="77777777">
       <w:pPr>
         <w:pStyle w:val="Corpodetexto"/>
         <w:ind w:right="48"/>
@@ -3429,7 +3429,7 @@
         <w:t>.</w:t>
       </w:r>
     </w:p>
-    <w:p>
+    <w:p ns2:paraId="7EA5154F" ns2:textId="77777777">
       <w:pPr>
         <w:pStyle w:val="Corpodetexto"/>
         <w:ind w:right="48"/>
@@ -3439,7 +3439,7 @@
         </w:rPr>
       </w:pPr>
     </w:p>
-    <w:p>
+    <w:p ns2:paraId="1E2F7847" ns2:textId="77777777">
       <w:pPr>
         <w:pStyle w:val="Corpodetexto"/>
         <w:ind w:right="48"/>
@@ -3629,7 +3629,7 @@
         <w:t>deste Convênio serãosempre formalizadas através de documentos específicos, que integrarão este instrumento para os efeitos de direito.</w:t>
       </w:r>
     </w:p>
-    <w:p>
+    <w:p ns2:paraId="1BD6B144" ns2:textId="77777777">
       <w:pPr>
         <w:pStyle w:val="Ttulo1"/>
         <w:spacing w:before="166"/>
@@ -3646,7 +3646,7 @@
         </w:rPr>
       </w:pPr>
     </w:p>
-    <w:p>
+    <w:p ns2:paraId="1E2609F2" ns2:textId="734792C6">
       <w:pPr>
         <w:pStyle w:val="Ttulo1"/>
         <w:spacing w:before="166"/>
@@ -3675,7 +3675,7 @@
         <w:t>DOS OBJETIVOS</w:t>
       </w:r>
     </w:p>
-    <w:p>
+    <w:p ns2:paraId="34584DB3" ns2:textId="77777777">
       <w:pPr>
         <w:pStyle w:val="Corpodetexto"/>
         <w:ind w:right="48"/>
@@ -3686,7 +3686,7 @@
         </w:rPr>
       </w:pPr>
     </w:p>
-    <w:p>
+    <w:p ns2:paraId="3AA99C20" ns2:textId="77777777">
       <w:pPr>
         <w:pStyle w:val="Corpodetexto"/>
         <w:ind w:right="48"/>
@@ -3987,7 +3987,7 @@
         <w:t>sejam designados, por parte da sua coordenação de curso, e descritas no Plano de Trabalho ou roteiro de visita, visando à integração, em termos de treinamentoprático, de aperfeiçoamento técnico-cultural, científico e de relacionamento humano.</w:t>
       </w:r>
     </w:p>
-    <w:p>
+    <w:p ns2:paraId="17D75823" ns2:textId="77777777">
       <w:pPr>
         <w:pStyle w:val="Corpodetexto"/>
         <w:ind w:right="48"/>
@@ -3997,7 +3997,7 @@
         </w:rPr>
       </w:pPr>
     </w:p>
-    <w:p>
+    <w:p ns2:paraId="4363846B" ns2:textId="77777777">
       <w:pPr>
         <w:pStyle w:val="Ttulo1"/>
         <w:spacing w:before="166"/>
@@ -4014,7 +4014,7 @@
         </w:rPr>
       </w:pPr>
     </w:p>
-    <w:p>
+    <w:p ns2:paraId="208883BB" ns2:textId="77777777">
       <w:pPr>
         <w:pStyle w:val="Ttulo1"/>
         <w:spacing w:before="166"/>
@@ -4031,7 +4031,7 @@
         </w:rPr>
       </w:pPr>
     </w:p>
-    <w:p>
+    <w:p ns2:paraId="3B5CE865" ns2:textId="419231AD">
       <w:pPr>
         <w:pStyle w:val="Ttulo1"/>
         <w:spacing w:before="166"/>
@@ -4060,7 +4060,7 @@
         <w:t>DAS VISITAS TÉCNICAS EM AMBIENTES PROFISSIONAIS</w:t>
       </w:r>
     </w:p>
-    <w:p>
+    <w:p ns2:paraId="764C2E93" ns2:textId="77777777">
       <w:pPr>
         <w:pStyle w:val="Corpodetexto"/>
         <w:spacing w:before="1"/>
@@ -4072,7 +4072,7 @@
         </w:rPr>
       </w:pPr>
     </w:p>
-    <w:p>
+    <w:p ns2:paraId="63A3ACF8" ns2:textId="77777777">
       <w:pPr>
         <w:pStyle w:val="Corpodetexto"/>
         <w:ind w:right="48"/>
@@ -4263,7 +4263,7 @@
         <w:t>experiências profissionais, em conformidade com o roteiro de visita.</w:t>
       </w:r>
     </w:p>
-    <w:p>
+    <w:p ns2:paraId="192F91C5" ns2:textId="77777777">
       <w:pPr>
         <w:ind w:right="48"/>
         <w:rPr>
@@ -4274,7 +4274,7 @@
         </w:rPr>
       </w:pPr>
     </w:p>
-    <w:p>
+    <w:p ns2:paraId="50F7E6B7" ns2:textId="77777777">
       <w:pPr>
         <w:ind w:right="48"/>
         <w:rPr>
@@ -4345,7 +4345,7 @@
         <w:t xml:space="preserve">             </w:t>
       </w:r>
     </w:p>
-    <w:p>
+    <w:p ns2:paraId="515AE481" ns2:textId="77777777">
       <w:pPr>
         <w:ind w:right="48"/>
         <w:rPr>
@@ -4356,7 +4356,7 @@
         </w:rPr>
       </w:pPr>
     </w:p>
-    <w:p>
+    <w:p ns2:paraId="26FD0387" ns2:textId="77777777">
       <w:pPr>
         <w:pStyle w:val="Corpodetexto"/>
         <w:ind w:right="48"/>
@@ -4523,7 +4523,7 @@
         <w:t xml:space="preserve">CONVENIADA </w:t>
       </w:r>
     </w:p>
-    <w:p>
+    <w:p ns2:paraId="537D23A4" ns2:textId="77777777">
       <w:pPr>
         <w:pStyle w:val="Corpodetexto"/>
         <w:ind w:right="48"/>
@@ -4533,7 +4533,7 @@
         </w:rPr>
       </w:pPr>
     </w:p>
-    <w:p>
+    <w:p ns2:paraId="02CD1D01" ns2:textId="77777777">
       <w:pPr>
         <w:pStyle w:val="Corpodetexto"/>
         <w:ind w:right="48"/>
@@ -4718,7 +4718,7 @@
         <w:t>reparosnecessários.</w:t>
       </w:r>
     </w:p>
-    <w:p>
+    <w:p ns2:paraId="11DE5B59" ns2:textId="77777777">
       <w:pPr>
         <w:pStyle w:val="Corpodetexto"/>
         <w:ind w:right="48"/>
@@ -4728,7 +4728,7 @@
         </w:rPr>
       </w:pPr>
     </w:p>
-    <w:p>
+    <w:p ns2:paraId="1A6330B7" ns2:textId="77777777">
       <w:pPr>
         <w:pStyle w:val="Corpodetexto"/>
         <w:ind w:right="48"/>
@@ -4776,7 +4776,7 @@
         <w:t>, não podendo ser superior a 02 (duas) horas diárias, em calendário acordado entre as partes.</w:t>
       </w:r>
     </w:p>
-    <w:p>
+    <w:p ns2:paraId="6A509C9E" ns2:textId="77777777">
       <w:pPr>
         <w:ind w:right="48"/>
         <w:rPr>
@@ -4794,7 +4794,7 @@
         <w:t xml:space="preserve">  </w:t>
       </w:r>
     </w:p>
-    <w:p>
+    <w:p ns2:paraId="319545D2" ns2:textId="77777777">
       <w:pPr>
         <w:ind w:right="48"/>
         <w:jc w:val="both"/>
@@ -4839,7 +4839,7 @@
         <w:t>as obrigações relativas às VISITAS TÉCNICAS:</w:t>
       </w:r>
     </w:p>
-    <w:p>
+    <w:p ns2:paraId="46A45CC2" ns2:textId="77777777">
       <w:pPr>
         <w:pStyle w:val="Corpodetexto"/>
         <w:ind w:right="48"/>
@@ -4849,7 +4849,7 @@
         </w:rPr>
       </w:pPr>
     </w:p>
-    <w:p>
+    <w:p ns2:paraId="2A8765A8" ns2:textId="77777777">
       <w:pPr>
         <w:pStyle w:val="PargrafodaLista"/>
         <w:numPr>
@@ -5064,7 +5064,7 @@
         <w:t>em articulação com a CONVENIADA;</w:t>
       </w:r>
     </w:p>
-    <w:p>
+    <w:p ns2:paraId="27539614" ns2:textId="77777777">
       <w:pPr>
         <w:pStyle w:val="PargrafodaLista"/>
         <w:numPr>
@@ -5237,7 +5237,7 @@
         <w:t>técnicas;</w:t>
       </w:r>
     </w:p>
-    <w:p>
+    <w:p ns2:paraId="4CB15202" ns2:textId="77777777">
       <w:pPr>
         <w:pStyle w:val="PargrafodaLista"/>
         <w:numPr>
@@ -5589,7 +5589,7 @@
         <w:t>teoria e a prática;</w:t>
       </w:r>
     </w:p>
-    <w:p>
+    <w:p ns2:paraId="49A40146" ns2:textId="77777777">
       <w:pPr>
         <w:pStyle w:val="PargrafodaLista"/>
         <w:numPr>
@@ -5617,7 +5617,7 @@
         <w:t>Designar um representante da instituição para o acompanhamento da visita técnica;</w:t>
       </w:r>
     </w:p>
-    <w:p>
+    <w:p ns2:paraId="33D1BF82" ns2:textId="77777777">
       <w:pPr>
         <w:pStyle w:val="PargrafodaLista"/>
         <w:numPr>
@@ -5662,7 +5662,7 @@
         <w:t>.</w:t>
       </w:r>
     </w:p>
-    <w:p>
+    <w:p ns2:paraId="10ACB958" ns2:textId="77777777">
       <w:pPr>
         <w:pStyle w:val="Corpodetexto"/>
         <w:spacing w:before="2"/>
@@ -5673,7 +5673,7 @@
         </w:rPr>
       </w:pPr>
     </w:p>
-    <w:p>
+    <w:p ns2:paraId="4D4F13A6" ns2:textId="77777777">
       <w:pPr>
         <w:ind w:right="48"/>
         <w:jc w:val="both"/>
@@ -5718,7 +5718,7 @@
         <w:t>às obrigações relativas às VISITAS TÉCNICAS:</w:t>
       </w:r>
     </w:p>
-    <w:p>
+    <w:p ns2:paraId="6DB1A75C" ns2:textId="77777777">
       <w:pPr>
         <w:pStyle w:val="Corpodetexto"/>
         <w:spacing w:before="1"/>
@@ -5729,7 +5729,7 @@
         </w:rPr>
       </w:pPr>
     </w:p>
-    <w:p>
+    <w:p ns2:paraId="536E6F61" ns2:textId="77777777">
       <w:pPr>
         <w:pStyle w:val="PargrafodaLista"/>
         <w:numPr>
@@ -5757,7 +5757,7 @@
         <w:t>Proporcionar ao graduando condições adequadas à consecução do roteiro da visita técnica;</w:t>
       </w:r>
     </w:p>
-    <w:p>
+    <w:p ns2:paraId="4EB3B8ED" ns2:textId="77777777">
       <w:pPr>
         <w:pStyle w:val="PargrafodaLista"/>
         <w:numPr>
@@ -5913,7 +5913,7 @@
         <w:t>realização;</w:t>
       </w:r>
     </w:p>
-    <w:p>
+    <w:p ns2:paraId="45BF51B2" ns2:textId="6EC0BF68">
       <w:pPr>
         <w:pStyle w:val="PargrafodaLista"/>
         <w:numPr>
@@ -5956,7 +5956,7 @@
           <w:sz w:val="24"/>
           <w:szCs w:val="24"/>
         </w:rPr>
-        <w:t>, compreendendo: cronograma (datas e horários), espaçosfísicos a serem cedidos,</w:t>
+        <w:t>, compreendendo: cronograma (datas e horários), espaços físicos a serem cedidos,</w:t>
       </w:r>
       <w:r>
         <w:rPr>
@@ -6231,7 +6231,7 @@
         <w:t>acadêmico;</w:t>
       </w:r>
     </w:p>
-    <w:p>
+    <w:p ns2:paraId="57ADF90C" ns2:textId="77777777">
       <w:pPr>
         <w:pStyle w:val="PargrafodaLista"/>
         <w:numPr>
@@ -6463,7 +6463,7 @@
         <w:t>, de acordo com roteiro da visita previamente acordado.</w:t>
       </w:r>
     </w:p>
-    <w:p>
+    <w:p ns2:paraId="483823F7" ns2:textId="77777777">
       <w:pPr>
         <w:pStyle w:val="Corpodetexto"/>
         <w:ind w:right="48"/>
@@ -6473,7 +6473,7 @@
         </w:rPr>
       </w:pPr>
     </w:p>
-    <w:p>
+    <w:p ns2:paraId="2CC89612" ns2:textId="77777777">
       <w:pPr>
         <w:pStyle w:val="Ttulo1"/>
         <w:spacing w:before="166"/>
@@ -6502,7 +6502,7 @@
         <w:t>DOS ESTÁGIOS OBRIGATÓRIOS</w:t>
       </w:r>
     </w:p>
-    <w:p>
+    <w:p ns2:paraId="2631F420" ns2:textId="77777777">
       <w:pPr>
         <w:pStyle w:val="Corpodetexto"/>
         <w:spacing w:before="274"/>
@@ -6779,7 +6779,7 @@
         <w:t>11.788/2008.</w:t>
       </w:r>
     </w:p>
-    <w:p>
+    <w:p ns2:paraId="656F4351" ns2:textId="77777777">
       <w:pPr>
         <w:pStyle w:val="Corpodetexto"/>
         <w:spacing w:before="2"/>
@@ -6790,7 +6790,7 @@
         </w:rPr>
       </w:pPr>
     </w:p>
-    <w:p>
+    <w:p ns2:paraId="78767681" ns2:textId="77777777">
       <w:pPr>
         <w:pStyle w:val="Corpodetexto"/>
         <w:spacing w:before="1"/>
@@ -7133,7 +7133,7 @@
         <w:t>disciplina.</w:t>
       </w:r>
     </w:p>
-    <w:p>
+    <w:p ns2:paraId="73AD2B45" ns2:textId="77777777">
       <w:pPr>
         <w:pStyle w:val="Corpodetexto"/>
         <w:ind w:right="48"/>
@@ -7143,7 +7143,7 @@
         </w:rPr>
       </w:pPr>
     </w:p>
-    <w:p>
+    <w:p ns2:paraId="5561F25F" ns2:textId="77777777">
       <w:pPr>
         <w:ind w:right="48"/>
         <w:jc w:val="both"/>
@@ -7188,7 +7188,7 @@
         <w:t>a CONVENENTE:</w:t>
       </w:r>
     </w:p>
-    <w:p>
+    <w:p ns2:paraId="299C0D8A" ns2:textId="77777777">
       <w:pPr>
         <w:pStyle w:val="Corpodetexto"/>
         <w:ind w:right="48"/>
@@ -7198,7 +7198,7 @@
         </w:rPr>
       </w:pPr>
     </w:p>
-    <w:p>
+    <w:p ns2:paraId="62C0379B" ns2:textId="77777777">
       <w:pPr>
         <w:pStyle w:val="PargrafodaLista"/>
         <w:numPr>
@@ -7396,7 +7396,7 @@
         <w:t>profissional do aluno, conforme proposta pedagógica do Curso;</w:t>
       </w:r>
     </w:p>
-    <w:p>
+    <w:p ns2:paraId="0322124C" ns2:textId="77777777">
       <w:pPr>
         <w:pStyle w:val="PargrafodaLista"/>
         <w:numPr>
@@ -7516,7 +7516,7 @@
         <w:t>estágio;</w:t>
       </w:r>
     </w:p>
-    <w:p>
+    <w:p ns2:paraId="4D24B10B" ns2:textId="77777777">
       <w:pPr>
         <w:pStyle w:val="PargrafodaLista"/>
         <w:numPr>
@@ -7681,7 +7681,7 @@
         <w:t>intervenções necessárias, observados os preceitos da ética profissional;</w:t>
       </w:r>
     </w:p>
-    <w:p>
+    <w:p ns2:paraId="13A8DF1F" ns2:textId="77777777">
       <w:pPr>
         <w:pStyle w:val="PargrafodaLista"/>
         <w:numPr>
@@ -7709,7 +7709,7 @@
         <w:t>Elaborar normas complementares e avaliar o desempenho do estagiário em periodicidade não superior a 6 meses;</w:t>
       </w:r>
     </w:p>
-    <w:p>
+    <w:p ns2:paraId="508476DC" ns2:textId="77777777">
       <w:pPr>
         <w:pStyle w:val="PargrafodaLista"/>
         <w:numPr>
@@ -7737,7 +7737,7 @@
         <w:t>Zelar pelo cumprimento do presente Termo, bem como do Termo de Compromisso de Estágio, reorientando o estagiário para outro local em caso de descumprimento de suas normas;</w:t>
       </w:r>
     </w:p>
-    <w:p>
+    <w:p ns2:paraId="04D0C485" ns2:textId="77777777">
       <w:pPr>
         <w:pStyle w:val="PargrafodaLista"/>
         <w:numPr>
@@ -7783,7 +7783,7 @@
         <w:t>e incluir o número da Apólice no Termo de Compromisso de Estágio;</w:t>
       </w:r>
     </w:p>
-    <w:p>
+    <w:p ns2:paraId="580FD9B0" ns2:textId="77777777">
       <w:pPr>
         <w:pStyle w:val="PargrafodaLista"/>
         <w:numPr>
@@ -7982,7 +7982,7 @@
         <w:t>referentes ao estágio;</w:t>
       </w:r>
     </w:p>
-    <w:p>
+    <w:p ns2:paraId="731F17B1" ns2:textId="77777777">
       <w:pPr>
         <w:pStyle w:val="PargrafodaLista"/>
         <w:numPr>
@@ -8165,7 +8165,7 @@
         <w:t>acadêmico;</w:t>
       </w:r>
     </w:p>
-    <w:p>
+    <w:p ns2:paraId="0ADCCA94" ns2:textId="77777777">
       <w:pPr>
         <w:pStyle w:val="PargrafodaLista"/>
         <w:numPr>
@@ -8340,7 +8340,7 @@
         <w:t>vida escolar do(a) Estagiário(a);</w:t>
       </w:r>
     </w:p>
-    <w:p>
+    <w:p ns2:paraId="53544B2F" ns2:textId="77777777">
       <w:pPr>
         <w:pStyle w:val="PargrafodaLista"/>
         <w:numPr>
@@ -8522,7 +8522,7 @@
         <w:t>exigências do conselho profissional, remuneração para o Preceptor, quando incidir responsabilidade técnica sobre a atividade de estágio obrigatório;</w:t>
       </w:r>
     </w:p>
-    <w:p>
+    <w:p ns2:paraId="7D0E314D" ns2:textId="39782B01">
       <w:pPr>
         <w:pStyle w:val="PargrafodaLista"/>
         <w:numPr>
@@ -8793,7 +8793,7 @@
         <w:t>público.</w:t>
       </w:r>
     </w:p>
-    <w:p>
+    <w:p ns2:paraId="2486536F" ns2:textId="77777777">
       <w:pPr>
         <w:pStyle w:val="Corpodetexto"/>
         <w:ind w:right="48"/>
@@ -8803,7 +8803,7 @@
         </w:rPr>
       </w:pPr>
     </w:p>
-    <w:p>
+    <w:p ns2:paraId="503B887D" ns2:textId="77777777">
       <w:pPr>
         <w:ind w:right="48"/>
         <w:jc w:val="both"/>
@@ -9016,7 +9016,7 @@
         <w:t>a</w:t>
       </w:r>
     </w:p>
-    <w:p>
+    <w:p ns2:paraId="16F001F9" ns2:textId="77777777">
       <w:pPr>
         <w:ind w:right="48"/>
         <w:jc w:val="both"/>
@@ -9073,7 +9073,7 @@
         <w:t>CONVENENTE.</w:t>
       </w:r>
     </w:p>
-    <w:p>
+    <w:p ns2:paraId="108869C7" ns2:textId="77777777">
       <w:pPr>
         <w:pStyle w:val="Corpodetexto"/>
         <w:ind w:right="48"/>
@@ -9083,7 +9083,7 @@
         </w:rPr>
       </w:pPr>
     </w:p>
-    <w:p>
+    <w:p ns2:paraId="5C4EB33C" ns2:textId="77777777">
       <w:pPr>
         <w:ind w:right="48"/>
         <w:jc w:val="both"/>
@@ -9128,7 +9128,7 @@
         <w:t>as obrigações relativas ao ESTÁGIO OBRIGATÓRIO:</w:t>
       </w:r>
     </w:p>
-    <w:p>
+    <w:p ns2:paraId="523EEAA0" ns2:textId="77777777">
       <w:pPr>
         <w:pStyle w:val="Corpodetexto"/>
         <w:ind w:right="48"/>
@@ -9138,7 +9138,7 @@
         </w:rPr>
       </w:pPr>
     </w:p>
-    <w:p>
+    <w:p ns2:paraId="52BBD032" ns2:textId="77777777">
       <w:pPr>
         <w:pStyle w:val="PargrafodaLista"/>
         <w:numPr>
@@ -9319,7 +9319,7 @@
         <w:t>de aprendizagem social,profissional e cultural;</w:t>
       </w:r>
     </w:p>
-    <w:p>
+    <w:p ns2:paraId="0A2EE05D" ns2:textId="77777777">
       <w:pPr>
         <w:pStyle w:val="PargrafodaLista"/>
         <w:numPr>
@@ -9348,7 +9348,7 @@
         <w:t>Oferecer condições físicas e materiais indispensáveis ao desempenho das atividades e aplicar ao estagiário a legislação de saúde e segurança do trabalho;</w:t>
       </w:r>
     </w:p>
-    <w:p>
+    <w:p ns2:paraId="43620D3A" ns2:textId="77777777">
       <w:pPr>
         <w:pStyle w:val="PargrafodaLista"/>
         <w:numPr>
@@ -9546,7 +9546,7 @@
         <w:t>necessários, de acordo com a Lei n. 11.788/2008.</w:t>
       </w:r>
     </w:p>
-    <w:p>
+    <w:p ns2:paraId="23A241D0" ns2:textId="77777777">
       <w:pPr>
         <w:pStyle w:val="PargrafodaLista"/>
         <w:numPr>
@@ -9583,7 +9583,7 @@
         <w:t>cumprimento;</w:t>
       </w:r>
     </w:p>
-    <w:p>
+    <w:p ns2:paraId="22C396F1" ns2:textId="77777777">
       <w:pPr>
         <w:pStyle w:val="PargrafodaLista"/>
         <w:numPr>
@@ -9628,7 +9628,7 @@
         <w:t>, através da Coordenação de Estágio, qualquerirregularidade ou ocorrência na realização do estágio;</w:t>
       </w:r>
     </w:p>
-    <w:p>
+    <w:p ns2:paraId="44824EE0" ns2:textId="77777777">
       <w:pPr>
         <w:pStyle w:val="PargrafodaLista"/>
         <w:numPr>
@@ -9674,7 +9674,7 @@
         <w:t>, se for o caso, o desejo de interrupção do estágio e solicitar o Termo de Cancelamento do TCE;</w:t>
       </w:r>
     </w:p>
-    <w:p>
+    <w:p ns2:paraId="5618D179" ns2:textId="77777777">
       <w:pPr>
         <w:pStyle w:val="PargrafodaLista"/>
         <w:numPr>
@@ -10001,7 +10001,7 @@
         <w:t>;</w:t>
       </w:r>
     </w:p>
-    <w:p>
+    <w:p ns2:paraId="1128F097" ns2:textId="77777777">
       <w:pPr>
         <w:pStyle w:val="PargrafodaLista"/>
         <w:numPr>
@@ -10048,7 +10048,7 @@
         <w:t>;</w:t>
       </w:r>
     </w:p>
-    <w:p>
+    <w:p ns2:paraId="6AA29E54" ns2:textId="77777777">
       <w:pPr>
         <w:pStyle w:val="PargrafodaLista"/>
         <w:numPr>
@@ -10095,7 +10095,7 @@
         <w:t>, a qualquer pretexto, sem prévia autorização formal;</w:t>
       </w:r>
     </w:p>
-    <w:p>
+    <w:p ns2:paraId="7BA0F5AC" ns2:textId="77777777">
       <w:pPr>
         <w:pStyle w:val="PargrafodaLista"/>
         <w:numPr>
@@ -10244,7 +10244,7 @@
         <w:t>de condutas éticas, serãoestabelecidas no Regulamento de Atividades de Estágios Obrigatórios.</w:t>
       </w:r>
     </w:p>
-    <w:p>
+    <w:p ns2:paraId="68FDBCAC" ns2:textId="77777777">
       <w:pPr>
         <w:pStyle w:val="Corpodetexto"/>
         <w:spacing w:before="266"/>
@@ -10274,7 +10274,7 @@
         <w:t>intervenção.</w:t>
       </w:r>
     </w:p>
-    <w:p>
+    <w:p ns2:paraId="693BEF9E" ns2:textId="77777777">
       <w:pPr>
         <w:pStyle w:val="Corpodetexto"/>
         <w:spacing w:before="2"/>
@@ -10285,7 +10285,7 @@
         </w:rPr>
       </w:pPr>
     </w:p>
-    <w:p>
+    <w:p ns2:paraId="72807A24" ns2:textId="15E32435">
       <w:pPr>
         <w:pStyle w:val="Corpodetexto"/>
         <w:ind w:right="48"/>
@@ -10450,7 +10450,7 @@
         <w:t>semanais.</w:t>
       </w:r>
     </w:p>
-    <w:p>
+    <w:p ns2:paraId="257B0105" ns2:textId="77777777">
       <w:pPr>
         <w:pStyle w:val="Ttulo1"/>
         <w:spacing w:before="166"/>
@@ -10467,7 +10467,7 @@
         </w:rPr>
       </w:pPr>
     </w:p>
-    <w:p>
+    <w:p ns2:paraId="45DAA7B2" ns2:textId="535CAD8E">
       <w:pPr>
         <w:pStyle w:val="Ttulo1"/>
         <w:spacing w:before="166"/>
@@ -10492,7 +10492,7 @@
         <w:t>DO SEGURO CONTRA ACIDENTES PESSOAIS</w:t>
       </w:r>
     </w:p>
-    <w:p>
+    <w:p ns2:paraId="706031CD" ns2:textId="77777777">
       <w:pPr>
         <w:pStyle w:val="Corpodetexto"/>
         <w:spacing w:before="274"/>
@@ -10528,7 +10528,7 @@
         <w:t>providenciará a inclusão do aluno/estagiário no seguro contra acidentes pessoais e a devida inclusão nos termos de compromisso no caso de estágio obrigatório, em conformidade com a legislação e normas pertinentes em vigor.</w:t>
       </w:r>
     </w:p>
-    <w:p>
+    <w:p ns2:paraId="35637305" ns2:textId="77777777">
       <w:pPr>
         <w:pStyle w:val="Corpodetexto"/>
         <w:spacing w:before="2"/>
@@ -10539,7 +10539,7 @@
         </w:rPr>
       </w:pPr>
     </w:p>
-    <w:p>
+    <w:p ns2:paraId="43404FDF" ns2:textId="77777777">
       <w:pPr>
         <w:pStyle w:val="Corpodetexto"/>
         <w:spacing w:before="1"/>
@@ -10575,7 +10575,7 @@
         <w:t>.</w:t>
       </w:r>
     </w:p>
-    <w:p>
+    <w:p ns2:paraId="1544FBAD" ns2:textId="77777777">
       <w:pPr>
         <w:pStyle w:val="Corpodetexto"/>
         <w:ind w:right="48"/>
@@ -10585,7 +10585,7 @@
         </w:rPr>
       </w:pPr>
     </w:p>
-    <w:p>
+    <w:p ns2:paraId="1277D146" ns2:textId="77777777">
       <w:pPr>
         <w:pStyle w:val="Corpodetexto"/>
         <w:ind w:right="48"/>
@@ -10763,7 +10763,7 @@
         <w:t>início do estágio obrigatório em ambientesprofissionais em suas dependências.</w:t>
       </w:r>
     </w:p>
-    <w:p>
+    <w:p ns2:paraId="19A43177" ns2:textId="77777777">
       <w:pPr>
         <w:pStyle w:val="Corpodetexto"/>
         <w:ind w:right="48"/>
@@ -10773,7 +10773,7 @@
         </w:rPr>
       </w:pPr>
     </w:p>
-    <w:p>
+    <w:p ns2:paraId="4B0A5D33" ns2:textId="77777777">
       <w:pPr>
         <w:pStyle w:val="Ttulo1"/>
         <w:spacing w:before="166"/>
@@ -10802,7 +10802,7 @@
         <w:t>DO VÍNCULO</w:t>
       </w:r>
     </w:p>
-    <w:p>
+    <w:p ns2:paraId="67A6457E" ns2:textId="77777777">
       <w:pPr>
         <w:pStyle w:val="Corpodetexto"/>
         <w:ind w:right="48"/>
@@ -10813,7 +10813,7 @@
         </w:rPr>
       </w:pPr>
     </w:p>
-    <w:p>
+    <w:p ns2:paraId="70C4D60D" ns2:textId="77777777">
       <w:pPr>
         <w:pStyle w:val="Corpodetexto"/>
         <w:ind w:right="48"/>
@@ -11237,7 +11237,7 @@
         <w:t>acadêmico.</w:t>
       </w:r>
     </w:p>
-    <w:p>
+    <w:p ns2:paraId="4A54A469" ns2:textId="77777777">
       <w:pPr>
         <w:pStyle w:val="Ttulo1"/>
         <w:spacing w:before="166"/>
@@ -11266,7 +11266,7 @@
         <w:t>DA VIGÊNCIA</w:t>
       </w:r>
     </w:p>
-    <w:p>
+    <w:p ns2:paraId="2C343B5E" ns2:textId="77777777">
       <w:pPr>
         <w:pStyle w:val="Corpodetexto"/>
         <w:spacing w:before="5"/>
@@ -11278,7 +11278,7 @@
         </w:rPr>
       </w:pPr>
     </w:p>
-    <w:p>
+    <w:p ns2:paraId="3C9C865E" ns2:textId="3745FA4F">
       <w:pPr>
         <w:pStyle w:val="Corpodetexto"/>
         <w:ind w:right="48"/>
@@ -11469,7 +11469,7 @@
         <w:t>período de tempo, mediante assinatura de novo Termo de Convênio devidamente acordado entre as partes.</w:t>
       </w:r>
     </w:p>
-    <w:p>
+    <w:p ns2:paraId="32FBF6F6" ns2:textId="77777777">
       <w:pPr>
         <w:pStyle w:val="Corpodetexto"/>
         <w:ind w:right="48"/>
@@ -11478,7 +11478,7 @@
         </w:rPr>
       </w:pPr>
     </w:p>
-    <w:p>
+    <w:p ns2:paraId="5BDB9CA3" ns2:textId="77777777">
       <w:pPr>
         <w:pStyle w:val="Ttulo1"/>
         <w:spacing w:before="166"/>
@@ -11507,7 +11507,7 @@
         <w:t>DA RESCISÃO</w:t>
       </w:r>
     </w:p>
-    <w:p>
+    <w:p ns2:paraId="131506EA" ns2:textId="77777777">
       <w:pPr>
         <w:pStyle w:val="Corpodetexto"/>
         <w:ind w:right="48"/>
@@ -11518,7 +11518,7 @@
         </w:rPr>
       </w:pPr>
     </w:p>
-    <w:p>
+    <w:p ns2:paraId="28B6EF7D" ns2:textId="77777777">
       <w:pPr>
         <w:pStyle w:val="Corpodetexto"/>
         <w:ind w:right="48"/>
@@ -11813,7 +11813,7 @@
         <w:t>que participaram do acordo, inclusive aos estagiários, no que couber.</w:t>
       </w:r>
     </w:p>
-    <w:p>
+    <w:p ns2:paraId="0D0E55E5" ns2:textId="77777777">
       <w:pPr>
         <w:pStyle w:val="Corpodetexto"/>
         <w:spacing w:before="3"/>
@@ -11824,7 +11824,7 @@
         </w:rPr>
       </w:pPr>
     </w:p>
-    <w:p>
+    <w:p ns2:paraId="1D9E832D" ns2:textId="3A7C6BEF">
       <w:pPr>
         <w:ind w:right="48"/>
         <w:jc w:val="both"/>
@@ -12329,7 +12329,7 @@
         <w:t>se proceder à rescisão do presente Termo de Convênio.</w:t>
       </w:r>
     </w:p>
-    <w:p>
+    <w:p ns2:paraId="651B0D8B" ns2:textId="77777777">
       <w:pPr>
         <w:pStyle w:val="Corpodetexto"/>
         <w:spacing w:before="81"/>
@@ -12340,7 +12340,7 @@
         </w:rPr>
       </w:pPr>
     </w:p>
-    <w:p>
+    <w:p ns2:paraId="59E3702D" ns2:textId="77777777">
       <w:pPr>
         <w:pStyle w:val="Ttulo1"/>
         <w:spacing w:before="166"/>
@@ -12369,7 +12369,7 @@
         <w:t>DAS CONTRAPARTIDAS</w:t>
       </w:r>
     </w:p>
-    <w:p>
+    <w:p ns2:paraId="055350A8" ns2:textId="77777777">
       <w:pPr>
         <w:pStyle w:val="Corpodetexto"/>
         <w:spacing w:before="276"/>
@@ -12422,7 +12422,7 @@
         <w:t>:</w:t>
       </w:r>
     </w:p>
-    <w:p>
+    <w:p ns2:paraId="6849FC7E" ns2:textId="77777777">
       <w:pPr>
         <w:pStyle w:val="Corpodetexto"/>
         <w:spacing w:before="276"/>
@@ -12440,7 +12440,7 @@
         <w:t>I – 01 (uma) bolsa de pós-graduação na modalidade EAD;</w:t>
       </w:r>
     </w:p>
-    <w:p>
+    <w:p ns2:paraId="79686834" ns2:textId="77777777">
       <w:pPr>
         <w:pStyle w:val="Corpodetexto"/>
         <w:spacing w:before="276"/>
@@ -12466,7 +12466,7 @@
         <w:t xml:space="preserve">kit de material; </w:t>
       </w:r>
     </w:p>
-    <w:p>
+    <w:p ns2:paraId="35728B74" ns2:textId="77777777">
       <w:pPr>
         <w:pStyle w:val="Corpodetexto"/>
         <w:spacing w:before="276"/>
@@ -12483,7 +12483,7 @@
         <w:t>III – pagamento mensal no valor de R$ 100,00 (cem reais) por aluno, enquanto este permanecer vinculado ao ambiente profissional concedente.</w:t>
       </w:r>
     </w:p>
-    <w:p>
+    <w:p ns2:paraId="065C9EA9" ns2:textId="77777777">
       <w:pPr>
         <w:pStyle w:val="Corpodetexto"/>
         <w:spacing w:before="276"/>
@@ -12502,7 +12502,7 @@
         <w:t>Bolsa de pós – graduação</w:t>
       </w:r>
     </w:p>
-    <w:p>
+    <w:p ns2:paraId="2A3F71BE" ns2:textId="77777777">
       <w:pPr>
         <w:pStyle w:val="Corpodetexto"/>
         <w:spacing w:before="274"/>
@@ -12551,7 +12551,7 @@
         <w:t>.</w:t>
       </w:r>
     </w:p>
-    <w:p>
+    <w:p ns2:paraId="5EFB5047" ns2:textId="77777777">
       <w:pPr>
         <w:pStyle w:val="Corpodetexto"/>
         <w:spacing w:before="2"/>
@@ -12562,7 +12562,7 @@
         </w:rPr>
       </w:pPr>
     </w:p>
-    <w:p>
+    <w:p ns2:paraId="6A438DDB" ns2:textId="77777777">
       <w:pPr>
         <w:pStyle w:val="Corpodetexto"/>
         <w:ind w:right="48"/>
@@ -12597,7 +12597,7 @@
         <w:t>.</w:t>
       </w:r>
     </w:p>
-    <w:p>
+    <w:p ns2:paraId="3CA5F123" ns2:textId="77777777">
       <w:pPr>
         <w:pStyle w:val="Corpodetexto"/>
         <w:ind w:right="48"/>
@@ -12607,7 +12607,7 @@
         </w:rPr>
       </w:pPr>
     </w:p>
-    <w:p>
+    <w:p ns2:paraId="452098BE" ns2:textId="77777777">
       <w:pPr>
         <w:pStyle w:val="Corpodetexto"/>
         <w:ind w:right="48"/>
@@ -12936,7 +12936,7 @@
         <w:t>automaticamente.</w:t>
       </w:r>
     </w:p>
-    <w:p>
+    <w:p ns2:paraId="0E908060" ns2:textId="77777777">
       <w:pPr>
         <w:pStyle w:val="Corpodetexto"/>
         <w:ind w:right="48"/>
@@ -12954,7 +12954,7 @@
         <w:t>Pagamento Kit</w:t>
       </w:r>
     </w:p>
-    <w:p>
+    <w:p ns2:paraId="5899A410" ns2:textId="77777777">
       <w:pPr>
         <w:pStyle w:val="Corpodetexto"/>
         <w:ind w:right="48"/>
@@ -12965,7 +12965,7 @@
         </w:rPr>
       </w:pPr>
     </w:p>
-    <w:p>
+    <w:p ns2:paraId="1937D4B4" ns2:textId="77777777">
       <w:pPr>
         <w:pStyle w:val="Corpodetexto"/>
         <w:ind w:right="48"/>
@@ -13041,7 +13041,7 @@
         <w:t>.</w:t>
       </w:r>
     </w:p>
-    <w:p>
+    <w:p ns2:paraId="0DE7BD88" ns2:textId="77777777">
       <w:pPr>
         <w:pStyle w:val="Corpodetexto"/>
         <w:ind w:right="48"/>
@@ -13050,7 +13050,7 @@
         </w:rPr>
       </w:pPr>
     </w:p>
-    <w:p>
+    <w:p ns2:paraId="0E5ED078" ns2:textId="77777777">
       <w:pPr>
         <w:pStyle w:val="Corpodetexto"/>
         <w:ind w:right="48"/>
@@ -13115,7 +13115,7 @@
         <w:t xml:space="preserve"> deverá atentar-se rigorosamente aos prazos estipulados. </w:t>
       </w:r>
     </w:p>
-    <w:p>
+    <w:p ns2:paraId="667038B3" ns2:textId="77777777">
       <w:pPr>
         <w:pStyle w:val="Corpodetexto"/>
         <w:ind w:right="48"/>
@@ -13124,7 +13124,7 @@
         </w:rPr>
       </w:pPr>
     </w:p>
-    <w:p>
+    <w:p ns2:paraId="7A3C1233" ns2:textId="77777777">
       <w:pPr>
         <w:pStyle w:val="Corpodetexto"/>
         <w:ind w:right="48"/>
@@ -13144,7 +13144,7 @@
         <w:t>Pagamento Repasse aluno/mês</w:t>
       </w:r>
     </w:p>
-    <w:p>
+    <w:p ns2:paraId="6D93334C" ns2:textId="77777777">
       <w:pPr>
         <w:pStyle w:val="Corpodetexto"/>
         <w:ind w:right="48"/>
@@ -13153,7 +13153,7 @@
         </w:rPr>
       </w:pPr>
     </w:p>
-    <w:p>
+    <w:p ns2:paraId="4323E5B7" ns2:textId="77777777">
       <w:pPr>
         <w:pStyle w:val="Corpodetexto"/>
         <w:ind w:right="48"/>
@@ -13204,7 +13204,7 @@
         <w:t xml:space="preserve"> o valor mensal de R$ 100,00 (cem reais) por aluno vinculado ao respectivo ambiente profissional, correspondente ao período efetivo de permanência do aluno no local de estágio.O pagamento será realizado de forma proporcional à quantidade de meses em que o aluno permanecer vinculado ao ambiente conveniado.</w:t>
       </w:r>
     </w:p>
-    <w:p>
+    <w:p ns2:paraId="5330881A" ns2:textId="77777777">
       <w:pPr>
         <w:pStyle w:val="Corpodetexto"/>
         <w:ind w:right="48"/>
@@ -13213,7 +13213,7 @@
         </w:rPr>
       </w:pPr>
     </w:p>
-    <w:p>
+    <w:p ns2:paraId="07E2397F" ns2:textId="77777777">
       <w:pPr>
         <w:pStyle w:val="Corpodetexto"/>
         <w:ind w:right="48"/>
@@ -13290,7 +13290,7 @@
         <w:t>.</w:t>
       </w:r>
     </w:p>
-    <w:p>
+    <w:p ns2:paraId="0CC46DC5" ns2:textId="77777777">
       <w:pPr>
         <w:pStyle w:val="Corpodetexto"/>
         <w:ind w:right="48"/>
@@ -13299,7 +13299,7 @@
         </w:rPr>
       </w:pPr>
     </w:p>
-    <w:p>
+    <w:p ns2:paraId="1AE4294D" ns2:textId="5B7BA29E">
       <w:pPr>
         <w:pStyle w:val="Corpodetexto"/>
         <w:ind w:right="48"/>
@@ -13364,7 +13364,7 @@
         <w:t xml:space="preserve"> deverá atentar-se rigorosamente aos prazos estipulados.</w:t>
       </w:r>
     </w:p>
-    <w:p>
+    <w:p ns2:paraId="5E7B3707" ns2:textId="77777777">
       <w:pPr>
         <w:pStyle w:val="Corpodetexto"/>
         <w:ind w:right="48"/>
@@ -13373,7 +13373,7 @@
         </w:rPr>
       </w:pPr>
     </w:p>
-    <w:p>
+    <w:p ns2:paraId="3E112EF6" ns2:textId="77777777">
       <w:pPr>
         <w:pStyle w:val="Ttulo1"/>
         <w:spacing w:before="166"/>
@@ -13402,7 +13402,7 @@
         <w:t>DA PROTEÇÃO DE DADOS</w:t>
       </w:r>
     </w:p>
-    <w:p>
+    <w:p ns2:paraId="344371DA" ns2:textId="77777777">
       <w:pPr>
         <w:pStyle w:val="Corpodetexto"/>
         <w:spacing w:before="274"/>
@@ -13425,7 +13425,7 @@
         <w:t>As partes declaram e concordam que toda e qualquer atividade de tratamento de dados deve atender às finalidades e limites previstos neste instrumento e estar em conformidade com a legislação aplicável, principalmente, mas não se limitando à Lei 13.709/18 (“Lei Geral de Proteção de Dados” ou “LGPD”).</w:t>
       </w:r>
     </w:p>
-    <w:p>
+    <w:p ns2:paraId="1A7393E9" ns2:textId="77777777">
       <w:pPr>
         <w:pStyle w:val="Corpodetexto"/>
         <w:spacing w:before="3"/>
@@ -13436,7 +13436,7 @@
         </w:rPr>
       </w:pPr>
     </w:p>
-    <w:p>
+    <w:p ns2:paraId="5EFE11B5" ns2:textId="77777777">
       <w:pPr>
         <w:pStyle w:val="Corpodetexto"/>
         <w:ind w:right="48"/>
@@ -13471,7 +13471,7 @@
         <w:t>é única e exclusivamente responsável por obter o consentimento para fins de coleta, tratamento, conservação e uso dos dados pessoais de seus empregados, prepostos, subcontratados e/ou pessoas a seu serviço, necessários ao cumprimento do presente instrumento.</w:t>
       </w:r>
     </w:p>
-    <w:p>
+    <w:p ns2:paraId="53FA3235" ns2:textId="77777777">
       <w:pPr>
         <w:pStyle w:val="Corpodetexto"/>
         <w:ind w:right="48"/>
@@ -13481,7 +13481,7 @@
         </w:rPr>
       </w:pPr>
     </w:p>
-    <w:p>
+    <w:p ns2:paraId="4064F2D8" ns2:textId="77777777">
       <w:pPr>
         <w:pStyle w:val="Corpodetexto"/>
         <w:ind w:right="48"/>
@@ -13680,7 +13680,7 @@
         <w:t>dados.</w:t>
       </w:r>
     </w:p>
-    <w:p>
+    <w:p ns2:paraId="7BC52F44" ns2:textId="77777777">
       <w:pPr>
         <w:pStyle w:val="Corpodetexto"/>
         <w:ind w:right="48"/>
@@ -13690,7 +13690,7 @@
         </w:rPr>
       </w:pPr>
     </w:p>
-    <w:p>
+    <w:p ns2:paraId="7986B217" ns2:textId="01D4AA1B">
       <w:pPr>
         <w:pStyle w:val="Corpodetexto"/>
         <w:ind w:right="48"/>
@@ -13739,7 +13739,7 @@
         <w:t xml:space="preserve"> </w:t>
       </w:r>
     </w:p>
-    <w:p>
+    <w:p ns2:paraId="34D755A0" ns2:textId="77777777">
       <w:pPr>
         <w:pStyle w:val="Corpodetexto"/>
         <w:ind w:right="48"/>
@@ -13748,7 +13748,7 @@
         </w:rPr>
       </w:pPr>
     </w:p>
-    <w:p>
+    <w:p ns2:paraId="3F6B0EEC" ns2:textId="77777777">
       <w:pPr>
         <w:pStyle w:val="Corpodetexto"/>
         <w:ind w:right="48"/>
@@ -13834,7 +13834,7 @@
         <w:t>, exclusivamente para as finalidades de gestão contabilística, fiscal e administrativa, especialmente para viabilizar a emissão de notas fiscais relativas às bonificações, auxílios financeiros e demais contrapartidas previstas na cláusula específica deste instrumento, bem como para o controle de cobranças, pagamentos e acompanhamento das informações mensais necessárias à medição da prestação dos serviços, em estrita observância à legislação vigente de proteção de dados pessoais.</w:t>
       </w:r>
     </w:p>
-    <w:p>
+    <w:p ns2:paraId="0928433D" ns2:textId="77777777">
       <w:pPr>
         <w:pStyle w:val="Corpodetexto"/>
         <w:spacing w:before="1"/>
@@ -13845,7 +13845,7 @@
         </w:rPr>
       </w:pPr>
     </w:p>
-    <w:p>
+    <w:p ns2:paraId="68A823EB" ns2:textId="77777777">
       <w:pPr>
         <w:pStyle w:val="Corpodetexto"/>
         <w:ind w:right="48"/>
@@ -13867,7 +13867,7 @@
         <w:t>– As partes devem tomar as medidas cabíveis e aplicar as medidas de segurança, técnicas e administrativas aptas a proteger os dados pessoais de acessos não autorizados ou de qualquer forma de tratamento inadequado ou ilícito, com o objetivo de assegurar o nível de segurança devido aos dados pessoais decorrentes deste instrumento.</w:t>
       </w:r>
     </w:p>
-    <w:p>
+    <w:p ns2:paraId="1576E762" ns2:textId="77777777">
       <w:pPr>
         <w:pStyle w:val="Corpodetexto"/>
         <w:ind w:right="48"/>
@@ -13877,7 +13877,7 @@
         </w:rPr>
       </w:pPr>
     </w:p>
-    <w:p>
+    <w:p ns2:paraId="0D975B7E" ns2:textId="77777777">
       <w:pPr>
         <w:pStyle w:val="Corpodetexto"/>
         <w:ind w:right="48"/>
@@ -14114,7 +14114,7 @@
         <w:t>CONVENENTE.</w:t>
       </w:r>
     </w:p>
-    <w:p>
+    <w:p ns2:paraId="029DAFCB" ns2:textId="77777777">
       <w:pPr>
         <w:pStyle w:val="Corpodetexto"/>
         <w:spacing w:before="1"/>
@@ -14126,7 +14126,7 @@
         </w:rPr>
       </w:pPr>
     </w:p>
-    <w:p>
+    <w:p ns2:paraId="766DA901" ns2:textId="77777777">
       <w:pPr>
         <w:pStyle w:val="Corpodetexto"/>
         <w:ind w:right="48"/>
@@ -14353,7 +14353,7 @@
         <w:t>a fim de verificar a conformidade e o adequado cumprimento da Lei Geral de Proteção de Dados.</w:t>
       </w:r>
     </w:p>
-    <w:p>
+    <w:p ns2:paraId="67F97649" ns2:textId="77777777">
       <w:pPr>
         <w:pStyle w:val="Corpodetexto"/>
         <w:ind w:right="48"/>
@@ -14363,7 +14363,7 @@
         </w:rPr>
       </w:pPr>
     </w:p>
-    <w:p>
+    <w:p ns2:paraId="683BC714" ns2:textId="77777777">
       <w:pPr>
         <w:pStyle w:val="Ttulo1"/>
         <w:spacing w:before="166"/>
@@ -14393,7 +14393,7 @@
         <w:t>DAS DISPOSIÇÕES FINAIS</w:t>
       </w:r>
     </w:p>
-    <w:p>
+    <w:p ns2:paraId="58512E12" ns2:textId="77777777">
       <w:pPr>
         <w:pStyle w:val="Corpodetexto"/>
         <w:spacing w:before="274"/>
@@ -14585,7 +14585,7 @@
         <w:t>deâmbito civil, penal e administrativo.</w:t>
       </w:r>
     </w:p>
-    <w:p>
+    <w:p ns2:paraId="3D614048" ns2:textId="77777777">
       <w:pPr>
         <w:pStyle w:val="Corpodetexto"/>
         <w:spacing w:before="3"/>
@@ -14596,7 +14596,7 @@
         </w:rPr>
       </w:pPr>
     </w:p>
-    <w:p>
+    <w:p ns2:paraId="56EBD888" ns2:textId="77777777">
       <w:pPr>
         <w:pStyle w:val="Corpodetexto"/>
         <w:ind w:right="48"/>
@@ -14618,7 +14618,7 @@
         <w:t>É vedado aos partícipes ceder ou transferir os direitos e obrigações decorrentes deste contrato, total ou parcialmente, salvo mediante consentimento prévioe por escrito, da outra parte.</w:t>
       </w:r>
     </w:p>
-    <w:p>
+    <w:p ns2:paraId="30DEB319" ns2:textId="77777777">
       <w:pPr>
         <w:pStyle w:val="Corpodetexto"/>
         <w:spacing w:before="273"/>
@@ -14921,7 +14921,7 @@
         <w:t>tácita.</w:t>
       </w:r>
     </w:p>
-    <w:p>
+    <w:p ns2:paraId="6A8989D1" ns2:textId="77777777">
       <w:pPr>
         <w:ind w:right="48"/>
         <w:rPr>
@@ -14931,7 +14931,7 @@
         </w:rPr>
       </w:pPr>
     </w:p>
-    <w:p>
+    <w:p ns2:paraId="3978F88F" ns2:textId="77777777">
       <w:pPr>
         <w:ind w:right="48"/>
         <w:jc w:val="both"/>
@@ -14960,7 +14960,7 @@
         <w:t xml:space="preserve"> – O número de vagas a serem disponibilizadas pela CONVENIADA, conforme a conveniência dos partícipes, para as atividades curriculares de ensino, serão objeto determos de pactuação, que integrarão este instrumento.</w:t>
       </w:r>
     </w:p>
-    <w:p>
+    <w:p ns2:paraId="70E4536C" ns2:textId="77777777">
       <w:pPr>
         <w:pStyle w:val="Corpodetexto"/>
         <w:spacing w:before="2"/>
@@ -14971,7 +14971,7 @@
         </w:rPr>
       </w:pPr>
     </w:p>
-    <w:p>
+    <w:p ns2:paraId="02614F66" ns2:textId="77777777">
       <w:pPr>
         <w:pStyle w:val="Ttulo1"/>
         <w:spacing w:before="166"/>
@@ -15000,7 +15000,7 @@
         <w:t>DO FORO</w:t>
       </w:r>
     </w:p>
-    <w:p>
+    <w:p ns2:paraId="6A2FA497" ns2:textId="77777777">
       <w:pPr>
         <w:pStyle w:val="Corpodetexto"/>
         <w:spacing w:before="274"/>
@@ -15310,7 +15310,7 @@
         <w:t>com renúncia de qualquer outro, por mais privilegiado que seja.</w:t>
       </w:r>
     </w:p>
-    <w:p>
+    <w:p ns2:paraId="40CA18F6" ns2:textId="77777777">
       <w:pPr>
         <w:pStyle w:val="Corpodetexto"/>
         <w:spacing w:before="3"/>
@@ -15320,7 +15320,7 @@
         </w:rPr>
       </w:pPr>
     </w:p>
-    <w:p>
+    <w:p ns2:paraId="242C79A0" ns2:textId="77777777">
       <w:pPr>
         <w:ind w:right="48"/>
         <w:jc w:val="both"/>
@@ -15706,7 +15706,7 @@
         <w:t>ficando cada parte com uma cópia eletrônica de igual teor</w:t>
       </w:r>
     </w:p>
-    <w:p>
+    <w:p ns2:paraId="6C987D49" ns2:textId="77777777">
       <w:pPr>
         <w:ind w:right="48"/>
         <w:rPr>
@@ -15716,7 +15716,7 @@
         </w:rPr>
       </w:pPr>
     </w:p>
-    <w:p>
+    <w:p ns2:paraId="310B5BD2" ns2:textId="77777777">
       <w:pPr>
         <w:pStyle w:val="Corpodetexto"/>
         <w:tabs>
@@ -15729,7 +15729,7 @@
         </w:rPr>
       </w:pPr>
     </w:p>
-    <w:p>
+    <w:p ns2:paraId="1BCE5C56" ns2:textId="77777777">
       <w:pPr>
         <w:pStyle w:val="Corpodetexto"/>
         <w:tabs>
@@ -15742,7 +15742,7 @@
         </w:rPr>
       </w:pPr>
     </w:p>
-    <w:p>
+    <w:p ns2:paraId="56B908F0" ns2:textId="77777777">
       <w:pPr>
         <w:pStyle w:val="Corpodetexto"/>
         <w:tabs>
@@ -15829,7 +15829,7 @@
         </w:rPr>
       </w:r>
     </w:p>
-    <w:p>
+    <w:p ns2:paraId="1398B3C9" ns2:textId="77777777">
       <w:pPr>
         <w:pStyle w:val="Corpodetexto"/>
         <w:spacing w:before="46"/>
@@ -15860,7 +15860,7 @@
         <w:gridCol w:w="4807"/>
         <w:gridCol w:w="4805"/>
       </w:tblGrid>
-      <w:tr>
+      <w:tr ns2:paraId="61BA3566" ns2:textId="77777777">
         <w:trPr>
           <w:trHeight w:val="2017"/>
           <w:jc w:val="center"/>
@@ -15870,7 +15870,7 @@
             <w:tcW w:w="4807" w:type="dxa"/>
             <w:vAlign w:val="bottom"/>
           </w:tcPr>
-          <w:p>
+          <w:p ns2:paraId="6435DC44" ns2:textId="77777777">
             <w:pPr>
               <w:pStyle w:val="TableParagraph"/>
               <w:ind w:left="0" w:right="48"/>
@@ -15882,7 +15882,7 @@
               </w:rPr>
             </w:pPr>
           </w:p>
-          <w:p>
+          <w:p ns2:paraId="01500A07" ns2:textId="77777777">
             <w:pPr>
               <w:pStyle w:val="TableParagraph"/>
               <w:spacing w:before="205"/>
@@ -15895,7 +15895,7 @@
               </w:rPr>
             </w:pPr>
           </w:p>
-          <w:p>
+          <w:p ns2:paraId="769D628A" ns2:textId="77777777">
             <w:pPr>
               <w:pStyle w:val="TableParagraph"/>
               <w:spacing w:before="205"/>
@@ -15908,7 +15908,7 @@
               </w:rPr>
             </w:pPr>
           </w:p>
-          <w:p>
+          <w:p ns2:paraId="0EDA4A96" ns2:textId="7FEF359D">
             <w:pPr>
               <w:pStyle w:val="TableParagraph"/>
               <w:spacing w:before="205"/>
@@ -15921,7 +15921,7 @@
               </w:rPr>
             </w:pPr>
           </w:p>
-          <w:p>
+          <w:p ns2:paraId="676C24A5" ns2:textId="77777777">
             <w:pPr>
               <w:pStyle w:val="TableParagraph"/>
               <w:spacing w:line="20" w:lineRule="exact"/>
@@ -15940,89 +15940,89 @@
                 <w:sz w:val="24"/>
                 <w:szCs w:val="24"/>
               </w:rPr>
-              <mc:AlternateContent>
-                <mc:Choice Requires="wpg">
+              <ns1:AlternateContent>
+                <ns1:Choice Requires="wpg">
                   <w:drawing>
-                    <wp:inline distT="0" distB="0" distL="0" distR="0" wp14:anchorId="3FF05735" wp14:editId="024E5803">
-                      <wp:extent cx="2540000" cy="13970"/>
-                      <wp:effectExtent l="9525" t="0" r="3175" b="5079"/>
-                      <wp:docPr id="1635324380" name="Group 6"/>
-                      <wp:cNvGraphicFramePr>
-                        <a:graphicFrameLocks xmlns:a="http://schemas.openxmlformats.org/drawingml/2006/main"/>
-                      </wp:cNvGraphicFramePr>
-                      <a:graphic xmlns:a="http://schemas.openxmlformats.org/drawingml/2006/main">
-                        <a:graphicData uri="http://schemas.microsoft.com/office/word/2010/wordprocessingGroup">
-                          <wpg:wgp>
-                            <wpg:cNvGrpSpPr>
-                              <a:grpSpLocks/>
-                            </wpg:cNvGrpSpPr>
-                            <wpg:grpSpPr>
-                              <a:xfrm>
-                                <a:off x="0" y="0"/>
-                                <a:ext cx="2540000" cy="13970"/>
-                                <a:chOff x="0" y="0"/>
-                                <a:chExt cx="2540000" cy="13970"/>
-                              </a:xfrm>
-                            </wpg:grpSpPr>
-                            <wps:wsp>
-                              <wps:cNvPr id="339387143" name="Graphic 7"/>
-                              <wps:cNvSpPr/>
-                              <wps:spPr>
-                                <a:xfrm>
-                                  <a:off x="0" y="6781"/>
-                                  <a:ext cx="2540000" cy="1270"/>
-                                </a:xfrm>
-                                <a:custGeom>
-                                  <a:avLst/>
-                                  <a:gdLst/>
-                                  <a:ahLst/>
-                                  <a:cxnLst/>
-                                  <a:rect l="l" t="t" r="r" b="b"/>
-                                  <a:pathLst>
-                                    <a:path w="2540000">
-                                      <a:moveTo>
-                                        <a:pt x="0" y="0"/>
-                                      </a:moveTo>
-                                      <a:lnTo>
-                                        <a:pt x="2540000" y="0"/>
-                                      </a:lnTo>
-                                    </a:path>
-                                  </a:pathLst>
-                                </a:custGeom>
-                                <a:ln w="13563">
-                                  <a:solidFill>
-                                    <a:srgbClr val="000000"/>
-                                  </a:solidFill>
-                                  <a:prstDash val="solid"/>
-                                </a:ln>
-                              </wps:spPr>
-                              <wps:bodyPr wrap="square" lIns="0" tIns="0" rIns="0" bIns="0" rtlCol="0">
-                                <a:prstTxWarp prst="textNoShape">
-                                  <a:avLst/>
-                                </a:prstTxWarp>
-                                <a:noAutofit/>
-                              </wps:bodyPr>
-                            </wps:wsp>
-                          </wpg:wgp>
-                        </a:graphicData>
-                      </a:graphic>
-                    </wp:inline>
+                    <ns3:inline distT="0" distB="0" distL="0" distR="0" ns4:anchorId="3FF05735" ns4:editId="024E5803">
+                      <ns3:extent cx="2540000" cy="13970"/>
+                      <ns3:effectExtent l="9525" t="0" r="3175" b="5079"/>
+                      <ns3:docPr id="1635324380" name="Group 6"/>
+                      <ns3:cNvGraphicFramePr>
+                        <ns5:graphicFrameLocks/>
+                      </ns3:cNvGraphicFramePr>
+                      <ns5:graphic>
+                        <ns5:graphicData uri="http://schemas.microsoft.com/office/word/2010/wordprocessingGroup">
+                          <ns6:wgp>
+                            <ns6:cNvGrpSpPr>
+                              <ns5:grpSpLocks/>
+                            </ns6:cNvGrpSpPr>
+                            <ns6:grpSpPr>
+                              <ns5:xfrm>
+                                <ns5:off x="0" y="0"/>
+                                <ns5:ext cx="2540000" cy="13970"/>
+                                <ns5:chOff x="0" y="0"/>
+                                <ns5:chExt cx="2540000" cy="13970"/>
+                              </ns5:xfrm>
+                            </ns6:grpSpPr>
+                            <ns7:wsp>
+                              <ns7:cNvPr id="339387143" name="Graphic 7"/>
+                              <ns7:cNvSpPr/>
+                              <ns7:spPr>
+                                <ns5:xfrm>
+                                  <ns5:off x="0" y="6781"/>
+                                  <ns5:ext cx="2540000" cy="1270"/>
+                                </ns5:xfrm>
+                                <ns5:custGeom>
+                                  <ns5:avLst/>
+                                  <ns5:gdLst/>
+                                  <ns5:ahLst/>
+                                  <ns5:cxnLst/>
+                                  <ns5:rect l="l" t="t" r="r" b="b"/>
+                                  <ns5:pathLst>
+                                    <ns5:path w="2540000">
+                                      <ns5:moveTo>
+                                        <ns5:pt x="0" y="0"/>
+                                      </ns5:moveTo>
+                                      <ns5:lnTo>
+                                        <ns5:pt x="2540000" y="0"/>
+                                      </ns5:lnTo>
+                                    </ns5:path>
+                                  </ns5:pathLst>
+                                </ns5:custGeom>
+                                <ns5:ln w="13563">
+                                  <ns5:solidFill>
+                                    <ns5:srgbClr val="000000"/>
+                                  </ns5:solidFill>
+                                  <ns5:prstDash val="solid"/>
+                                </ns5:ln>
+                              </ns7:spPr>
+                              <ns7:bodyPr wrap="square" lIns="0" tIns="0" rIns="0" bIns="0" rtlCol="0">
+                                <ns5:prstTxWarp prst="textNoShape">
+                                  <ns5:avLst/>
+                                </ns5:prstTxWarp>
+                                <ns5:noAutofit/>
+                              </ns7:bodyPr>
+                            </ns7:wsp>
+                          </ns6:wgp>
+                        </ns5:graphicData>
+                      </ns5:graphic>
+                    </ns3:inline>
                   </w:drawing>
-                </mc:Choice>
-                <mc:Fallback>
+                </ns1:Choice>
+                <ns1:Fallback>
                   <w:pict>
-                    <v:group w14:anchorId="2EFFE33B" id="Group 6" o:spid="_x0000_s1026" style="width:200pt;height:1.1pt;mso-position-horizontal-relative:char;mso-position-vertical-relative:line" coordsize="25400,139" o:gfxdata="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">
-                      <v:shape id="Graphic 7" o:spid="_x0000_s1027" style="position:absolute;top:67;width:25400;height:13;visibility:visible;mso-wrap-style:square;v-text-anchor:top" coordsize="2540000,1270" o:gfxdata="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" path="m,l2540000,e" filled="f" strokeweight=".37675mm">
-                        <v:path arrowok="t"/>
-                      </v:shape>
-                      <w10:anchorlock/>
-                    </v:group>
+                    <ns8:group ns2:anchorId="2EFFE33B" id="Group 6" ns9:spid="_x0000_s1026" style="width:200pt;height:1.1pt;mso-position-horizontal-relative:char;mso-position-vertical-relative:line" coordsize="25400,139" ns9:gfxdata="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">
+                      <ns8:shape id="Graphic 7" ns9:spid="_x0000_s1027" style="position:absolute;top:67;width:25400;height:13;visibility:visible;mso-wrap-style:square;v-text-anchor:top" coordsize="2540000,1270" ns9:gfxdata="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" path="m,l2540000,e" filled="f" strokeweight=".37675mm">
+                        <ns8:path arrowok="t"/>
+                      </ns8:shape>
+                      <ns10:anchorlock/>
+                    </ns8:group>
                   </w:pict>
-                </mc:Fallback>
-              </mc:AlternateContent>
+                </ns1:Fallback>
+              </ns1:AlternateContent>
             </w:r>
           </w:p>
-          <w:p>
+          <w:p ns2:paraId="3AC6CB13" ns2:textId="77777777">
             <w:pPr>
               <w:pStyle w:val="TableParagraph"/>
               <w:spacing w:line="267" w:lineRule="exact"/>
@@ -16066,7 +16066,7 @@
               <w:t>(UNIFATECIE)</w:t>
             </w:r>
           </w:p>
-          <w:p>
+          <w:p ns2:paraId="7769586A" ns2:textId="77777777">
             <w:pPr>
               <w:pStyle w:val="TableParagraph"/>
               <w:spacing w:line="269" w:lineRule="exact"/>
@@ -16094,7 +16094,7 @@
             <w:tcW w:w="4805" w:type="dxa"/>
             <w:vAlign w:val="bottom"/>
           </w:tcPr>
-          <w:p>
+          <w:p ns2:paraId="1F71C369" ns2:textId="77777777">
             <w:pPr>
               <w:pStyle w:val="TableParagraph"/>
               <w:ind w:left="0" w:right="48"/>
@@ -16106,7 +16106,7 @@
               </w:rPr>
             </w:pPr>
           </w:p>
-          <w:p>
+          <w:p ns2:paraId="6A625202" ns2:textId="77777777">
             <w:pPr>
               <w:pStyle w:val="TableParagraph"/>
               <w:spacing w:before="205"/>
@@ -16119,7 +16119,7 @@
               </w:rPr>
             </w:pPr>
           </w:p>
-          <w:p>
+          <w:p ns2:paraId="58F0FFC6" ns2:textId="77777777">
             <w:pPr>
               <w:pStyle w:val="TableParagraph"/>
               <w:spacing w:before="205"/>
@@ -16132,7 +16132,7 @@
               </w:rPr>
             </w:pPr>
           </w:p>
-          <w:p>
+          <w:p ns2:paraId="30914219" ns2:textId="77777777">
             <w:pPr>
               <w:pStyle w:val="TableParagraph"/>
               <w:spacing w:before="205"/>
@@ -16145,7 +16145,7 @@
               </w:rPr>
             </w:pPr>
           </w:p>
-          <w:p>
+          <w:p ns2:paraId="4FA17387" ns2:textId="77777777">
             <w:pPr>
               <w:pStyle w:val="TableParagraph"/>
               <w:spacing w:line="20" w:lineRule="exact"/>
@@ -16164,89 +16164,89 @@
                 <w:sz w:val="24"/>
                 <w:szCs w:val="24"/>
               </w:rPr>
-              <mc:AlternateContent>
-                <mc:Choice Requires="wpg">
+              <ns1:AlternateContent>
+                <ns1:Choice Requires="wpg">
                   <w:drawing>
-                    <wp:inline distT="0" distB="0" distL="0" distR="0" wp14:anchorId="12931C2C" wp14:editId="30AC767D">
-                      <wp:extent cx="2540000" cy="13970"/>
-                      <wp:effectExtent l="9525" t="0" r="3175" b="5079"/>
-                      <wp:docPr id="504030103" name="Group 8"/>
-                      <wp:cNvGraphicFramePr>
-                        <a:graphicFrameLocks xmlns:a="http://schemas.openxmlformats.org/drawingml/2006/main"/>
-                      </wp:cNvGraphicFramePr>
-                      <a:graphic xmlns:a="http://schemas.openxmlformats.org/drawingml/2006/main">
-                        <a:graphicData uri="http://schemas.microsoft.com/office/word/2010/wordprocessingGroup">
-                          <wpg:wgp>
-                            <wpg:cNvGrpSpPr>
-                              <a:grpSpLocks/>
-                            </wpg:cNvGrpSpPr>
-                            <wpg:grpSpPr>
-                              <a:xfrm>
-                                <a:off x="0" y="0"/>
-                                <a:ext cx="2540000" cy="13970"/>
-                                <a:chOff x="0" y="0"/>
-                                <a:chExt cx="2540000" cy="13970"/>
-                              </a:xfrm>
-                            </wpg:grpSpPr>
-                            <wps:wsp>
-                              <wps:cNvPr id="1771767226" name="Graphic 9"/>
-                              <wps:cNvSpPr/>
-                              <wps:spPr>
-                                <a:xfrm>
-                                  <a:off x="0" y="6781"/>
-                                  <a:ext cx="2540000" cy="1270"/>
-                                </a:xfrm>
-                                <a:custGeom>
-                                  <a:avLst/>
-                                  <a:gdLst/>
-                                  <a:ahLst/>
-                                  <a:cxnLst/>
-                                  <a:rect l="l" t="t" r="r" b="b"/>
-                                  <a:pathLst>
-                                    <a:path w="2540000">
-                                      <a:moveTo>
-                                        <a:pt x="0" y="0"/>
-                                      </a:moveTo>
-                                      <a:lnTo>
-                                        <a:pt x="2540000" y="0"/>
-                                      </a:lnTo>
-                                    </a:path>
-                                  </a:pathLst>
-                                </a:custGeom>
-                                <a:ln w="13563">
-                                  <a:solidFill>
-                                    <a:srgbClr val="000000"/>
-                                  </a:solidFill>
-                                  <a:prstDash val="solid"/>
-                                </a:ln>
-                              </wps:spPr>
-                              <wps:bodyPr wrap="square" lIns="0" tIns="0" rIns="0" bIns="0" rtlCol="0">
-                                <a:prstTxWarp prst="textNoShape">
-                                  <a:avLst/>
-                                </a:prstTxWarp>
-                                <a:noAutofit/>
-                              </wps:bodyPr>
-                            </wps:wsp>
-                          </wpg:wgp>
-                        </a:graphicData>
-                      </a:graphic>
-                    </wp:inline>
+                    <ns3:inline distT="0" distB="0" distL="0" distR="0" ns4:anchorId="12931C2C" ns4:editId="30AC767D">
+                      <ns3:extent cx="2540000" cy="13970"/>
+                      <ns3:effectExtent l="9525" t="0" r="3175" b="5079"/>
+                      <ns3:docPr id="504030103" name="Group 8"/>
+                      <ns3:cNvGraphicFramePr>
+                        <ns5:graphicFrameLocks/>
+                      </ns3:cNvGraphicFramePr>
+                      <ns5:graphic>
+                        <ns5:graphicData uri="http://schemas.microsoft.com/office/word/2010/wordprocessingGroup">
+                          <ns6:wgp>
+                            <ns6:cNvGrpSpPr>
+                              <ns5:grpSpLocks/>
+                            </ns6:cNvGrpSpPr>
+                            <ns6:grpSpPr>
+                              <ns5:xfrm>
+                                <ns5:off x="0" y="0"/>
+                                <ns5:ext cx="2540000" cy="13970"/>
+                                <ns5:chOff x="0" y="0"/>
+                                <ns5:chExt cx="2540000" cy="13970"/>
+                              </ns5:xfrm>
+                            </ns6:grpSpPr>
+                            <ns7:wsp>
+                              <ns7:cNvPr id="1771767226" name="Graphic 9"/>
+                              <ns7:cNvSpPr/>
+                              <ns7:spPr>
+                                <ns5:xfrm>
+                                  <ns5:off x="0" y="6781"/>
+                                  <ns5:ext cx="2540000" cy="1270"/>
+                                </ns5:xfrm>
+                                <ns5:custGeom>
+                                  <ns5:avLst/>
+                                  <ns5:gdLst/>
+                                  <ns5:ahLst/>
+                                  <ns5:cxnLst/>
+                                  <ns5:rect l="l" t="t" r="r" b="b"/>
+                                  <ns5:pathLst>
+                                    <ns5:path w="2540000">
+                                      <ns5:moveTo>
+                                        <ns5:pt x="0" y="0"/>
+                                      </ns5:moveTo>
+                                      <ns5:lnTo>
+                                        <ns5:pt x="2540000" y="0"/>
+                                      </ns5:lnTo>
+                                    </ns5:path>
+                                  </ns5:pathLst>
+                                </ns5:custGeom>
+                                <ns5:ln w="13563">
+                                  <ns5:solidFill>
+                                    <ns5:srgbClr val="000000"/>
+                                  </ns5:solidFill>
+                                  <ns5:prstDash val="solid"/>
+                                </ns5:ln>
+                              </ns7:spPr>
+                              <ns7:bodyPr wrap="square" lIns="0" tIns="0" rIns="0" bIns="0" rtlCol="0">
+                                <ns5:prstTxWarp prst="textNoShape">
+                                  <ns5:avLst/>
+                                </ns5:prstTxWarp>
+                                <ns5:noAutofit/>
+                              </ns7:bodyPr>
+                            </ns7:wsp>
+                          </ns6:wgp>
+                        </ns5:graphicData>
+                      </ns5:graphic>
+                    </ns3:inline>
                   </w:drawing>
-                </mc:Choice>
-                <mc:Fallback>
+                </ns1:Choice>
+                <ns1:Fallback>
                   <w:pict>
-                    <v:group w14:anchorId="0BF6E41F" id="Group 8" o:spid="_x0000_s1026" style="width:200pt;height:1.1pt;mso-position-horizontal-relative:char;mso-position-vertical-relative:line" coordsize="25400,139" o:gfxdata="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">
-                      <v:shape id="Graphic 9" o:spid="_x0000_s1027" style="position:absolute;top:67;width:25400;height:13;visibility:visible;mso-wrap-style:square;v-text-anchor:top" coordsize="2540000,1270" o:gfxdata="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" path="m,l2540000,e" filled="f" strokeweight=".37675mm">
-                        <v:path arrowok="t"/>
-                      </v:shape>
-                      <w10:anchorlock/>
-                    </v:group>
+                    <ns8:group ns2:anchorId="0BF6E41F" id="Group 8" ns9:spid="_x0000_s1026" style="width:200pt;height:1.1pt;mso-position-horizontal-relative:char;mso-position-vertical-relative:line" coordsize="25400,139" ns9:gfxdata="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">
+                      <ns8:shape id="Graphic 9" ns9:spid="_x0000_s1027" style="position:absolute;top:67;width:25400;height:13;visibility:visible;mso-wrap-style:square;v-text-anchor:top" coordsize="2540000,1270" ns9:gfxdata="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" path="m,l2540000,e" filled="f" strokeweight=".37675mm">
+                        <ns8:path arrowok="t"/>
+                      </ns8:shape>
+                      <ns10:anchorlock/>
+                    </ns8:group>
                   </w:pict>
-                </mc:Fallback>
-              </mc:AlternateContent>
+                </ns1:Fallback>
+              </ns1:AlternateContent>
             </w:r>
           </w:p>
-          <w:p>
+          <w:p ns2:paraId="7FD9CF97" ns2:textId="77777777">
             <w:pPr>
               <w:pStyle w:val="TableParagraph"/>
               <w:spacing w:line="267" w:lineRule="exact"/>
@@ -16290,7 +16290,7 @@
               <w:t>(LOCAL)</w:t>
             </w:r>
           </w:p>
-          <w:p>
+          <w:p ns2:paraId="61FDD3FB" ns2:textId="77777777">
             <w:pPr>
               <w:pStyle w:val="TableParagraph"/>
               <w:spacing w:line="269" w:lineRule="exact"/>
@@ -16315,7 +16315,7 @@
         </w:tc>
       </w:tr>
     </w:tbl>
-    <w:p>
+    <w:p ns2:paraId="7FF41F2B" ns2:textId="77777777">
       <w:pPr>
         <w:ind w:right="48"/>
         <w:jc w:val="both"/>
@@ -16327,7 +16327,7 @@
         </w:rPr>
       </w:pPr>
     </w:p>
-    <w:p>
+    <w:p ns2:paraId="3719F95B" ns2:textId="5CDC068C">
       <w:pPr>
         <w:ind w:right="48"/>
         <w:jc w:val="both"/>
@@ -16357,10 +16357,10 @@
       <w:bookmarkEnd w:id="0"/>
     </w:p>
     <w:sectPr>
-      <w:headerReference w:type="default" r:id="rId8"/>
-      <w:footerReference w:type="default" r:id="rId9"/>
-      <w:pgSz w:w="11920" w:h="16850"/>
-      <w:pgMar w:top="1701" w:right="1134" w:bottom="1701" w:left="1134" w:header="1134" w:footer="1701" w:gutter="0"/>
+      <w:headerReference w:type="default" ns11:id="rId8"/>
+      <w:footerReference w:type="default" ns11:id="rId9"/>
+      <w:pgSz w:w="11906" w:h="16838"/>
+      <w:pgMar w:top="1701" w:right="1134" w:bottom="1701" w:left="1134" w:header="709" w:footer="709" w:gutter="0"/>
       <w:cols w:space="720"/>
       <w:docGrid w:linePitch="299"/>
     </w:sectPr>

--- a/templates/contrapartidas.docx
+++ b/templates/contrapartidas.docx
@@ -1743,7 +1743,7 @@
                 <w:sz w:val="24"/>
                 <w:szCs w:val="24"/>
               </w:rPr>
-              <w:t xml:space="preserve"> Endereço  eletrônico/site:                                                                                                                    </w:t>
+              <w:t xml:space="preserve"> Responsável/Contato:                                                                                                                    </w:t>
             </w:r>
             <w:r>
               <w:rPr>

--- a/templates/contrapartidas.docx
+++ b/templates/contrapartidas.docx
@@ -1,6 +1,6 @@
 
 <file path=word/document.xml><?xml version="1.0" encoding="utf-8"?>
-<w:document xmlns:ns1="http://schemas.openxmlformats.org/markup-compatibility/2006" xmlns:ns10="urn:schemas-microsoft-com:office:word" xmlns:ns11="http://schemas.openxmlformats.org/officeDocument/2006/relationships" xmlns:ns2="http://schemas.microsoft.com/office/word/2010/wordml" xmlns:ns3="http://schemas.openxmlformats.org/drawingml/2006/wordprocessingDrawing" xmlns:ns4="http://schemas.microsoft.com/office/word/2010/wordprocessingDrawing" xmlns:ns5="http://schemas.openxmlformats.org/drawingml/2006/main" xmlns:ns6="http://schemas.microsoft.com/office/word/2010/wordprocessingGroup" xmlns:ns7="http://schemas.microsoft.com/office/word/2010/wordprocessingShape" xmlns:ns8="urn:schemas-microsoft-com:vml" xmlns:ns9="urn:schemas-microsoft-com:office:office" xmlns:w="http://schemas.openxmlformats.org/wordprocessingml/2006/main" ns1:Ignorable="w14 w15 w16se w16cid w16 w16cex w16sdtdh w16sdtfl w16du wp14">
+<w:document xmlns:ns1="http://schemas.openxmlformats.org/markup-compatibility/2006" xmlns:ns10="urn:schemas-microsoft-com:office:word" xmlns:ns11="http://schemas.openxmlformats.org/officeDocument/2006/relationships" xmlns:ns2="http://schemas.microsoft.com/office/word/2010/wordml" xmlns:ns3="http://schemas.openxmlformats.org/drawingml/2006/wordprocessingDrawing" xmlns:ns4="http://schemas.microsoft.com/office/word/2010/wordprocessingDrawing" xmlns:ns5="http://schemas.openxmlformats.org/drawingml/2006/main" xmlns:ns6="http://schemas.microsoft.com/office/word/2010/wordprocessingGroup" xmlns:ns7="http://schemas.microsoft.com/office/word/2010/wordprocessingShape" xmlns:ns8="urn:schemas-microsoft-com:vml" xmlns:ns9="urn:schemas-microsoft-com:office:office" xmlns:w="http://schemas.openxmlformats.org/wordprocessingml/2006/main" ns1:Ignorable="ns2 ns4 ns6 ns7">
   <w:body>
     <w:p ns2:paraId="6C2B6B40" ns2:textId="36895D69">
       <w:pPr>
@@ -206,7 +206,7 @@
           <w:insideV w:val="single" w:sz="12" w:space="0" w:color="000000"/>
         </w:tblBorders>
         <w:tblLayout w:type="fixed"/>
-        <w:tblLook w:val="01E0" w:firstRow="1" w:lastRow="1" w:firstColumn="1" w:lastColumn="1" w:noHBand="0" w:noVBand="0"/>
+        <w:tblLook w:val="01E0"/>
       </w:tblPr>
       <w:tblGrid>
         <w:gridCol w:w="2986"/>
@@ -2191,7 +2191,7 @@
           <w:insideV w:val="single" w:sz="12" w:space="0" w:color="000000"/>
         </w:tblBorders>
         <w:tblLayout w:type="fixed"/>
-        <w:tblLook w:val="01E0" w:firstRow="1" w:lastRow="1" w:firstColumn="1" w:lastColumn="1" w:noHBand="0" w:noVBand="0"/>
+        <w:tblLook w:val="01E0"/>
       </w:tblPr>
       <w:tblGrid>
         <w:gridCol w:w="9712"/>
@@ -15854,7 +15854,7 @@
           <w:insideV w:val="single" w:sz="4" w:space="0" w:color="000000"/>
         </w:tblBorders>
         <w:tblLayout w:type="fixed"/>
-        <w:tblLook w:val="01E0" w:firstRow="1" w:lastRow="1" w:firstColumn="1" w:lastColumn="1" w:noHBand="0" w:noVBand="0"/>
+        <w:tblLook w:val="01E0"/>
       </w:tblPr>
       <w:tblGrid>
         <w:gridCol w:w="4807"/>

--- a/templates/contrapartidas.docx
+++ b/templates/contrapartidas.docx
@@ -1,8 +1,8 @@
 
 <file path=word/document.xml><?xml version="1.0" encoding="utf-8"?>
-<w:document xmlns:ns1="http://schemas.openxmlformats.org/markup-compatibility/2006" xmlns:ns10="urn:schemas-microsoft-com:office:word" xmlns:ns11="http://schemas.openxmlformats.org/officeDocument/2006/relationships" xmlns:ns2="http://schemas.microsoft.com/office/word/2010/wordml" xmlns:ns3="http://schemas.openxmlformats.org/drawingml/2006/wordprocessingDrawing" xmlns:ns4="http://schemas.microsoft.com/office/word/2010/wordprocessingDrawing" xmlns:ns5="http://schemas.openxmlformats.org/drawingml/2006/main" xmlns:ns6="http://schemas.microsoft.com/office/word/2010/wordprocessingGroup" xmlns:ns7="http://schemas.microsoft.com/office/word/2010/wordprocessingShape" xmlns:ns8="urn:schemas-microsoft-com:vml" xmlns:ns9="urn:schemas-microsoft-com:office:office" xmlns:w="http://schemas.openxmlformats.org/wordprocessingml/2006/main" ns1:Ignorable="ns2 ns4 ns6 ns7">
+<w:document xmlns:wpc="http://schemas.microsoft.com/office/word/2010/wordprocessingCanvas" xmlns:cx="http://schemas.microsoft.com/office/drawing/2014/chartex" xmlns:cx1="http://schemas.microsoft.com/office/drawing/2015/9/8/chartex" xmlns:cx2="http://schemas.microsoft.com/office/drawing/2015/10/21/chartex" xmlns:cx3="http://schemas.microsoft.com/office/drawing/2016/5/9/chartex" xmlns:cx4="http://schemas.microsoft.com/office/drawing/2016/5/10/chartex" xmlns:cx5="http://schemas.microsoft.com/office/drawing/2016/5/11/chartex" xmlns:cx6="http://schemas.microsoft.com/office/drawing/2016/5/12/chartex" xmlns:cx7="http://schemas.microsoft.com/office/drawing/2016/5/13/chartex" xmlns:cx8="http://schemas.microsoft.com/office/drawing/2016/5/14/chartex" xmlns:mc="http://schemas.openxmlformats.org/markup-compatibility/2006" xmlns:aink="http://schemas.microsoft.com/office/drawing/2016/ink" xmlns:am3d="http://schemas.microsoft.com/office/drawing/2017/model3d" xmlns:o="urn:schemas-microsoft-com:office:office" xmlns:oel="http://schemas.microsoft.com/office/2019/extlst" xmlns:r="http://schemas.openxmlformats.org/officeDocument/2006/relationships" xmlns:m="http://schemas.openxmlformats.org/officeDocument/2006/math" xmlns:v="urn:schemas-microsoft-com:vml" xmlns:wp14="http://schemas.microsoft.com/office/word/2010/wordprocessingDrawing" xmlns:wp="http://schemas.openxmlformats.org/drawingml/2006/wordprocessingDrawing" xmlns:w10="urn:schemas-microsoft-com:office:word" xmlns:w="http://schemas.openxmlformats.org/wordprocessingml/2006/main" xmlns:w14="http://schemas.microsoft.com/office/word/2010/wordml" xmlns:w15="http://schemas.microsoft.com/office/word/2012/wordml" xmlns:w16cex="http://schemas.microsoft.com/office/word/2018/wordml/cex" xmlns:w16cid="http://schemas.microsoft.com/office/word/2016/wordml/cid" xmlns:w16="http://schemas.microsoft.com/office/word/2018/wordml" xmlns:w16du="http://schemas.microsoft.com/office/word/2023/wordml/word16du" xmlns:w16sdtdh="http://schemas.microsoft.com/office/word/2020/wordml/sdtdatahash" xmlns:w16sdtfl="http://schemas.microsoft.com/office/word/2024/wordml/sdtformatlock" xmlns:w16se="http://schemas.microsoft.com/office/word/2015/wordml/symex" xmlns:wpg="http://schemas.microsoft.com/office/word/2010/wordprocessingGroup" xmlns:wpi="http://schemas.microsoft.com/office/word/2010/wordprocessingInk" xmlns:wne="http://schemas.microsoft.com/office/word/2006/wordml" xmlns:wps="http://schemas.microsoft.com/office/word/2010/wordprocessingShape" mc:Ignorable="w14 w15 w16se w16cid w16 w16cex w16sdtdh w16sdtfl w16du wp14">
   <w:body>
-    <w:p ns2:paraId="6C2B6B40" ns2:textId="36895D69">
+    <w:p>
       <w:pPr>
         <w:pStyle w:val="Ttulo1"/>
         <w:spacing w:before="166"/>
@@ -206,7 +206,7 @@
           <w:insideV w:val="single" w:sz="12" w:space="0" w:color="000000"/>
         </w:tblBorders>
         <w:tblLayout w:type="fixed"/>
-        <w:tblLook w:val="01E0"/>
+        <w:tblLook w:val="01E0" w:firstRow="1" w:lastRow="1" w:firstColumn="1" w:lastColumn="1" w:noHBand="0" w:noVBand="0"/>
       </w:tblPr>
       <w:tblGrid>
         <w:gridCol w:w="2986"/>
@@ -217,7 +217,7 @@
         <w:gridCol w:w="10"/>
         <w:gridCol w:w="2904"/>
       </w:tblGrid>
-      <w:tr ns2:paraId="51FE6A7A" ns2:textId="77777777">
+      <w:tr>
         <w:trPr>
           <w:trHeight w:val="405"/>
         </w:trPr>
@@ -227,7 +227,7 @@
             <w:gridSpan w:val="7"/>
             <w:shd w:val="clear" w:color="auto" w:fill="E7E6E6"/>
           </w:tcPr>
-          <w:p ns2:paraId="712921B1" ns2:textId="77777777">
+          <w:p>
             <w:pPr>
               <w:pStyle w:val="TableParagraph"/>
               <w:spacing w:before="4"/>
@@ -310,7 +310,7 @@
           </w:p>
         </w:tc>
       </w:tr>
-      <w:tr ns2:paraId="6023C28C" ns2:textId="77777777">
+      <w:tr>
         <w:trPr>
           <w:trHeight w:val="408"/>
         </w:trPr>
@@ -324,7 +324,7 @@
               <w:right w:val="single" w:sz="4" w:space="0" w:color="000000"/>
             </w:tcBorders>
           </w:tcPr>
-          <w:p ns2:paraId="2847A8CF" ns2:textId="77777777">
+          <w:p>
             <w:pPr>
               <w:pStyle w:val="TableParagraph"/>
               <w:spacing w:before="4"/>
@@ -341,52 +341,12 @@
                 <w:sz w:val="24"/>
                 <w:szCs w:val="24"/>
               </w:rPr>
-              <w:t xml:space="preserve">Razão Social:                                                                                                             </w:t>
-            </w:r>
-            <w:r>
-              <w:rPr>
-                <w:rFonts w:ascii="Arial" w:hAnsi="Arial" w:cs="Arial"/>
-                <w:b/>
-                <w:spacing w:val="-17"/>
-                <w:sz w:val="24"/>
-                <w:szCs w:val="24"/>
-              </w:rPr>
-            </w:r>
-            <w:r>
-              <w:rPr>
-                <w:rFonts w:ascii="Arial" w:hAnsi="Arial" w:cs="Arial"/>
-                <w:b/>
-                <w:sz w:val="24"/>
-                <w:szCs w:val="24"/>
-              </w:rPr>
-            </w:r>
-            <w:r>
-              <w:rPr>
-                <w:rFonts w:ascii="Arial" w:hAnsi="Arial" w:cs="Arial"/>
-                <w:sz w:val="24"/>
-                <w:szCs w:val="24"/>
-              </w:rPr>
-            </w:r>
-            <w:r>
-              <w:rPr>
-                <w:rFonts w:ascii="Arial" w:hAnsi="Arial" w:cs="Arial"/>
-                <w:sz w:val="24"/>
-                <w:szCs w:val="24"/>
-              </w:rPr>
-            </w:r>
-            <w:r/>
-            <w:r/>
-            <w:r/>
-            <w:r/>
-            <w:r/>
-            <w:r/>
-            <w:r>
-              <w:t xml:space="preserve"> {razao_social}</w:t>
+              <w:t xml:space="preserve">Razão Social: {razao_social}</w:t>
             </w:r>
           </w:p>
         </w:tc>
       </w:tr>
-      <w:tr ns2:paraId="1E19E4FA" ns2:textId="77777777">
+      <w:tr>
         <w:trPr>
           <w:trHeight w:val="408"/>
         </w:trPr>
@@ -401,7 +361,7 @@
               <w:right w:val="single" w:sz="4" w:space="0" w:color="000000"/>
             </w:tcBorders>
           </w:tcPr>
-          <w:p ns2:paraId="56EB5B49" ns2:textId="77777777">
+          <w:p>
             <w:pPr>
               <w:pStyle w:val="TableParagraph"/>
               <w:spacing w:before="2"/>
@@ -419,54 +379,12 @@
                 <w:sz w:val="24"/>
                 <w:szCs w:val="24"/>
               </w:rPr>
-              <w:t xml:space="preserve">CNPJ/CPF:                                                                                                                           </w:t>
-            </w:r>
-            <w:r>
-              <w:rPr>
-                <w:rFonts w:ascii="Arial" w:hAnsi="Arial" w:cs="Arial"/>
-                <w:b/>
-                <w:sz w:val="24"/>
-                <w:szCs w:val="24"/>
-              </w:rPr>
-            </w:r>
-            <w:r>
-              <w:rPr>
-                <w:rFonts w:ascii="Arial" w:hAnsi="Arial" w:cs="Arial"/>
-                <w:sz w:val="24"/>
-                <w:szCs w:val="24"/>
-              </w:rPr>
-            </w:r>
-            <w:r>
-              <w:rPr>
-                <w:rFonts w:ascii="Arial" w:hAnsi="Arial" w:cs="Arial"/>
-                <w:b/>
-                <w:spacing w:val="26"/>
-                <w:sz w:val="24"/>
-                <w:szCs w:val="24"/>
-              </w:rPr>
-            </w:r>
-            <w:r>
-              <w:rPr>
-                <w:rFonts w:ascii="Arial" w:hAnsi="Arial" w:cs="Arial"/>
-                <w:b/>
-                <w:spacing w:val="26"/>
-                <w:sz w:val="24"/>
-                <w:szCs w:val="24"/>
-              </w:rPr>
-            </w:r>
-            <w:r/>
-            <w:r/>
-            <w:r/>
-            <w:r/>
-            <w:r/>
-            <w:r/>
-            <w:r>
-              <w:t xml:space="preserve"> {cnpj}</w:t>
+              <w:t xml:space="preserve">CNPJ/CPF: {cnpj}</w:t>
             </w:r>
           </w:p>
         </w:tc>
       </w:tr>
-      <w:tr ns2:paraId="1486E9D4" ns2:textId="77777777">
+      <w:tr>
         <w:trPr>
           <w:trHeight w:val="563"/>
         </w:trPr>
@@ -481,7 +399,7 @@
               <w:right w:val="single" w:sz="4" w:space="0" w:color="000000"/>
             </w:tcBorders>
           </w:tcPr>
-          <w:p ns2:paraId="6271FC0C" ns2:textId="77777777">
+          <w:p>
             <w:pPr>
               <w:pStyle w:val="TableParagraph"/>
               <w:rPr>
@@ -498,89 +416,10 @@
                 <w:sz w:val="24"/>
                 <w:szCs w:val="24"/>
               </w:rPr>
-              <w:t xml:space="preserve">Alvará de Funcionamento/Sanitário:                                                                            </w:t>
-            </w:r>
-            <w:r>
-              <w:rPr>
-                <w:rFonts w:ascii="Arial" w:hAnsi="Arial" w:cs="Arial"/>
-                <w:b/>
-                <w:spacing w:val="-7"/>
-                <w:sz w:val="24"/>
-                <w:szCs w:val="24"/>
-              </w:rPr>
-            </w:r>
-            <w:r>
-              <w:rPr>
-                <w:rFonts w:ascii="Arial" w:hAnsi="Arial" w:cs="Arial"/>
-                <w:b/>
-                <w:spacing w:val="-2"/>
-                <w:sz w:val="24"/>
-                <w:szCs w:val="24"/>
-              </w:rPr>
-            </w:r>
-            <w:r>
-              <w:rPr>
-                <w:rFonts w:ascii="Arial" w:hAnsi="Arial" w:cs="Arial"/>
-                <w:b/>
-                <w:spacing w:val="-10"/>
-                <w:sz w:val="24"/>
-                <w:szCs w:val="24"/>
-              </w:rPr>
-            </w:r>
-            <w:r>
-              <w:rPr>
-                <w:rFonts w:ascii="Arial" w:hAnsi="Arial" w:cs="Arial"/>
-                <w:b/>
-                <w:spacing w:val="-2"/>
-                <w:sz w:val="24"/>
-                <w:szCs w:val="24"/>
-              </w:rPr>
-            </w:r>
-            <w:r>
-              <w:rPr>
-                <w:rFonts w:ascii="Arial" w:hAnsi="Arial" w:cs="Arial"/>
-                <w:b/>
-                <w:spacing w:val="6"/>
-                <w:sz w:val="24"/>
-                <w:szCs w:val="24"/>
-              </w:rPr>
-            </w:r>
-            <w:r>
-              <w:rPr>
-                <w:rFonts w:ascii="Arial" w:hAnsi="Arial" w:cs="Arial"/>
-                <w:b/>
-                <w:spacing w:val="6"/>
-                <w:sz w:val="24"/>
-                <w:szCs w:val="24"/>
-              </w:rPr>
-            </w:r>
-            <w:r>
-              <w:rPr>
-                <w:rFonts w:ascii="Arial" w:hAnsi="Arial" w:cs="Arial"/>
-                <w:spacing w:val="-2"/>
-                <w:sz w:val="24"/>
-                <w:szCs w:val="24"/>
-              </w:rPr>
-            </w:r>
-            <w:r>
-              <w:rPr>
-                <w:rFonts w:ascii="Arial" w:hAnsi="Arial" w:cs="Arial"/>
-                <w:spacing w:val="-2"/>
-                <w:sz w:val="24"/>
-                <w:szCs w:val="24"/>
-              </w:rPr>
-            </w:r>
-            <w:r/>
-            <w:r/>
-            <w:r/>
-            <w:r/>
-            <w:r/>
-            <w:r/>
-            <w:r>
-              <w:t xml:space="preserve"> {alvara}</w:t>
+              <w:t xml:space="preserve">Alvará de Funcionamento/Sanitário: {alvara}</w:t>
             </w:r>
           </w:p>
-          <w:p ns2:paraId="49DF3F29" ns2:textId="77777777">
+          <w:p>
             <w:pPr>
               <w:pStyle w:val="TableParagraph"/>
               <w:spacing w:before="140"/>
@@ -691,7 +530,7 @@
           </w:p>
         </w:tc>
       </w:tr>
-      <w:tr ns2:paraId="6615113C" ns2:textId="77777777">
+      <w:tr>
         <w:trPr>
           <w:trHeight w:val="991"/>
         </w:trPr>
@@ -706,7 +545,7 @@
               <w:right w:val="single" w:sz="4" w:space="0" w:color="000000"/>
             </w:tcBorders>
           </w:tcPr>
-          <w:p ns2:paraId="16C52D01" ns2:textId="77777777">
+          <w:p>
             <w:pPr>
               <w:pStyle w:val="TableParagraph"/>
               <w:rPr>
@@ -721,49 +560,10 @@
                 <w:sz w:val="24"/>
                 <w:szCs w:val="24"/>
               </w:rPr>
-              <w:t xml:space="preserve">Área de atuação :      </w:t>
-            </w:r>
-            <w:r>
-              <w:rPr>
-                <w:rFonts w:ascii="Arial" w:hAnsi="Arial" w:cs="Arial"/>
-                <w:spacing w:val="-14"/>
-                <w:sz w:val="24"/>
-                <w:szCs w:val="24"/>
-              </w:rPr>
-            </w:r>
-            <w:r>
-              <w:rPr>
-                <w:rFonts w:ascii="Arial" w:hAnsi="Arial" w:cs="Arial"/>
-                <w:sz w:val="24"/>
-                <w:szCs w:val="24"/>
-              </w:rPr>
-            </w:r>
-            <w:r>
-              <w:rPr>
-                <w:rFonts w:ascii="Arial" w:hAnsi="Arial" w:cs="Arial"/>
-                <w:spacing w:val="-14"/>
-                <w:sz w:val="24"/>
-                <w:szCs w:val="24"/>
-              </w:rPr>
-            </w:r>
-            <w:r>
-              <w:rPr>
-                <w:rFonts w:ascii="Arial" w:hAnsi="Arial" w:cs="Arial"/>
-                <w:sz w:val="24"/>
-                <w:szCs w:val="24"/>
-              </w:rPr>
-            </w:r>
-            <w:r/>
-            <w:r/>
-            <w:r/>
-            <w:r/>
-            <w:r/>
-            <w:r/>
-            <w:r>
-              <w:t xml:space="preserve"> {area_atuacao}</w:t>
+              <w:t xml:space="preserve">Área de atuação : {area_atuacao}</w:t>
             </w:r>
           </w:p>
-          <w:p ns2:paraId="255C41AD" ns2:textId="77777777">
+          <w:p>
             <w:pPr>
               <w:pStyle w:val="TableParagraph"/>
               <w:rPr>
@@ -778,24 +578,10 @@
                 <w:sz w:val="24"/>
                 <w:szCs w:val="24"/>
               </w:rPr>
-              <w:t>({chk_biomedicina}) Biomedicina</w:t>
-            </w:r>
-            <w:r>
-              <w:rPr>
-                <w:rFonts w:ascii="Arial" w:hAnsi="Arial" w:cs="Arial"/>
-                <w:sz w:val="24"/>
-                <w:szCs w:val="24"/>
-              </w:rPr>
-            </w:r>
-            <w:r>
-              <w:rPr>
-                <w:rFonts w:ascii="Arial" w:hAnsi="Arial" w:cs="Arial"/>
-                <w:sz w:val="24"/>
-                <w:szCs w:val="24"/>
-              </w:rPr>
+              <w:t xml:space="preserve">({chk_biomedicina}) Biomedicina</w:t>
             </w:r>
           </w:p>
-          <w:p ns2:paraId="5F505A2B" ns2:textId="77777777">
+          <w:p>
             <w:pPr>
               <w:pStyle w:val="TableParagraph"/>
               <w:rPr>
@@ -810,24 +596,10 @@
                 <w:sz w:val="24"/>
                 <w:szCs w:val="24"/>
               </w:rPr>
-              <w:t>({chk_farmacia}) Farmácia</w:t>
-            </w:r>
-            <w:r>
-              <w:rPr>
-                <w:rFonts w:ascii="Arial" w:hAnsi="Arial" w:cs="Arial"/>
-                <w:sz w:val="24"/>
-                <w:szCs w:val="24"/>
-              </w:rPr>
-            </w:r>
-            <w:r>
-              <w:rPr>
-                <w:rFonts w:ascii="Arial" w:hAnsi="Arial" w:cs="Arial"/>
-                <w:sz w:val="24"/>
-                <w:szCs w:val="24"/>
-              </w:rPr>
+              <w:t xml:space="preserve">({chk_farmacia}) Farmácia</w:t>
             </w:r>
           </w:p>
-          <w:p ns2:paraId="28A01909" ns2:textId="77777777">
+          <w:p>
             <w:pPr>
               <w:pStyle w:val="TableParagraph"/>
               <w:rPr>
@@ -842,24 +614,10 @@
                 <w:sz w:val="24"/>
                 <w:szCs w:val="24"/>
               </w:rPr>
-              <w:t>({chk_fonoaudiologia}) Fonoaudiologia</w:t>
-            </w:r>
-            <w:r>
-              <w:rPr>
-                <w:rFonts w:ascii="Arial" w:hAnsi="Arial" w:cs="Arial"/>
-                <w:sz w:val="24"/>
-                <w:szCs w:val="24"/>
-              </w:rPr>
-            </w:r>
-            <w:r>
-              <w:rPr>
-                <w:rFonts w:ascii="Arial" w:hAnsi="Arial" w:cs="Arial"/>
-                <w:sz w:val="24"/>
-                <w:szCs w:val="24"/>
-              </w:rPr>
+              <w:t xml:space="preserve">({chk_fonoaudiologia}) Fononaudiologia</w:t>
             </w:r>
           </w:p>
-          <w:p ns2:paraId="20ED39F3" ns2:textId="77777777">
+          <w:p>
             <w:pPr>
               <w:pStyle w:val="TableParagraph"/>
               <w:rPr>
@@ -874,24 +632,10 @@
                 <w:sz w:val="24"/>
                 <w:szCs w:val="24"/>
               </w:rPr>
-              <w:t>({chk_fisioterapia}) Fisioterapia</w:t>
-            </w:r>
-            <w:r>
-              <w:rPr>
-                <w:rFonts w:ascii="Arial" w:hAnsi="Arial" w:cs="Arial"/>
-                <w:sz w:val="24"/>
-                <w:szCs w:val="24"/>
-              </w:rPr>
-            </w:r>
-            <w:r>
-              <w:rPr>
-                <w:rFonts w:ascii="Arial" w:hAnsi="Arial" w:cs="Arial"/>
-                <w:sz w:val="24"/>
-                <w:szCs w:val="24"/>
-              </w:rPr>
+              <w:t xml:space="preserve">({chk_fisioterapia}) Fisioterapia</w:t>
             </w:r>
           </w:p>
-          <w:p ns2:paraId="47D4E449" ns2:textId="77777777">
+          <w:p>
             <w:pPr>
               <w:pStyle w:val="TableParagraph"/>
               <w:rPr>
@@ -906,24 +650,10 @@
                 <w:sz w:val="24"/>
                 <w:szCs w:val="24"/>
               </w:rPr>
-              <w:t>({chk_nutricao}) Nutrição</w:t>
-            </w:r>
-            <w:r>
-              <w:rPr>
-                <w:rFonts w:ascii="Arial" w:hAnsi="Arial" w:cs="Arial"/>
-                <w:sz w:val="24"/>
-                <w:szCs w:val="24"/>
-              </w:rPr>
-            </w:r>
-            <w:r>
-              <w:rPr>
-                <w:rFonts w:ascii="Arial" w:hAnsi="Arial" w:cs="Arial"/>
-                <w:sz w:val="24"/>
-                <w:szCs w:val="24"/>
-              </w:rPr>
+              <w:t xml:space="preserve">({chk_nutricao}) Nutrição</w:t>
             </w:r>
           </w:p>
-          <w:p ns2:paraId="4D46A986" ns2:textId="77777777">
+          <w:p>
             <w:pPr>
               <w:pStyle w:val="TableParagraph"/>
               <w:rPr>
@@ -938,24 +668,10 @@
                 <w:sz w:val="24"/>
                 <w:szCs w:val="24"/>
               </w:rPr>
-              <w:t>({chk_terapia_ocupacional}) Terapia Ocupacional</w:t>
-            </w:r>
-            <w:r>
-              <w:rPr>
-                <w:rFonts w:ascii="Arial" w:hAnsi="Arial" w:cs="Arial"/>
-                <w:sz w:val="24"/>
-                <w:szCs w:val="24"/>
-              </w:rPr>
-            </w:r>
-            <w:r>
-              <w:rPr>
-                <w:rFonts w:ascii="Arial" w:hAnsi="Arial" w:cs="Arial"/>
-                <w:sz w:val="24"/>
-                <w:szCs w:val="24"/>
-              </w:rPr>
+              <w:t xml:space="preserve">({chk_terapia_ocupacional}) Terapia Ocupacional</w:t>
             </w:r>
           </w:p>
-          <w:p ns2:paraId="2AE24DD3" ns2:textId="77777777">
+          <w:p>
             <w:pPr>
               <w:pStyle w:val="TableParagraph"/>
               <w:rPr>
@@ -970,24 +686,10 @@
                 <w:sz w:val="24"/>
                 <w:szCs w:val="24"/>
               </w:rPr>
-              <w:t>({chk_radiologia}) Radiologia</w:t>
-            </w:r>
-            <w:r>
-              <w:rPr>
-                <w:rFonts w:ascii="Arial" w:hAnsi="Arial" w:cs="Arial"/>
-                <w:sz w:val="24"/>
-                <w:szCs w:val="24"/>
-              </w:rPr>
-            </w:r>
-            <w:r>
-              <w:rPr>
-                <w:rFonts w:ascii="Arial" w:hAnsi="Arial" w:cs="Arial"/>
-                <w:sz w:val="24"/>
-                <w:szCs w:val="24"/>
-              </w:rPr>
+              <w:t xml:space="preserve">({chk_radiologia}) Radiologia</w:t>
             </w:r>
           </w:p>
-          <w:p ns2:paraId="46D070D1" ns2:textId="77777777">
+          <w:p>
             <w:pPr>
               <w:pStyle w:val="TableParagraph"/>
               <w:rPr>
@@ -1002,24 +704,10 @@
                 <w:sz w:val="24"/>
                 <w:szCs w:val="24"/>
               </w:rPr>
-              <w:t>({chk_tecnicas_oftalmicas}) Técnicas Oftálmicas</w:t>
-            </w:r>
-            <w:r>
-              <w:rPr>
-                <w:rFonts w:ascii="Arial" w:hAnsi="Arial" w:cs="Arial"/>
-                <w:sz w:val="24"/>
-                <w:szCs w:val="24"/>
-              </w:rPr>
-            </w:r>
-            <w:r>
-              <w:rPr>
-                <w:rFonts w:ascii="Arial" w:hAnsi="Arial" w:cs="Arial"/>
-                <w:sz w:val="24"/>
-                <w:szCs w:val="24"/>
-              </w:rPr>
+              <w:t xml:space="preserve">({chk_tecnicas_oftalmicas}) Técnicas Oftalmicas</w:t>
             </w:r>
           </w:p>
-          <w:p ns2:paraId="3A27802F" ns2:textId="77777777">
+          <w:p>
             <w:pPr>
               <w:pStyle w:val="TableParagraph"/>
               <w:rPr>
@@ -1029,7 +717,7 @@
               </w:rPr>
             </w:pPr>
           </w:p>
-          <w:p ns2:paraId="4584E19C" ns2:textId="77777777">
+          <w:p>
             <w:pPr>
               <w:pStyle w:val="TableParagraph"/>
               <w:rPr>
@@ -1044,17 +732,10 @@
                 <w:sz w:val="24"/>
                 <w:szCs w:val="24"/>
               </w:rPr>
-              <w:t>Outros (informar qual curso): {outros}</w:t>
-            </w:r>
-            <w:r>
-              <w:rPr>
-                <w:rFonts w:ascii="Arial" w:hAnsi="Arial" w:cs="Arial"/>
-                <w:sz w:val="24"/>
-                <w:szCs w:val="24"/>
-              </w:rPr>
+              <w:t xml:space="preserve">Outros (informar qual curso): {outros}</w:t>
             </w:r>
           </w:p>
-          <w:p ns2:paraId="15CFF5CA" ns2:textId="77777777">
+          <w:p>
             <w:pPr>
               <w:pStyle w:val="TableParagraph"/>
               <w:rPr>
@@ -1066,7 +747,7 @@
           </w:p>
         </w:tc>
       </w:tr>
-      <w:tr ns2:paraId="45824A6F" ns2:textId="77777777">
+      <w:tr>
         <w:trPr>
           <w:trHeight w:val="406"/>
         </w:trPr>
@@ -1081,7 +762,7 @@
               <w:right w:val="single" w:sz="4" w:space="0" w:color="000000"/>
             </w:tcBorders>
           </w:tcPr>
-          <w:p ns2:paraId="5143163E" ns2:textId="77777777">
+          <w:p>
             <w:pPr>
               <w:pStyle w:val="TableParagraph"/>
               <w:spacing w:before="2"/>
@@ -1098,42 +779,7 @@
                 <w:sz w:val="24"/>
                 <w:szCs w:val="24"/>
               </w:rPr>
-              <w:t xml:space="preserve">Endereço:                                                                                                                        </w:t>
-            </w:r>
-            <w:r>
-              <w:rPr>
-                <w:rFonts w:ascii="Arial" w:hAnsi="Arial" w:cs="Arial"/>
-                <w:b/>
-                <w:sz w:val="24"/>
-                <w:szCs w:val="24"/>
-              </w:rPr>
-            </w:r>
-            <w:r>
-              <w:rPr>
-                <w:rFonts w:ascii="Arial" w:hAnsi="Arial" w:cs="Arial"/>
-                <w:sz w:val="24"/>
-                <w:szCs w:val="24"/>
-              </w:rPr>
-            </w:r>
-            <w:r>
-              <w:rPr>
-                <w:rFonts w:ascii="Arial" w:hAnsi="Arial" w:cs="Arial"/>
-                <w:sz w:val="24"/>
-                <w:szCs w:val="24"/>
-              </w:rPr>
-            </w:r>
-            <w:r>
-              <w:rPr>
-                <w:rFonts w:ascii="Arial" w:hAnsi="Arial" w:cs="Arial"/>
-                <w:spacing w:val="25"/>
-                <w:sz w:val="24"/>
-                <w:szCs w:val="24"/>
-              </w:rPr>
-            </w:r>
-            <w:r/>
-            <w:r/>
-            <w:r>
-              <w:t xml:space="preserve"> {endereco}</w:t>
+              <w:t xml:space="preserve">Endereço: {endereco}</w:t>
             </w:r>
           </w:p>
         </w:tc>
@@ -1148,7 +794,7 @@
               <w:right w:val="single" w:sz="4" w:space="0" w:color="000000"/>
             </w:tcBorders>
           </w:tcPr>
-          <w:p ns2:paraId="15B9347F" ns2:textId="77777777">
+          <w:p>
             <w:pPr>
               <w:pStyle w:val="TableParagraph"/>
               <w:tabs>
@@ -1169,34 +815,7 @@
                 <w:sz w:val="24"/>
                 <w:szCs w:val="24"/>
               </w:rPr>
-              <w:t xml:space="preserve">nº:                                                                                                           </w:t>
-            </w:r>
-            <w:r>
-              <w:rPr>
-                <w:rFonts w:ascii="Arial" w:hAnsi="Arial" w:cs="Arial"/>
-                <w:b/>
-                <w:sz w:val="24"/>
-                <w:szCs w:val="24"/>
-              </w:rPr>
-            </w:r>
-            <w:r>
-              <w:rPr>
-                <w:rFonts w:ascii="Arial" w:hAnsi="Arial" w:cs="Arial"/>
-                <w:sz w:val="24"/>
-                <w:szCs w:val="24"/>
-              </w:rPr>
-            </w:r>
-            <w:r>
-              <w:rPr>
-                <w:rFonts w:ascii="Arial" w:hAnsi="Arial" w:cs="Arial"/>
-                <w:sz w:val="24"/>
-                <w:szCs w:val="24"/>
-              </w:rPr>
-            </w:r>
-            <w:r/>
-            <w:r/>
-            <w:r>
-              <w:t xml:space="preserve"> {numero}</w:t>
+              <w:t>n?: {numero}</w:t>
             </w:r>
           </w:p>
         </w:tc>
@@ -1210,7 +829,7 @@
               <w:right w:val="single" w:sz="4" w:space="0" w:color="000000"/>
             </w:tcBorders>
           </w:tcPr>
-          <w:p ns2:paraId="7D1FBC28" ns2:textId="77777777">
+          <w:p>
             <w:pPr>
               <w:pStyle w:val="TableParagraph"/>
               <w:spacing w:before="2"/>
@@ -1228,49 +847,12 @@
                 <w:sz w:val="24"/>
                 <w:szCs w:val="24"/>
               </w:rPr>
-              <w:t>Complemento:</w:t>
-            </w:r>
-            <w:r>
-              <w:rPr>
-                <w:rFonts w:ascii="Arial" w:hAnsi="Arial" w:cs="Arial"/>
-                <w:b/>
-                <w:sz w:val="24"/>
-                <w:szCs w:val="24"/>
-              </w:rPr>
-              <w:t xml:space="preserve"> </w:t>
-            </w:r>
-            <w:r>
-              <w:rPr>
-                <w:rFonts w:ascii="Arial" w:hAnsi="Arial" w:cs="Arial"/>
-                <w:sz w:val="24"/>
-                <w:szCs w:val="24"/>
-              </w:rPr>
-              <w:t xml:space="preserve">             </w:t>
-            </w:r>
-            <w:r>
-              <w:rPr>
-                <w:rFonts w:ascii="Arial" w:hAnsi="Arial" w:cs="Arial"/>
-                <w:sz w:val="24"/>
-                <w:szCs w:val="24"/>
-              </w:rPr>
-              <w:t xml:space="preserve">                                                                                 </w:t>
-            </w:r>
-            <w:r>
-              <w:rPr>
-                <w:rFonts w:ascii="Arial" w:hAnsi="Arial" w:cs="Arial"/>
-                <w:spacing w:val="6"/>
-                <w:sz w:val="24"/>
-                <w:szCs w:val="24"/>
-              </w:rPr>
-              <w:t xml:space="preserve">       </w:t>
-            </w:r>
-            <w:r>
-              <w:t xml:space="preserve"> {complemento}</w:t>
+              <w:t xml:space="preserve">Complemento: {complemento}</w:t>
             </w:r>
           </w:p>
         </w:tc>
       </w:tr>
-      <w:tr ns2:paraId="231E265F" ns2:textId="77777777">
+      <w:tr>
         <w:trPr>
           <w:trHeight w:val="930"/>
         </w:trPr>
@@ -1284,7 +866,7 @@
               <w:right w:val="single" w:sz="4" w:space="0" w:color="000000"/>
             </w:tcBorders>
           </w:tcPr>
-          <w:p ns2:paraId="326E6090" ns2:textId="77777777">
+          <w:p>
             <w:pPr>
               <w:pStyle w:val="TableParagraph"/>
               <w:ind w:left="0" w:right="158"/>
@@ -1296,7 +878,7 @@
               </w:rPr>
             </w:pPr>
           </w:p>
-          <w:p ns2:paraId="4F7B3ECA" ns2:textId="77777777">
+          <w:p>
             <w:pPr>
               <w:pStyle w:val="TableParagraph"/>
               <w:ind w:left="0" w:right="158"/>
@@ -1313,53 +895,7 @@
                 <w:sz w:val="24"/>
                 <w:szCs w:val="24"/>
               </w:rPr>
-              <w:t xml:space="preserve"> Bairro</w:t>
-            </w:r>
-            <w:r>
-              <w:rPr>
-                <w:rFonts w:ascii="Arial" w:hAnsi="Arial" w:cs="Arial"/>
-                <w:sz w:val="24"/>
-                <w:szCs w:val="24"/>
-              </w:rPr>
-              <w:t>:</w:t>
-            </w:r>
-            <w:r>
-              <w:rPr>
-                <w:rFonts w:ascii="Arial" w:hAnsi="Arial" w:cs="Arial"/>
-                <w:spacing w:val="-3"/>
-                <w:sz w:val="24"/>
-                <w:szCs w:val="24"/>
-              </w:rPr>
-              <w:t xml:space="preserve"> </w:t>
-            </w:r>
-            <w:r>
-              <w:rPr>
-                <w:rFonts w:ascii="Arial" w:hAnsi="Arial" w:cs="Arial"/>
-                <w:spacing w:val="-2"/>
-                <w:sz w:val="24"/>
-                <w:szCs w:val="24"/>
-              </w:rPr>
-              <w:t xml:space="preserve"> </w:t>
-            </w:r>
-            <w:r>
-              <w:rPr>
-                <w:rFonts w:ascii="Arial" w:hAnsi="Arial" w:cs="Arial"/>
-                <w:b/>
-                <w:sz w:val="24"/>
-                <w:szCs w:val="24"/>
-              </w:rPr>
-              <w:t xml:space="preserve"> </w:t>
-            </w:r>
-            <w:r>
-              <w:rPr>
-                <w:rFonts w:ascii="Arial" w:hAnsi="Arial" w:cs="Arial"/>
-                <w:sz w:val="24"/>
-                <w:szCs w:val="24"/>
-              </w:rPr>
-              <w:t xml:space="preserve">                          </w:t>
-            </w:r>
-            <w:r>
-              <w:t xml:space="preserve"> {bairro}</w:t>
+              <w:t xml:space="preserve">Bairro: {bairro}</w:t>
             </w:r>
           </w:p>
         </w:tc>
@@ -1373,7 +909,7 @@
               <w:right w:val="single" w:sz="4" w:space="0" w:color="000000"/>
             </w:tcBorders>
           </w:tcPr>
-          <w:p ns2:paraId="4624BA5A" ns2:textId="77777777">
+          <w:p>
             <w:pPr>
               <w:pStyle w:val="TableParagraph"/>
               <w:ind w:left="102" w:right="158"/>
@@ -1385,7 +921,7 @@
               </w:rPr>
             </w:pPr>
           </w:p>
-          <w:p ns2:paraId="0A0DE8EA" ns2:textId="77777777">
+          <w:p>
             <w:pPr>
               <w:pStyle w:val="TableParagraph"/>
               <w:ind w:left="0" w:right="158"/>
@@ -1402,53 +938,7 @@
                 <w:sz w:val="24"/>
                 <w:szCs w:val="24"/>
               </w:rPr>
-              <w:t xml:space="preserve"> CEP: </w:t>
-            </w:r>
-            <w:r>
-              <w:rPr>
-                <w:rFonts w:ascii="Arial" w:hAnsi="Arial" w:cs="Arial"/>
-                <w:spacing w:val="-4"/>
-                <w:sz w:val="24"/>
-                <w:szCs w:val="24"/>
-              </w:rPr>
-              <w:t xml:space="preserve">   </w:t>
-            </w:r>
-            <w:r>
-              <w:rPr>
-                <w:rFonts w:ascii="Arial" w:hAnsi="Arial" w:cs="Arial"/>
-                <w:b/>
-                <w:sz w:val="24"/>
-                <w:szCs w:val="24"/>
-              </w:rPr>
-              <w:t xml:space="preserve"> </w:t>
-            </w:r>
-            <w:r>
-              <w:rPr>
-                <w:rFonts w:ascii="Arial" w:hAnsi="Arial" w:cs="Arial"/>
-                <w:sz w:val="24"/>
-                <w:szCs w:val="24"/>
-              </w:rPr>
-              <w:t xml:space="preserve">           </w:t>
-            </w:r>
-            <w:r>
-              <w:rPr>
-                <w:rFonts w:ascii="Arial" w:hAnsi="Arial" w:cs="Arial"/>
-                <w:sz w:val="24"/>
-                <w:szCs w:val="24"/>
-              </w:rPr>
-              <w:t xml:space="preserve">                                                                                   </w:t>
-            </w:r>
-            <w:r>
-              <w:rPr>
-                <w:rFonts w:ascii="Arial" w:hAnsi="Arial" w:cs="Arial"/>
-                <w:spacing w:val="-4"/>
-                <w:sz w:val="24"/>
-                <w:szCs w:val="24"/>
-              </w:rPr>
-              <w:t xml:space="preserve">       </w:t>
-            </w:r>
-            <w:r>
-              <w:t xml:space="preserve"> {cep}</w:t>
+              <w:t xml:space="preserve">CEP: {cep}</w:t>
             </w:r>
           </w:p>
         </w:tc>
@@ -1463,7 +953,7 @@
               <w:right w:val="single" w:sz="4" w:space="0" w:color="000000"/>
             </w:tcBorders>
           </w:tcPr>
-          <w:p ns2:paraId="52AD00CB" ns2:textId="77777777">
+          <w:p>
             <w:pPr>
               <w:pStyle w:val="TableParagraph"/>
               <w:ind w:left="104" w:right="-15"/>
@@ -1475,7 +965,7 @@
               </w:rPr>
             </w:pPr>
           </w:p>
-          <w:p ns2:paraId="520456E5" ns2:textId="77777777">
+          <w:p>
             <w:pPr>
               <w:pStyle w:val="TableParagraph"/>
               <w:ind w:left="0" w:right="-15"/>
@@ -1492,50 +982,7 @@
                 <w:sz w:val="24"/>
                 <w:szCs w:val="24"/>
               </w:rPr>
-              <w:t xml:space="preserve"> Cidade:                                                                                                             </w:t>
-            </w:r>
-            <w:r>
-              <w:rPr>
-                <w:rFonts w:ascii="Arial" w:hAnsi="Arial" w:cs="Arial"/>
-                <w:spacing w:val="-2"/>
-                <w:sz w:val="24"/>
-                <w:szCs w:val="24"/>
-              </w:rPr>
-            </w:r>
-            <w:r>
-              <w:rPr>
-                <w:rFonts w:ascii="Arial" w:hAnsi="Arial" w:cs="Arial"/>
-                <w:b/>
-                <w:sz w:val="24"/>
-                <w:szCs w:val="24"/>
-              </w:rPr>
-            </w:r>
-            <w:r>
-              <w:rPr>
-                <w:rFonts w:ascii="Arial" w:hAnsi="Arial" w:cs="Arial"/>
-                <w:sz w:val="24"/>
-                <w:szCs w:val="24"/>
-              </w:rPr>
-            </w:r>
-            <w:r>
-              <w:rPr>
-                <w:rFonts w:ascii="Arial" w:hAnsi="Arial" w:cs="Arial"/>
-                <w:sz w:val="24"/>
-                <w:szCs w:val="24"/>
-              </w:rPr>
-            </w:r>
-            <w:r>
-              <w:rPr>
-                <w:rFonts w:ascii="Arial" w:hAnsi="Arial" w:cs="Arial"/>
-                <w:spacing w:val="-2"/>
-                <w:sz w:val="24"/>
-                <w:szCs w:val="24"/>
-              </w:rPr>
-            </w:r>
-            <w:r/>
-            <w:r/>
-            <w:r>
-              <w:t xml:space="preserve"> {cidade}</w:t>
+              <w:t xml:space="preserve">Cidade: {cidade}</w:t>
             </w:r>
           </w:p>
         </w:tc>
@@ -1550,7 +997,7 @@
               <w:right w:val="single" w:sz="4" w:space="0" w:color="000000"/>
             </w:tcBorders>
           </w:tcPr>
-          <w:p ns2:paraId="0B865F4B" ns2:textId="77777777">
+          <w:p>
             <w:pPr>
               <w:pStyle w:val="TableParagraph"/>
               <w:ind w:left="0" w:right="-15"/>
@@ -1562,7 +1009,7 @@
               </w:rPr>
             </w:pPr>
           </w:p>
-          <w:p ns2:paraId="3D027A64" ns2:textId="77777777">
+          <w:p>
             <w:pPr>
               <w:pStyle w:val="TableParagraph"/>
               <w:ind w:left="0" w:right="-15"/>
@@ -1579,61 +1026,12 @@
                 <w:sz w:val="24"/>
                 <w:szCs w:val="24"/>
               </w:rPr>
-              <w:t xml:space="preserve"> Estado:                                                                                                          </w:t>
-            </w:r>
-            <w:r>
-              <w:rPr>
-                <w:rFonts w:ascii="Arial" w:hAnsi="Arial" w:cs="Arial"/>
-                <w:sz w:val="24"/>
-                <w:szCs w:val="24"/>
-              </w:rPr>
-            </w:r>
-            <w:r>
-              <w:rPr>
-                <w:rFonts w:ascii="Arial" w:hAnsi="Arial" w:cs="Arial"/>
-                <w:spacing w:val="-4"/>
-                <w:sz w:val="24"/>
-                <w:szCs w:val="24"/>
-              </w:rPr>
-            </w:r>
-            <w:r>
-              <w:rPr>
-                <w:rFonts w:ascii="Arial" w:hAnsi="Arial" w:cs="Arial"/>
-                <w:spacing w:val="-7"/>
-                <w:sz w:val="24"/>
-                <w:szCs w:val="24"/>
-              </w:rPr>
-            </w:r>
-            <w:r>
-              <w:rPr>
-                <w:rFonts w:ascii="Arial" w:hAnsi="Arial" w:cs="Arial"/>
-                <w:b/>
-                <w:sz w:val="24"/>
-                <w:szCs w:val="24"/>
-              </w:rPr>
-            </w:r>
-            <w:r>
-              <w:rPr>
-                <w:rFonts w:ascii="Arial" w:hAnsi="Arial" w:cs="Arial"/>
-                <w:sz w:val="24"/>
-                <w:szCs w:val="24"/>
-              </w:rPr>
-            </w:r>
-            <w:r>
-              <w:rPr>
-                <w:rFonts w:ascii="Arial" w:hAnsi="Arial" w:cs="Arial"/>
-                <w:sz w:val="24"/>
-                <w:szCs w:val="24"/>
-              </w:rPr>
-            </w:r>
-            <w:r/>
-            <w:r>
-              <w:t xml:space="preserve"> {estado}</w:t>
+              <w:t xml:space="preserve">Estado: {estado}</w:t>
             </w:r>
           </w:p>
         </w:tc>
       </w:tr>
-      <w:tr ns2:paraId="71E835F2" ns2:textId="77777777">
+      <w:tr>
         <w:trPr>
           <w:trHeight w:val="544"/>
         </w:trPr>
@@ -1647,7 +1045,7 @@
               <w:right w:val="single" w:sz="4" w:space="0" w:color="000000"/>
             </w:tcBorders>
           </w:tcPr>
-          <w:p ns2:paraId="56B2CE65" ns2:textId="77777777">
+          <w:p>
             <w:pPr>
               <w:pStyle w:val="TableParagraph"/>
               <w:spacing w:before="2"/>
@@ -1663,47 +1061,10 @@
                 <w:sz w:val="24"/>
                 <w:szCs w:val="24"/>
               </w:rPr>
-              <w:t>WhatsApp:</w:t>
-            </w:r>
-            <w:r>
-              <w:rPr>
-                <w:rFonts w:ascii="Arial" w:hAnsi="Arial" w:cs="Arial"/>
-                <w:b/>
-                <w:sz w:val="24"/>
-                <w:szCs w:val="24"/>
-              </w:rPr>
-              <w:t xml:space="preserve"> </w:t>
-            </w:r>
-            <w:r>
-              <w:rPr>
-                <w:rFonts w:ascii="Arial" w:hAnsi="Arial" w:cs="Arial"/>
-                <w:sz w:val="24"/>
-                <w:szCs w:val="24"/>
-              </w:rPr>
-              <w:t xml:space="preserve">                       </w:t>
-            </w:r>
-            <w:r>
-              <w:rPr>
-                <w:rFonts w:ascii="Arial" w:hAnsi="Arial" w:cs="Arial"/>
-                <w:sz w:val="24"/>
-                <w:szCs w:val="24"/>
-              </w:rPr>
-              <w:t xml:space="preserve">                                                                       </w:t>
-            </w:r>
-            <w:r>
-              <w:rPr>
-                <w:rFonts w:ascii="Arial" w:hAnsi="Arial" w:cs="Arial"/>
-                <w:spacing w:val="-5"/>
-                <w:sz w:val="24"/>
-                <w:szCs w:val="24"/>
-              </w:rPr>
-              <w:t xml:space="preserve">             </w:t>
-            </w:r>
-            <w:r>
-              <w:t xml:space="preserve"> {telefone}</w:t>
+              <w:t xml:space="preserve">WhatsApp: {telefone}</w:t>
             </w:r>
           </w:p>
-          <w:p ns2:paraId="24A4E843" ns2:textId="77777777">
+          <w:p>
             <w:pPr>
               <w:pStyle w:val="TableParagraph"/>
               <w:spacing w:line="255" w:lineRule="exact"/>
@@ -1726,7 +1087,7 @@
               <w:right w:val="single" w:sz="4" w:space="0" w:color="000000"/>
             </w:tcBorders>
           </w:tcPr>
-          <w:p ns2:paraId="656F1792" ns2:textId="77777777">
+          <w:p>
             <w:pPr>
               <w:pStyle w:val="TableParagraph"/>
               <w:spacing w:line="270" w:lineRule="atLeast"/>
@@ -1743,50 +1104,12 @@
                 <w:sz w:val="24"/>
                 <w:szCs w:val="24"/>
               </w:rPr>
-              <w:t xml:space="preserve"> Responsável/Contato:                                                                                                                    </w:t>
-            </w:r>
-            <w:r>
-              <w:rPr>
-                <w:rFonts w:ascii="Arial" w:hAnsi="Arial" w:cs="Arial"/>
-                <w:b/>
-                <w:sz w:val="24"/>
-                <w:szCs w:val="24"/>
-              </w:rPr>
-            </w:r>
-            <w:r>
-              <w:rPr>
-                <w:rFonts w:ascii="Arial" w:hAnsi="Arial" w:cs="Arial"/>
-                <w:sz w:val="24"/>
-                <w:szCs w:val="24"/>
-              </w:rPr>
-            </w:r>
-            <w:r>
-              <w:rPr>
-                <w:rFonts w:ascii="Arial" w:hAnsi="Arial" w:cs="Arial"/>
-                <w:sz w:val="24"/>
-                <w:szCs w:val="24"/>
-              </w:rPr>
-            </w:r>
-            <w:r>
-              <w:rPr>
-                <w:rFonts w:ascii="Arial" w:hAnsi="Arial" w:cs="Arial"/>
-                <w:spacing w:val="-2"/>
-                <w:sz w:val="24"/>
-                <w:szCs w:val="24"/>
-              </w:rPr>
-            </w:r>
-            <w:r/>
-            <w:r/>
-            <w:r/>
-            <w:r/>
-            <w:r/>
-            <w:r>
-              <w:t xml:space="preserve"> {site}</w:t>
+              <w:t xml:space="preserve">Endereço eletrônico/site: {site}</w:t>
             </w:r>
           </w:p>
         </w:tc>
       </w:tr>
-      <w:tr ns2:paraId="35B377F9" ns2:textId="77777777">
+      <w:tr>
         <w:trPr>
           <w:trHeight w:val="679"/>
         </w:trPr>
@@ -1801,7 +1124,7 @@
               <w:right w:val="single" w:sz="4" w:space="0" w:color="000000"/>
             </w:tcBorders>
           </w:tcPr>
-          <w:p ns2:paraId="746A730E" ns2:textId="77777777">
+          <w:p>
             <w:pPr>
               <w:pStyle w:val="TableParagraph"/>
               <w:spacing w:before="2"/>
@@ -1818,38 +1141,10 @@
                 <w:sz w:val="24"/>
                 <w:szCs w:val="24"/>
               </w:rPr>
-              <w:t xml:space="preserve">Representante:                                                                                                            </w:t>
-            </w:r>
-            <w:r>
-              <w:rPr>
-                <w:rFonts w:ascii="Arial" w:hAnsi="Arial" w:cs="Arial"/>
-                <w:b/>
-                <w:sz w:val="24"/>
-                <w:szCs w:val="24"/>
-              </w:rPr>
-            </w:r>
-            <w:r>
-              <w:rPr>
-                <w:rFonts w:ascii="Arial" w:hAnsi="Arial" w:cs="Arial"/>
-                <w:sz w:val="24"/>
-                <w:szCs w:val="24"/>
-              </w:rPr>
-            </w:r>
-            <w:r>
-              <w:rPr>
-                <w:rFonts w:ascii="Arial" w:hAnsi="Arial" w:cs="Arial"/>
-                <w:sz w:val="24"/>
-                <w:szCs w:val="24"/>
-              </w:rPr>
-            </w:r>
-            <w:r/>
-            <w:r/>
-            <w:r/>
-            <w:r>
-              <w:t xml:space="preserve"> {representante}</w:t>
+              <w:t xml:space="preserve">Representante: {representante}</w:t>
             </w:r>
           </w:p>
-          <w:p ns2:paraId="32CCE0E4" ns2:textId="77777777">
+          <w:p>
             <w:pPr>
               <w:pStyle w:val="TableParagraph"/>
               <w:spacing w:before="138"/>
@@ -1972,7 +1267,7 @@
               <w:right w:val="single" w:sz="4" w:space="0" w:color="000000"/>
             </w:tcBorders>
           </w:tcPr>
-          <w:p ns2:paraId="78DC4798" ns2:textId="77777777">
+          <w:p>
             <w:pPr>
               <w:pStyle w:val="TableParagraph"/>
               <w:spacing w:before="139"/>
@@ -1989,39 +1284,12 @@
                 <w:sz w:val="24"/>
                 <w:szCs w:val="24"/>
               </w:rPr>
-              <w:t xml:space="preserve">Cargo:                                                                                                                 </w:t>
-            </w:r>
-            <w:r>
-              <w:rPr>
-                <w:rFonts w:ascii="Arial" w:hAnsi="Arial" w:cs="Arial"/>
-                <w:b/>
-                <w:sz w:val="24"/>
-                <w:szCs w:val="24"/>
-              </w:rPr>
-            </w:r>
-            <w:r>
-              <w:rPr>
-                <w:rFonts w:ascii="Arial" w:hAnsi="Arial" w:cs="Arial"/>
-                <w:sz w:val="24"/>
-                <w:szCs w:val="24"/>
-              </w:rPr>
-            </w:r>
-            <w:r>
-              <w:rPr>
-                <w:rFonts w:ascii="Arial" w:hAnsi="Arial" w:cs="Arial"/>
-                <w:sz w:val="24"/>
-                <w:szCs w:val="24"/>
-              </w:rPr>
-            </w:r>
-            <w:r/>
-            <w:r/>
-            <w:r>
-              <w:t xml:space="preserve"> {cargo}</w:t>
+              <w:t xml:space="preserve">Cargo: {cargo}</w:t>
             </w:r>
           </w:p>
         </w:tc>
       </w:tr>
-      <w:tr ns2:paraId="5E6DFC02" ns2:textId="77777777">
+      <w:tr>
         <w:trPr>
           <w:trHeight w:val="408"/>
         </w:trPr>
@@ -2036,7 +1304,7 @@
               <w:right w:val="single" w:sz="4" w:space="0" w:color="000000"/>
             </w:tcBorders>
           </w:tcPr>
-          <w:p ns2:paraId="410E58B5" ns2:textId="77777777">
+          <w:p>
             <w:pPr>
               <w:pStyle w:val="TableParagraph"/>
               <w:ind w:left="172"/>
@@ -2052,103 +1320,13 @@
                 <w:sz w:val="24"/>
                 <w:szCs w:val="24"/>
               </w:rPr>
-              <w:t xml:space="preserve">E-mail (para assinatura digital):                                                                                                                                                   </w:t>
-            </w:r>
-            <w:r>
-              <w:rPr>
-                <w:rFonts w:ascii="Arial" w:hAnsi="Arial" w:cs="Arial"/>
-                <w:spacing w:val="-20"/>
-                <w:sz w:val="24"/>
-                <w:szCs w:val="24"/>
-              </w:rPr>
-            </w:r>
-            <w:r>
-              <w:rPr>
-                <w:rFonts w:ascii="Arial" w:hAnsi="Arial" w:cs="Arial"/>
-                <w:sz w:val="24"/>
-                <w:szCs w:val="24"/>
-              </w:rPr>
-            </w:r>
-            <w:r>
-              <w:rPr>
-                <w:rFonts w:ascii="Arial" w:hAnsi="Arial" w:cs="Arial"/>
-                <w:spacing w:val="-17"/>
-                <w:sz w:val="24"/>
-                <w:szCs w:val="24"/>
-              </w:rPr>
-            </w:r>
-            <w:r>
-              <w:rPr>
-                <w:rFonts w:ascii="Arial" w:hAnsi="Arial" w:cs="Arial"/>
-                <w:sz w:val="24"/>
-                <w:szCs w:val="24"/>
-              </w:rPr>
-            </w:r>
-            <w:r>
-              <w:rPr>
-                <w:rFonts w:ascii="Arial" w:hAnsi="Arial" w:cs="Arial"/>
-                <w:spacing w:val="-17"/>
-                <w:sz w:val="24"/>
-                <w:szCs w:val="24"/>
-              </w:rPr>
-            </w:r>
-            <w:r>
-              <w:rPr>
-                <w:rFonts w:ascii="Arial" w:hAnsi="Arial" w:cs="Arial"/>
-                <w:sz w:val="24"/>
-                <w:szCs w:val="24"/>
-              </w:rPr>
-            </w:r>
-            <w:r>
-              <w:rPr>
-                <w:rFonts w:ascii="Arial" w:hAnsi="Arial" w:cs="Arial"/>
-                <w:b/>
-                <w:sz w:val="24"/>
-                <w:szCs w:val="24"/>
-              </w:rPr>
-            </w:r>
-            <w:r>
-              <w:rPr>
-                <w:rFonts w:ascii="Arial" w:hAnsi="Arial" w:cs="Arial"/>
-                <w:sz w:val="24"/>
-                <w:szCs w:val="24"/>
-              </w:rPr>
-            </w:r>
-            <w:r>
-              <w:rPr>
-                <w:rFonts w:ascii="Arial" w:hAnsi="Arial" w:cs="Arial"/>
-                <w:sz w:val="24"/>
-                <w:szCs w:val="24"/>
-              </w:rPr>
-            </w:r>
-            <w:r>
-              <w:rPr>
-                <w:rFonts w:ascii="Arial" w:hAnsi="Arial" w:cs="Arial"/>
-                <w:sz w:val="24"/>
-                <w:szCs w:val="24"/>
-              </w:rPr>
-            </w:r>
-            <w:r>
-              <w:rPr>
-                <w:rFonts w:ascii="Arial" w:hAnsi="Arial" w:cs="Arial"/>
-                <w:sz w:val="24"/>
-                <w:szCs w:val="24"/>
-              </w:rPr>
-            </w:r>
-            <w:r/>
-            <w:r/>
-            <w:r/>
-            <w:r/>
-            <w:r/>
-            <w:r/>
-            <w:r>
-              <w:t xml:space="preserve"> {email_assinatura}</w:t>
+              <w:t xml:space="preserve">E-mail (para assinatura digital): {email_assinatura}</w:t>
             </w:r>
           </w:p>
         </w:tc>
       </w:tr>
     </w:tbl>
-    <w:p ns2:paraId="6144AFAE" ns2:textId="6674B5F1">
+    <w:p>
       <w:pPr>
         <w:pStyle w:val="Ttulo1"/>
         <w:spacing w:before="166"/>
@@ -2191,12 +1369,12 @@
           <w:insideV w:val="single" w:sz="12" w:space="0" w:color="000000"/>
         </w:tblBorders>
         <w:tblLayout w:type="fixed"/>
-        <w:tblLook w:val="01E0"/>
+        <w:tblLook w:val="01E0" w:firstRow="1" w:lastRow="1" w:firstColumn="1" w:lastColumn="1" w:noHBand="0" w:noVBand="0"/>
       </w:tblPr>
       <w:tblGrid>
         <w:gridCol w:w="9712"/>
       </w:tblGrid>
-      <w:tr ns2:paraId="21C60C94" ns2:textId="77777777">
+      <w:tr>
         <w:trPr>
           <w:trHeight w:val="362"/>
         </w:trPr>
@@ -2206,7 +1384,7 @@
             <w:shd w:val="clear" w:color="auto" w:fill="E7E6E6"/>
             <w:vAlign w:val="center"/>
           </w:tcPr>
-          <w:p ns2:paraId="0F288D6B" ns2:textId="77777777">
+          <w:p>
             <w:pPr>
               <w:pStyle w:val="TableParagraph"/>
               <w:spacing w:before="4"/>
@@ -2308,7 +1486,7 @@
           </w:p>
         </w:tc>
       </w:tr>
-      <w:tr ns2:paraId="54101EDB" ns2:textId="77777777">
+      <w:tr>
         <w:trPr>
           <w:trHeight w:val="1958"/>
         </w:trPr>
@@ -2321,7 +1499,7 @@
               <w:right w:val="single" w:sz="4" w:space="0" w:color="000000"/>
             </w:tcBorders>
           </w:tcPr>
-          <w:p ns2:paraId="45DD40EA" ns2:textId="77777777">
+          <w:p>
             <w:pPr>
               <w:pStyle w:val="TableParagraph"/>
               <w:spacing w:before="4" w:line="276" w:lineRule="auto"/>
@@ -2720,7 +1898,7 @@
         </w:tc>
       </w:tr>
     </w:tbl>
-    <w:p ns2:paraId="5069EA82" ns2:textId="77777777">
+    <w:p>
       <w:pPr>
         <w:spacing w:before="251"/>
         <w:ind w:right="296"/>
@@ -2733,7 +1911,7 @@
         </w:rPr>
       </w:pPr>
     </w:p>
-    <w:p ns2:paraId="4BEF4DD2" ns2:textId="77777777">
+    <w:p>
       <w:pPr>
         <w:tabs>
           <w:tab w:val="left" w:pos="3080"/>
@@ -2752,7 +1930,7 @@
         </w:rPr>
       </w:pPr>
     </w:p>
-    <w:p ns2:paraId="467CECB8" ns2:textId="77777777">
+    <w:p>
       <w:pPr>
         <w:tabs>
           <w:tab w:val="left" w:pos="3080"/>
@@ -2771,7 +1949,7 @@
         </w:rPr>
       </w:pPr>
     </w:p>
-    <w:p ns2:paraId="2BB49B4E" ns2:textId="1448E7BF">
+    <w:p>
       <w:pPr>
         <w:tabs>
           <w:tab w:val="left" w:pos="3080"/>
@@ -2824,7 +2002,7 @@
         <w:t>OBJETO</w:t>
       </w:r>
     </w:p>
-    <w:p ns2:paraId="4AB6D31B" ns2:textId="77777777">
+    <w:p>
       <w:pPr>
         <w:spacing w:before="251"/>
         <w:ind w:right="48"/>
@@ -2839,7 +2017,7 @@
         </w:rPr>
       </w:pPr>
     </w:p>
-    <w:p ns2:paraId="62CD8F7E" ns2:textId="77777777">
+    <w:p>
       <w:pPr>
         <w:pStyle w:val="Corpodetexto"/>
         <w:ind w:right="48"/>
@@ -2870,7 +2048,7 @@
         <w:t>CONVENIADA</w:t>
       </w:r>
     </w:p>
-    <w:p ns2:paraId="365C410E" ns2:textId="77777777">
+    <w:p>
       <w:pPr>
         <w:pStyle w:val="Corpodetexto"/>
         <w:ind w:right="48"/>
@@ -2880,7 +2058,7 @@
         </w:rPr>
       </w:pPr>
     </w:p>
-    <w:p ns2:paraId="0C38928E" ns2:textId="77777777">
+    <w:p>
       <w:pPr>
         <w:pStyle w:val="Corpodetexto"/>
         <w:ind w:right="48"/>
@@ -3220,7 +2398,7 @@
         <w:t>, que complementem o processo ensino- aprendizagem.</w:t>
       </w:r>
     </w:p>
-    <w:p ns2:paraId="715AFB3E" ns2:textId="77777777">
+    <w:p>
       <w:pPr>
         <w:pStyle w:val="Corpodetexto"/>
         <w:ind w:right="48"/>
@@ -3230,7 +2408,7 @@
         </w:rPr>
       </w:pPr>
     </w:p>
-    <w:p ns2:paraId="4A65796D" ns2:textId="77777777">
+    <w:p>
       <w:pPr>
         <w:pStyle w:val="Corpodetexto"/>
         <w:ind w:right="48"/>
@@ -3253,7 +2431,7 @@
         <w:t xml:space="preserve"> – As visitas técnicas nos ambientes profissionais de que trata o caput serão descritas em documento específico que estabelece o roteiro da visita, além de outras possíveis atividades que possam ser realizadas em comum acordo entre a conveniada e a convenente, e podem ser compostas por observações no local de trabalho, da realização de apontamentos gerais sobre aquilo que o graduando possa observar, da elaboração de relatórios específicos, da interação com profissionais, observadas as especificidades de cada área.</w:t>
       </w:r>
     </w:p>
-    <w:p ns2:paraId="31F026D6" ns2:textId="77777777">
+    <w:p>
       <w:pPr>
         <w:pStyle w:val="Corpodetexto"/>
         <w:spacing w:before="1"/>
@@ -3264,7 +2442,7 @@
         </w:rPr>
       </w:pPr>
     </w:p>
-    <w:p ns2:paraId="650EAA38" ns2:textId="77777777">
+    <w:p>
       <w:pPr>
         <w:pStyle w:val="Corpodetexto"/>
         <w:ind w:right="48"/>
@@ -3429,7 +2607,7 @@
         <w:t>.</w:t>
       </w:r>
     </w:p>
-    <w:p ns2:paraId="7EA5154F" ns2:textId="77777777">
+    <w:p>
       <w:pPr>
         <w:pStyle w:val="Corpodetexto"/>
         <w:ind w:right="48"/>
@@ -3439,7 +2617,7 @@
         </w:rPr>
       </w:pPr>
     </w:p>
-    <w:p ns2:paraId="1E2F7847" ns2:textId="77777777">
+    <w:p>
       <w:pPr>
         <w:pStyle w:val="Corpodetexto"/>
         <w:ind w:right="48"/>
@@ -3629,7 +2807,7 @@
         <w:t>deste Convênio serãosempre formalizadas através de documentos específicos, que integrarão este instrumento para os efeitos de direito.</w:t>
       </w:r>
     </w:p>
-    <w:p ns2:paraId="1BD6B144" ns2:textId="77777777">
+    <w:p>
       <w:pPr>
         <w:pStyle w:val="Ttulo1"/>
         <w:spacing w:before="166"/>
@@ -3646,7 +2824,7 @@
         </w:rPr>
       </w:pPr>
     </w:p>
-    <w:p ns2:paraId="1E2609F2" ns2:textId="734792C6">
+    <w:p>
       <w:pPr>
         <w:pStyle w:val="Ttulo1"/>
         <w:spacing w:before="166"/>
@@ -3675,7 +2853,7 @@
         <w:t>DOS OBJETIVOS</w:t>
       </w:r>
     </w:p>
-    <w:p ns2:paraId="34584DB3" ns2:textId="77777777">
+    <w:p>
       <w:pPr>
         <w:pStyle w:val="Corpodetexto"/>
         <w:ind w:right="48"/>
@@ -3686,7 +2864,7 @@
         </w:rPr>
       </w:pPr>
     </w:p>
-    <w:p ns2:paraId="3AA99C20" ns2:textId="77777777">
+    <w:p>
       <w:pPr>
         <w:pStyle w:val="Corpodetexto"/>
         <w:ind w:right="48"/>
@@ -3987,7 +3165,7 @@
         <w:t>sejam designados, por parte da sua coordenação de curso, e descritas no Plano de Trabalho ou roteiro de visita, visando à integração, em termos de treinamentoprático, de aperfeiçoamento técnico-cultural, científico e de relacionamento humano.</w:t>
       </w:r>
     </w:p>
-    <w:p ns2:paraId="17D75823" ns2:textId="77777777">
+    <w:p>
       <w:pPr>
         <w:pStyle w:val="Corpodetexto"/>
         <w:ind w:right="48"/>
@@ -3997,7 +3175,7 @@
         </w:rPr>
       </w:pPr>
     </w:p>
-    <w:p ns2:paraId="4363846B" ns2:textId="77777777">
+    <w:p>
       <w:pPr>
         <w:pStyle w:val="Ttulo1"/>
         <w:spacing w:before="166"/>
@@ -4014,7 +3192,7 @@
         </w:rPr>
       </w:pPr>
     </w:p>
-    <w:p ns2:paraId="208883BB" ns2:textId="77777777">
+    <w:p>
       <w:pPr>
         <w:pStyle w:val="Ttulo1"/>
         <w:spacing w:before="166"/>
@@ -4031,7 +3209,7 @@
         </w:rPr>
       </w:pPr>
     </w:p>
-    <w:p ns2:paraId="3B5CE865" ns2:textId="419231AD">
+    <w:p>
       <w:pPr>
         <w:pStyle w:val="Ttulo1"/>
         <w:spacing w:before="166"/>
@@ -4060,7 +3238,7 @@
         <w:t>DAS VISITAS TÉCNICAS EM AMBIENTES PROFISSIONAIS</w:t>
       </w:r>
     </w:p>
-    <w:p ns2:paraId="764C2E93" ns2:textId="77777777">
+    <w:p>
       <w:pPr>
         <w:pStyle w:val="Corpodetexto"/>
         <w:spacing w:before="1"/>
@@ -4072,7 +3250,7 @@
         </w:rPr>
       </w:pPr>
     </w:p>
-    <w:p ns2:paraId="63A3ACF8" ns2:textId="77777777">
+    <w:p>
       <w:pPr>
         <w:pStyle w:val="Corpodetexto"/>
         <w:ind w:right="48"/>
@@ -4263,7 +3441,7 @@
         <w:t>experiências profissionais, em conformidade com o roteiro de visita.</w:t>
       </w:r>
     </w:p>
-    <w:p ns2:paraId="192F91C5" ns2:textId="77777777">
+    <w:p>
       <w:pPr>
         <w:ind w:right="48"/>
         <w:rPr>
@@ -4274,7 +3452,7 @@
         </w:rPr>
       </w:pPr>
     </w:p>
-    <w:p ns2:paraId="50F7E6B7" ns2:textId="77777777">
+    <w:p>
       <w:pPr>
         <w:ind w:right="48"/>
         <w:rPr>
@@ -4345,7 +3523,7 @@
         <w:t xml:space="preserve">             </w:t>
       </w:r>
     </w:p>
-    <w:p ns2:paraId="515AE481" ns2:textId="77777777">
+    <w:p>
       <w:pPr>
         <w:ind w:right="48"/>
         <w:rPr>
@@ -4356,7 +3534,7 @@
         </w:rPr>
       </w:pPr>
     </w:p>
-    <w:p ns2:paraId="26FD0387" ns2:textId="77777777">
+    <w:p>
       <w:pPr>
         <w:pStyle w:val="Corpodetexto"/>
         <w:ind w:right="48"/>
@@ -4523,7 +3701,7 @@
         <w:t xml:space="preserve">CONVENIADA </w:t>
       </w:r>
     </w:p>
-    <w:p ns2:paraId="537D23A4" ns2:textId="77777777">
+    <w:p>
       <w:pPr>
         <w:pStyle w:val="Corpodetexto"/>
         <w:ind w:right="48"/>
@@ -4533,7 +3711,7 @@
         </w:rPr>
       </w:pPr>
     </w:p>
-    <w:p ns2:paraId="02CD1D01" ns2:textId="77777777">
+    <w:p>
       <w:pPr>
         <w:pStyle w:val="Corpodetexto"/>
         <w:ind w:right="48"/>
@@ -4718,7 +3896,7 @@
         <w:t>reparosnecessários.</w:t>
       </w:r>
     </w:p>
-    <w:p ns2:paraId="11DE5B59" ns2:textId="77777777">
+    <w:p>
       <w:pPr>
         <w:pStyle w:val="Corpodetexto"/>
         <w:ind w:right="48"/>
@@ -4728,7 +3906,7 @@
         </w:rPr>
       </w:pPr>
     </w:p>
-    <w:p ns2:paraId="1A6330B7" ns2:textId="77777777">
+    <w:p>
       <w:pPr>
         <w:pStyle w:val="Corpodetexto"/>
         <w:ind w:right="48"/>
@@ -4776,7 +3954,7 @@
         <w:t>, não podendo ser superior a 02 (duas) horas diárias, em calendário acordado entre as partes.</w:t>
       </w:r>
     </w:p>
-    <w:p ns2:paraId="6A509C9E" ns2:textId="77777777">
+    <w:p>
       <w:pPr>
         <w:ind w:right="48"/>
         <w:rPr>
@@ -4794,7 +3972,7 @@
         <w:t xml:space="preserve">  </w:t>
       </w:r>
     </w:p>
-    <w:p ns2:paraId="319545D2" ns2:textId="77777777">
+    <w:p>
       <w:pPr>
         <w:ind w:right="48"/>
         <w:jc w:val="both"/>
@@ -4839,7 +4017,7 @@
         <w:t>as obrigações relativas às VISITAS TÉCNICAS:</w:t>
       </w:r>
     </w:p>
-    <w:p ns2:paraId="46A45CC2" ns2:textId="77777777">
+    <w:p>
       <w:pPr>
         <w:pStyle w:val="Corpodetexto"/>
         <w:ind w:right="48"/>
@@ -4849,7 +4027,7 @@
         </w:rPr>
       </w:pPr>
     </w:p>
-    <w:p ns2:paraId="2A8765A8" ns2:textId="77777777">
+    <w:p>
       <w:pPr>
         <w:pStyle w:val="PargrafodaLista"/>
         <w:numPr>
@@ -5064,7 +4242,7 @@
         <w:t>em articulação com a CONVENIADA;</w:t>
       </w:r>
     </w:p>
-    <w:p ns2:paraId="27539614" ns2:textId="77777777">
+    <w:p>
       <w:pPr>
         <w:pStyle w:val="PargrafodaLista"/>
         <w:numPr>
@@ -5237,7 +4415,7 @@
         <w:t>técnicas;</w:t>
       </w:r>
     </w:p>
-    <w:p ns2:paraId="4CB15202" ns2:textId="77777777">
+    <w:p>
       <w:pPr>
         <w:pStyle w:val="PargrafodaLista"/>
         <w:numPr>
@@ -5589,7 +4767,7 @@
         <w:t>teoria e a prática;</w:t>
       </w:r>
     </w:p>
-    <w:p ns2:paraId="49A40146" ns2:textId="77777777">
+    <w:p>
       <w:pPr>
         <w:pStyle w:val="PargrafodaLista"/>
         <w:numPr>
@@ -5617,7 +4795,7 @@
         <w:t>Designar um representante da instituição para o acompanhamento da visita técnica;</w:t>
       </w:r>
     </w:p>
-    <w:p ns2:paraId="33D1BF82" ns2:textId="77777777">
+    <w:p>
       <w:pPr>
         <w:pStyle w:val="PargrafodaLista"/>
         <w:numPr>
@@ -5662,7 +4840,7 @@
         <w:t>.</w:t>
       </w:r>
     </w:p>
-    <w:p ns2:paraId="10ACB958" ns2:textId="77777777">
+    <w:p>
       <w:pPr>
         <w:pStyle w:val="Corpodetexto"/>
         <w:spacing w:before="2"/>
@@ -5673,7 +4851,7 @@
         </w:rPr>
       </w:pPr>
     </w:p>
-    <w:p ns2:paraId="4D4F13A6" ns2:textId="77777777">
+    <w:p>
       <w:pPr>
         <w:ind w:right="48"/>
         <w:jc w:val="both"/>
@@ -5718,7 +4896,7 @@
         <w:t>às obrigações relativas às VISITAS TÉCNICAS:</w:t>
       </w:r>
     </w:p>
-    <w:p ns2:paraId="6DB1A75C" ns2:textId="77777777">
+    <w:p>
       <w:pPr>
         <w:pStyle w:val="Corpodetexto"/>
         <w:spacing w:before="1"/>
@@ -5729,7 +4907,7 @@
         </w:rPr>
       </w:pPr>
     </w:p>
-    <w:p ns2:paraId="536E6F61" ns2:textId="77777777">
+    <w:p>
       <w:pPr>
         <w:pStyle w:val="PargrafodaLista"/>
         <w:numPr>
@@ -5757,7 +4935,7 @@
         <w:t>Proporcionar ao graduando condições adequadas à consecução do roteiro da visita técnica;</w:t>
       </w:r>
     </w:p>
-    <w:p ns2:paraId="4EB3B8ED" ns2:textId="77777777">
+    <w:p>
       <w:pPr>
         <w:pStyle w:val="PargrafodaLista"/>
         <w:numPr>
@@ -5913,7 +5091,7 @@
         <w:t>realização;</w:t>
       </w:r>
     </w:p>
-    <w:p ns2:paraId="45BF51B2" ns2:textId="6EC0BF68">
+    <w:p>
       <w:pPr>
         <w:pStyle w:val="PargrafodaLista"/>
         <w:numPr>
@@ -5956,7 +5134,7 @@
           <w:sz w:val="24"/>
           <w:szCs w:val="24"/>
         </w:rPr>
-        <w:t>, compreendendo: cronograma (datas e horários), espaços físicos a serem cedidos,</w:t>
+        <w:t>, compreendendo: cronograma (datas e horários), espaçosfísicos a serem cedidos,</w:t>
       </w:r>
       <w:r>
         <w:rPr>
@@ -6231,7 +5409,7 @@
         <w:t>acadêmico;</w:t>
       </w:r>
     </w:p>
-    <w:p ns2:paraId="57ADF90C" ns2:textId="77777777">
+    <w:p>
       <w:pPr>
         <w:pStyle w:val="PargrafodaLista"/>
         <w:numPr>
@@ -6463,7 +5641,7 @@
         <w:t>, de acordo com roteiro da visita previamente acordado.</w:t>
       </w:r>
     </w:p>
-    <w:p ns2:paraId="483823F7" ns2:textId="77777777">
+    <w:p>
       <w:pPr>
         <w:pStyle w:val="Corpodetexto"/>
         <w:ind w:right="48"/>
@@ -6473,7 +5651,7 @@
         </w:rPr>
       </w:pPr>
     </w:p>
-    <w:p ns2:paraId="2CC89612" ns2:textId="77777777">
+    <w:p>
       <w:pPr>
         <w:pStyle w:val="Ttulo1"/>
         <w:spacing w:before="166"/>
@@ -6502,7 +5680,7 @@
         <w:t>DOS ESTÁGIOS OBRIGATÓRIOS</w:t>
       </w:r>
     </w:p>
-    <w:p ns2:paraId="2631F420" ns2:textId="77777777">
+    <w:p>
       <w:pPr>
         <w:pStyle w:val="Corpodetexto"/>
         <w:spacing w:before="274"/>
@@ -6779,7 +5957,7 @@
         <w:t>11.788/2008.</w:t>
       </w:r>
     </w:p>
-    <w:p ns2:paraId="656F4351" ns2:textId="77777777">
+    <w:p>
       <w:pPr>
         <w:pStyle w:val="Corpodetexto"/>
         <w:spacing w:before="2"/>
@@ -6790,7 +5968,7 @@
         </w:rPr>
       </w:pPr>
     </w:p>
-    <w:p ns2:paraId="78767681" ns2:textId="77777777">
+    <w:p>
       <w:pPr>
         <w:pStyle w:val="Corpodetexto"/>
         <w:spacing w:before="1"/>
@@ -7133,7 +6311,7 @@
         <w:t>disciplina.</w:t>
       </w:r>
     </w:p>
-    <w:p ns2:paraId="73AD2B45" ns2:textId="77777777">
+    <w:p>
       <w:pPr>
         <w:pStyle w:val="Corpodetexto"/>
         <w:ind w:right="48"/>
@@ -7143,7 +6321,7 @@
         </w:rPr>
       </w:pPr>
     </w:p>
-    <w:p ns2:paraId="5561F25F" ns2:textId="77777777">
+    <w:p>
       <w:pPr>
         <w:ind w:right="48"/>
         <w:jc w:val="both"/>
@@ -7188,7 +6366,7 @@
         <w:t>a CONVENENTE:</w:t>
       </w:r>
     </w:p>
-    <w:p ns2:paraId="299C0D8A" ns2:textId="77777777">
+    <w:p>
       <w:pPr>
         <w:pStyle w:val="Corpodetexto"/>
         <w:ind w:right="48"/>
@@ -7198,7 +6376,7 @@
         </w:rPr>
       </w:pPr>
     </w:p>
-    <w:p ns2:paraId="62C0379B" ns2:textId="77777777">
+    <w:p>
       <w:pPr>
         <w:pStyle w:val="PargrafodaLista"/>
         <w:numPr>
@@ -7396,7 +6574,7 @@
         <w:t>profissional do aluno, conforme proposta pedagógica do Curso;</w:t>
       </w:r>
     </w:p>
-    <w:p ns2:paraId="0322124C" ns2:textId="77777777">
+    <w:p>
       <w:pPr>
         <w:pStyle w:val="PargrafodaLista"/>
         <w:numPr>
@@ -7516,7 +6694,7 @@
         <w:t>estágio;</w:t>
       </w:r>
     </w:p>
-    <w:p ns2:paraId="4D24B10B" ns2:textId="77777777">
+    <w:p>
       <w:pPr>
         <w:pStyle w:val="PargrafodaLista"/>
         <w:numPr>
@@ -7681,7 +6859,7 @@
         <w:t>intervenções necessárias, observados os preceitos da ética profissional;</w:t>
       </w:r>
     </w:p>
-    <w:p ns2:paraId="13A8DF1F" ns2:textId="77777777">
+    <w:p>
       <w:pPr>
         <w:pStyle w:val="PargrafodaLista"/>
         <w:numPr>
@@ -7709,7 +6887,7 @@
         <w:t>Elaborar normas complementares e avaliar o desempenho do estagiário em periodicidade não superior a 6 meses;</w:t>
       </w:r>
     </w:p>
-    <w:p ns2:paraId="508476DC" ns2:textId="77777777">
+    <w:p>
       <w:pPr>
         <w:pStyle w:val="PargrafodaLista"/>
         <w:numPr>
@@ -7737,7 +6915,7 @@
         <w:t>Zelar pelo cumprimento do presente Termo, bem como do Termo de Compromisso de Estágio, reorientando o estagiário para outro local em caso de descumprimento de suas normas;</w:t>
       </w:r>
     </w:p>
-    <w:p ns2:paraId="04D0C485" ns2:textId="77777777">
+    <w:p>
       <w:pPr>
         <w:pStyle w:val="PargrafodaLista"/>
         <w:numPr>
@@ -7783,7 +6961,7 @@
         <w:t>e incluir o número da Apólice no Termo de Compromisso de Estágio;</w:t>
       </w:r>
     </w:p>
-    <w:p ns2:paraId="580FD9B0" ns2:textId="77777777">
+    <w:p>
       <w:pPr>
         <w:pStyle w:val="PargrafodaLista"/>
         <w:numPr>
@@ -7982,7 +7160,7 @@
         <w:t>referentes ao estágio;</w:t>
       </w:r>
     </w:p>
-    <w:p ns2:paraId="731F17B1" ns2:textId="77777777">
+    <w:p>
       <w:pPr>
         <w:pStyle w:val="PargrafodaLista"/>
         <w:numPr>
@@ -8165,7 +7343,7 @@
         <w:t>acadêmico;</w:t>
       </w:r>
     </w:p>
-    <w:p ns2:paraId="0ADCCA94" ns2:textId="77777777">
+    <w:p>
       <w:pPr>
         <w:pStyle w:val="PargrafodaLista"/>
         <w:numPr>
@@ -8340,7 +7518,7 @@
         <w:t>vida escolar do(a) Estagiário(a);</w:t>
       </w:r>
     </w:p>
-    <w:p ns2:paraId="53544B2F" ns2:textId="77777777">
+    <w:p>
       <w:pPr>
         <w:pStyle w:val="PargrafodaLista"/>
         <w:numPr>
@@ -8522,7 +7700,7 @@
         <w:t>exigências do conselho profissional, remuneração para o Preceptor, quando incidir responsabilidade técnica sobre a atividade de estágio obrigatório;</w:t>
       </w:r>
     </w:p>
-    <w:p ns2:paraId="7D0E314D" ns2:textId="39782B01">
+    <w:p>
       <w:pPr>
         <w:pStyle w:val="PargrafodaLista"/>
         <w:numPr>
@@ -8793,7 +7971,7 @@
         <w:t>público.</w:t>
       </w:r>
     </w:p>
-    <w:p ns2:paraId="2486536F" ns2:textId="77777777">
+    <w:p>
       <w:pPr>
         <w:pStyle w:val="Corpodetexto"/>
         <w:ind w:right="48"/>
@@ -8803,7 +7981,7 @@
         </w:rPr>
       </w:pPr>
     </w:p>
-    <w:p ns2:paraId="503B887D" ns2:textId="77777777">
+    <w:p>
       <w:pPr>
         <w:ind w:right="48"/>
         <w:jc w:val="both"/>
@@ -9016,7 +8194,7 @@
         <w:t>a</w:t>
       </w:r>
     </w:p>
-    <w:p ns2:paraId="16F001F9" ns2:textId="77777777">
+    <w:p>
       <w:pPr>
         <w:ind w:right="48"/>
         <w:jc w:val="both"/>
@@ -9073,7 +8251,7 @@
         <w:t>CONVENENTE.</w:t>
       </w:r>
     </w:p>
-    <w:p ns2:paraId="108869C7" ns2:textId="77777777">
+    <w:p>
       <w:pPr>
         <w:pStyle w:val="Corpodetexto"/>
         <w:ind w:right="48"/>
@@ -9083,7 +8261,7 @@
         </w:rPr>
       </w:pPr>
     </w:p>
-    <w:p ns2:paraId="5C4EB33C" ns2:textId="77777777">
+    <w:p>
       <w:pPr>
         <w:ind w:right="48"/>
         <w:jc w:val="both"/>
@@ -9128,7 +8306,7 @@
         <w:t>as obrigações relativas ao ESTÁGIO OBRIGATÓRIO:</w:t>
       </w:r>
     </w:p>
-    <w:p ns2:paraId="523EEAA0" ns2:textId="77777777">
+    <w:p>
       <w:pPr>
         <w:pStyle w:val="Corpodetexto"/>
         <w:ind w:right="48"/>
@@ -9138,7 +8316,7 @@
         </w:rPr>
       </w:pPr>
     </w:p>
-    <w:p ns2:paraId="52BBD032" ns2:textId="77777777">
+    <w:p>
       <w:pPr>
         <w:pStyle w:val="PargrafodaLista"/>
         <w:numPr>
@@ -9319,7 +8497,7 @@
         <w:t>de aprendizagem social,profissional e cultural;</w:t>
       </w:r>
     </w:p>
-    <w:p ns2:paraId="0A2EE05D" ns2:textId="77777777">
+    <w:p>
       <w:pPr>
         <w:pStyle w:val="PargrafodaLista"/>
         <w:numPr>
@@ -9348,7 +8526,7 @@
         <w:t>Oferecer condições físicas e materiais indispensáveis ao desempenho das atividades e aplicar ao estagiário a legislação de saúde e segurança do trabalho;</w:t>
       </w:r>
     </w:p>
-    <w:p ns2:paraId="43620D3A" ns2:textId="77777777">
+    <w:p>
       <w:pPr>
         <w:pStyle w:val="PargrafodaLista"/>
         <w:numPr>
@@ -9546,7 +8724,7 @@
         <w:t>necessários, de acordo com a Lei n. 11.788/2008.</w:t>
       </w:r>
     </w:p>
-    <w:p ns2:paraId="23A241D0" ns2:textId="77777777">
+    <w:p>
       <w:pPr>
         <w:pStyle w:val="PargrafodaLista"/>
         <w:numPr>
@@ -9583,7 +8761,7 @@
         <w:t>cumprimento;</w:t>
       </w:r>
     </w:p>
-    <w:p ns2:paraId="22C396F1" ns2:textId="77777777">
+    <w:p>
       <w:pPr>
         <w:pStyle w:val="PargrafodaLista"/>
         <w:numPr>
@@ -9628,7 +8806,7 @@
         <w:t>, através da Coordenação de Estágio, qualquerirregularidade ou ocorrência na realização do estágio;</w:t>
       </w:r>
     </w:p>
-    <w:p ns2:paraId="44824EE0" ns2:textId="77777777">
+    <w:p>
       <w:pPr>
         <w:pStyle w:val="PargrafodaLista"/>
         <w:numPr>
@@ -9674,7 +8852,7 @@
         <w:t>, se for o caso, o desejo de interrupção do estágio e solicitar o Termo de Cancelamento do TCE;</w:t>
       </w:r>
     </w:p>
-    <w:p ns2:paraId="5618D179" ns2:textId="77777777">
+    <w:p>
       <w:pPr>
         <w:pStyle w:val="PargrafodaLista"/>
         <w:numPr>
@@ -10001,7 +9179,7 @@
         <w:t>;</w:t>
       </w:r>
     </w:p>
-    <w:p ns2:paraId="1128F097" ns2:textId="77777777">
+    <w:p>
       <w:pPr>
         <w:pStyle w:val="PargrafodaLista"/>
         <w:numPr>
@@ -10048,7 +9226,7 @@
         <w:t>;</w:t>
       </w:r>
     </w:p>
-    <w:p ns2:paraId="6AA29E54" ns2:textId="77777777">
+    <w:p>
       <w:pPr>
         <w:pStyle w:val="PargrafodaLista"/>
         <w:numPr>
@@ -10095,7 +9273,7 @@
         <w:t>, a qualquer pretexto, sem prévia autorização formal;</w:t>
       </w:r>
     </w:p>
-    <w:p ns2:paraId="7BA0F5AC" ns2:textId="77777777">
+    <w:p>
       <w:pPr>
         <w:pStyle w:val="PargrafodaLista"/>
         <w:numPr>
@@ -10244,7 +9422,7 @@
         <w:t>de condutas éticas, serãoestabelecidas no Regulamento de Atividades de Estágios Obrigatórios.</w:t>
       </w:r>
     </w:p>
-    <w:p ns2:paraId="68FDBCAC" ns2:textId="77777777">
+    <w:p>
       <w:pPr>
         <w:pStyle w:val="Corpodetexto"/>
         <w:spacing w:before="266"/>
@@ -10274,7 +9452,7 @@
         <w:t>intervenção.</w:t>
       </w:r>
     </w:p>
-    <w:p ns2:paraId="693BEF9E" ns2:textId="77777777">
+    <w:p>
       <w:pPr>
         <w:pStyle w:val="Corpodetexto"/>
         <w:spacing w:before="2"/>
@@ -10285,7 +9463,7 @@
         </w:rPr>
       </w:pPr>
     </w:p>
-    <w:p ns2:paraId="72807A24" ns2:textId="15E32435">
+    <w:p>
       <w:pPr>
         <w:pStyle w:val="Corpodetexto"/>
         <w:ind w:right="48"/>
@@ -10450,7 +9628,7 @@
         <w:t>semanais.</w:t>
       </w:r>
     </w:p>
-    <w:p ns2:paraId="257B0105" ns2:textId="77777777">
+    <w:p>
       <w:pPr>
         <w:pStyle w:val="Ttulo1"/>
         <w:spacing w:before="166"/>
@@ -10467,7 +9645,7 @@
         </w:rPr>
       </w:pPr>
     </w:p>
-    <w:p ns2:paraId="45DAA7B2" ns2:textId="535CAD8E">
+    <w:p>
       <w:pPr>
         <w:pStyle w:val="Ttulo1"/>
         <w:spacing w:before="166"/>
@@ -10492,7 +9670,7 @@
         <w:t>DO SEGURO CONTRA ACIDENTES PESSOAIS</w:t>
       </w:r>
     </w:p>
-    <w:p ns2:paraId="706031CD" ns2:textId="77777777">
+    <w:p>
       <w:pPr>
         <w:pStyle w:val="Corpodetexto"/>
         <w:spacing w:before="274"/>
@@ -10528,7 +9706,7 @@
         <w:t>providenciará a inclusão do aluno/estagiário no seguro contra acidentes pessoais e a devida inclusão nos termos de compromisso no caso de estágio obrigatório, em conformidade com a legislação e normas pertinentes em vigor.</w:t>
       </w:r>
     </w:p>
-    <w:p ns2:paraId="35637305" ns2:textId="77777777">
+    <w:p>
       <w:pPr>
         <w:pStyle w:val="Corpodetexto"/>
         <w:spacing w:before="2"/>
@@ -10539,7 +9717,7 @@
         </w:rPr>
       </w:pPr>
     </w:p>
-    <w:p ns2:paraId="43404FDF" ns2:textId="77777777">
+    <w:p>
       <w:pPr>
         <w:pStyle w:val="Corpodetexto"/>
         <w:spacing w:before="1"/>
@@ -10575,7 +9753,7 @@
         <w:t>.</w:t>
       </w:r>
     </w:p>
-    <w:p ns2:paraId="1544FBAD" ns2:textId="77777777">
+    <w:p>
       <w:pPr>
         <w:pStyle w:val="Corpodetexto"/>
         <w:ind w:right="48"/>
@@ -10585,7 +9763,7 @@
         </w:rPr>
       </w:pPr>
     </w:p>
-    <w:p ns2:paraId="1277D146" ns2:textId="77777777">
+    <w:p>
       <w:pPr>
         <w:pStyle w:val="Corpodetexto"/>
         <w:ind w:right="48"/>
@@ -10763,7 +9941,7 @@
         <w:t>início do estágio obrigatório em ambientesprofissionais em suas dependências.</w:t>
       </w:r>
     </w:p>
-    <w:p ns2:paraId="19A43177" ns2:textId="77777777">
+    <w:p>
       <w:pPr>
         <w:pStyle w:val="Corpodetexto"/>
         <w:ind w:right="48"/>
@@ -10773,7 +9951,7 @@
         </w:rPr>
       </w:pPr>
     </w:p>
-    <w:p ns2:paraId="4B0A5D33" ns2:textId="77777777">
+    <w:p>
       <w:pPr>
         <w:pStyle w:val="Ttulo1"/>
         <w:spacing w:before="166"/>
@@ -10802,7 +9980,7 @@
         <w:t>DO VÍNCULO</w:t>
       </w:r>
     </w:p>
-    <w:p ns2:paraId="67A6457E" ns2:textId="77777777">
+    <w:p>
       <w:pPr>
         <w:pStyle w:val="Corpodetexto"/>
         <w:ind w:right="48"/>
@@ -10813,7 +9991,7 @@
         </w:rPr>
       </w:pPr>
     </w:p>
-    <w:p ns2:paraId="70C4D60D" ns2:textId="77777777">
+    <w:p>
       <w:pPr>
         <w:pStyle w:val="Corpodetexto"/>
         <w:ind w:right="48"/>
@@ -11237,7 +10415,7 @@
         <w:t>acadêmico.</w:t>
       </w:r>
     </w:p>
-    <w:p ns2:paraId="4A54A469" ns2:textId="77777777">
+    <w:p>
       <w:pPr>
         <w:pStyle w:val="Ttulo1"/>
         <w:spacing w:before="166"/>
@@ -11266,7 +10444,7 @@
         <w:t>DA VIGÊNCIA</w:t>
       </w:r>
     </w:p>
-    <w:p ns2:paraId="2C343B5E" ns2:textId="77777777">
+    <w:p>
       <w:pPr>
         <w:pStyle w:val="Corpodetexto"/>
         <w:spacing w:before="5"/>
@@ -11278,7 +10456,7 @@
         </w:rPr>
       </w:pPr>
     </w:p>
-    <w:p ns2:paraId="3C9C865E" ns2:textId="3745FA4F">
+    <w:p>
       <w:pPr>
         <w:pStyle w:val="Corpodetexto"/>
         <w:ind w:right="48"/>
@@ -11469,7 +10647,7 @@
         <w:t>período de tempo, mediante assinatura de novo Termo de Convênio devidamente acordado entre as partes.</w:t>
       </w:r>
     </w:p>
-    <w:p ns2:paraId="32FBF6F6" ns2:textId="77777777">
+    <w:p>
       <w:pPr>
         <w:pStyle w:val="Corpodetexto"/>
         <w:ind w:right="48"/>
@@ -11478,7 +10656,7 @@
         </w:rPr>
       </w:pPr>
     </w:p>
-    <w:p ns2:paraId="5BDB9CA3" ns2:textId="77777777">
+    <w:p>
       <w:pPr>
         <w:pStyle w:val="Ttulo1"/>
         <w:spacing w:before="166"/>
@@ -11507,7 +10685,7 @@
         <w:t>DA RESCISÃO</w:t>
       </w:r>
     </w:p>
-    <w:p ns2:paraId="131506EA" ns2:textId="77777777">
+    <w:p>
       <w:pPr>
         <w:pStyle w:val="Corpodetexto"/>
         <w:ind w:right="48"/>
@@ -11518,7 +10696,7 @@
         </w:rPr>
       </w:pPr>
     </w:p>
-    <w:p ns2:paraId="28B6EF7D" ns2:textId="77777777">
+    <w:p>
       <w:pPr>
         <w:pStyle w:val="Corpodetexto"/>
         <w:ind w:right="48"/>
@@ -11813,7 +10991,7 @@
         <w:t>que participaram do acordo, inclusive aos estagiários, no que couber.</w:t>
       </w:r>
     </w:p>
-    <w:p ns2:paraId="0D0E55E5" ns2:textId="77777777">
+    <w:p>
       <w:pPr>
         <w:pStyle w:val="Corpodetexto"/>
         <w:spacing w:before="3"/>
@@ -11824,7 +11002,7 @@
         </w:rPr>
       </w:pPr>
     </w:p>
-    <w:p ns2:paraId="1D9E832D" ns2:textId="3A7C6BEF">
+    <w:p>
       <w:pPr>
         <w:ind w:right="48"/>
         <w:jc w:val="both"/>
@@ -12329,7 +11507,7 @@
         <w:t>se proceder à rescisão do presente Termo de Convênio.</w:t>
       </w:r>
     </w:p>
-    <w:p ns2:paraId="651B0D8B" ns2:textId="77777777">
+    <w:p>
       <w:pPr>
         <w:pStyle w:val="Corpodetexto"/>
         <w:spacing w:before="81"/>
@@ -12340,7 +11518,7 @@
         </w:rPr>
       </w:pPr>
     </w:p>
-    <w:p ns2:paraId="59E3702D" ns2:textId="77777777">
+    <w:p>
       <w:pPr>
         <w:pStyle w:val="Ttulo1"/>
         <w:spacing w:before="166"/>
@@ -12369,7 +11547,7 @@
         <w:t>DAS CONTRAPARTIDAS</w:t>
       </w:r>
     </w:p>
-    <w:p ns2:paraId="055350A8" ns2:textId="77777777">
+    <w:p>
       <w:pPr>
         <w:pStyle w:val="Corpodetexto"/>
         <w:spacing w:before="276"/>
@@ -12422,7 +11600,7 @@
         <w:t>:</w:t>
       </w:r>
     </w:p>
-    <w:p ns2:paraId="6849FC7E" ns2:textId="77777777">
+    <w:p>
       <w:pPr>
         <w:pStyle w:val="Corpodetexto"/>
         <w:spacing w:before="276"/>
@@ -12440,7 +11618,7 @@
         <w:t>I – 01 (uma) bolsa de pós-graduação na modalidade EAD;</w:t>
       </w:r>
     </w:p>
-    <w:p ns2:paraId="79686834" ns2:textId="77777777">
+    <w:p>
       <w:pPr>
         <w:pStyle w:val="Corpodetexto"/>
         <w:spacing w:before="276"/>
@@ -12466,7 +11644,7 @@
         <w:t xml:space="preserve">kit de material; </w:t>
       </w:r>
     </w:p>
-    <w:p ns2:paraId="35728B74" ns2:textId="77777777">
+    <w:p>
       <w:pPr>
         <w:pStyle w:val="Corpodetexto"/>
         <w:spacing w:before="276"/>
@@ -12483,7 +11661,7 @@
         <w:t>III – pagamento mensal no valor de R$ 100,00 (cem reais) por aluno, enquanto este permanecer vinculado ao ambiente profissional concedente.</w:t>
       </w:r>
     </w:p>
-    <w:p ns2:paraId="065C9EA9" ns2:textId="77777777">
+    <w:p>
       <w:pPr>
         <w:pStyle w:val="Corpodetexto"/>
         <w:spacing w:before="276"/>
@@ -12502,7 +11680,7 @@
         <w:t>Bolsa de pós – graduação</w:t>
       </w:r>
     </w:p>
-    <w:p ns2:paraId="2A3F71BE" ns2:textId="77777777">
+    <w:p>
       <w:pPr>
         <w:pStyle w:val="Corpodetexto"/>
         <w:spacing w:before="274"/>
@@ -12551,7 +11729,7 @@
         <w:t>.</w:t>
       </w:r>
     </w:p>
-    <w:p ns2:paraId="5EFB5047" ns2:textId="77777777">
+    <w:p>
       <w:pPr>
         <w:pStyle w:val="Corpodetexto"/>
         <w:spacing w:before="2"/>
@@ -12562,7 +11740,7 @@
         </w:rPr>
       </w:pPr>
     </w:p>
-    <w:p ns2:paraId="6A438DDB" ns2:textId="77777777">
+    <w:p>
       <w:pPr>
         <w:pStyle w:val="Corpodetexto"/>
         <w:ind w:right="48"/>
@@ -12597,7 +11775,7 @@
         <w:t>.</w:t>
       </w:r>
     </w:p>
-    <w:p ns2:paraId="3CA5F123" ns2:textId="77777777">
+    <w:p>
       <w:pPr>
         <w:pStyle w:val="Corpodetexto"/>
         <w:ind w:right="48"/>
@@ -12607,7 +11785,7 @@
         </w:rPr>
       </w:pPr>
     </w:p>
-    <w:p ns2:paraId="452098BE" ns2:textId="77777777">
+    <w:p>
       <w:pPr>
         <w:pStyle w:val="Corpodetexto"/>
         <w:ind w:right="48"/>
@@ -12936,7 +12114,7 @@
         <w:t>automaticamente.</w:t>
       </w:r>
     </w:p>
-    <w:p ns2:paraId="0E908060" ns2:textId="77777777">
+    <w:p>
       <w:pPr>
         <w:pStyle w:val="Corpodetexto"/>
         <w:ind w:right="48"/>
@@ -12954,7 +12132,7 @@
         <w:t>Pagamento Kit</w:t>
       </w:r>
     </w:p>
-    <w:p ns2:paraId="5899A410" ns2:textId="77777777">
+    <w:p>
       <w:pPr>
         <w:pStyle w:val="Corpodetexto"/>
         <w:ind w:right="48"/>
@@ -12965,7 +12143,7 @@
         </w:rPr>
       </w:pPr>
     </w:p>
-    <w:p ns2:paraId="1937D4B4" ns2:textId="77777777">
+    <w:p>
       <w:pPr>
         <w:pStyle w:val="Corpodetexto"/>
         <w:ind w:right="48"/>
@@ -13041,7 +12219,7 @@
         <w:t>.</w:t>
       </w:r>
     </w:p>
-    <w:p ns2:paraId="0DE7BD88" ns2:textId="77777777">
+    <w:p>
       <w:pPr>
         <w:pStyle w:val="Corpodetexto"/>
         <w:ind w:right="48"/>
@@ -13050,7 +12228,7 @@
         </w:rPr>
       </w:pPr>
     </w:p>
-    <w:p ns2:paraId="0E5ED078" ns2:textId="77777777">
+    <w:p>
       <w:pPr>
         <w:pStyle w:val="Corpodetexto"/>
         <w:ind w:right="48"/>
@@ -13115,7 +12293,7 @@
         <w:t xml:space="preserve"> deverá atentar-se rigorosamente aos prazos estipulados. </w:t>
       </w:r>
     </w:p>
-    <w:p ns2:paraId="667038B3" ns2:textId="77777777">
+    <w:p>
       <w:pPr>
         <w:pStyle w:val="Corpodetexto"/>
         <w:ind w:right="48"/>
@@ -13124,7 +12302,7 @@
         </w:rPr>
       </w:pPr>
     </w:p>
-    <w:p ns2:paraId="7A3C1233" ns2:textId="77777777">
+    <w:p>
       <w:pPr>
         <w:pStyle w:val="Corpodetexto"/>
         <w:ind w:right="48"/>
@@ -13144,7 +12322,7 @@
         <w:t>Pagamento Repasse aluno/mês</w:t>
       </w:r>
     </w:p>
-    <w:p ns2:paraId="6D93334C" ns2:textId="77777777">
+    <w:p>
       <w:pPr>
         <w:pStyle w:val="Corpodetexto"/>
         <w:ind w:right="48"/>
@@ -13153,7 +12331,7 @@
         </w:rPr>
       </w:pPr>
     </w:p>
-    <w:p ns2:paraId="4323E5B7" ns2:textId="77777777">
+    <w:p>
       <w:pPr>
         <w:pStyle w:val="Corpodetexto"/>
         <w:ind w:right="48"/>
@@ -13204,7 +12382,7 @@
         <w:t xml:space="preserve"> o valor mensal de R$ 100,00 (cem reais) por aluno vinculado ao respectivo ambiente profissional, correspondente ao período efetivo de permanência do aluno no local de estágio.O pagamento será realizado de forma proporcional à quantidade de meses em que o aluno permanecer vinculado ao ambiente conveniado.</w:t>
       </w:r>
     </w:p>
-    <w:p ns2:paraId="5330881A" ns2:textId="77777777">
+    <w:p>
       <w:pPr>
         <w:pStyle w:val="Corpodetexto"/>
         <w:ind w:right="48"/>
@@ -13213,7 +12391,7 @@
         </w:rPr>
       </w:pPr>
     </w:p>
-    <w:p ns2:paraId="07E2397F" ns2:textId="77777777">
+    <w:p>
       <w:pPr>
         <w:pStyle w:val="Corpodetexto"/>
         <w:ind w:right="48"/>
@@ -13290,7 +12468,7 @@
         <w:t>.</w:t>
       </w:r>
     </w:p>
-    <w:p ns2:paraId="0CC46DC5" ns2:textId="77777777">
+    <w:p>
       <w:pPr>
         <w:pStyle w:val="Corpodetexto"/>
         <w:ind w:right="48"/>
@@ -13299,7 +12477,7 @@
         </w:rPr>
       </w:pPr>
     </w:p>
-    <w:p ns2:paraId="1AE4294D" ns2:textId="5B7BA29E">
+    <w:p>
       <w:pPr>
         <w:pStyle w:val="Corpodetexto"/>
         <w:ind w:right="48"/>
@@ -13364,7 +12542,7 @@
         <w:t xml:space="preserve"> deverá atentar-se rigorosamente aos prazos estipulados.</w:t>
       </w:r>
     </w:p>
-    <w:p ns2:paraId="5E7B3707" ns2:textId="77777777">
+    <w:p>
       <w:pPr>
         <w:pStyle w:val="Corpodetexto"/>
         <w:ind w:right="48"/>
@@ -13373,7 +12551,7 @@
         </w:rPr>
       </w:pPr>
     </w:p>
-    <w:p ns2:paraId="3E112EF6" ns2:textId="77777777">
+    <w:p>
       <w:pPr>
         <w:pStyle w:val="Ttulo1"/>
         <w:spacing w:before="166"/>
@@ -13402,7 +12580,7 @@
         <w:t>DA PROTEÇÃO DE DADOS</w:t>
       </w:r>
     </w:p>
-    <w:p ns2:paraId="344371DA" ns2:textId="77777777">
+    <w:p>
       <w:pPr>
         <w:pStyle w:val="Corpodetexto"/>
         <w:spacing w:before="274"/>
@@ -13425,7 +12603,7 @@
         <w:t>As partes declaram e concordam que toda e qualquer atividade de tratamento de dados deve atender às finalidades e limites previstos neste instrumento e estar em conformidade com a legislação aplicável, principalmente, mas não se limitando à Lei 13.709/18 (“Lei Geral de Proteção de Dados” ou “LGPD”).</w:t>
       </w:r>
     </w:p>
-    <w:p ns2:paraId="1A7393E9" ns2:textId="77777777">
+    <w:p>
       <w:pPr>
         <w:pStyle w:val="Corpodetexto"/>
         <w:spacing w:before="3"/>
@@ -13436,7 +12614,7 @@
         </w:rPr>
       </w:pPr>
     </w:p>
-    <w:p ns2:paraId="5EFE11B5" ns2:textId="77777777">
+    <w:p>
       <w:pPr>
         <w:pStyle w:val="Corpodetexto"/>
         <w:ind w:right="48"/>
@@ -13471,7 +12649,7 @@
         <w:t>é única e exclusivamente responsável por obter o consentimento para fins de coleta, tratamento, conservação e uso dos dados pessoais de seus empregados, prepostos, subcontratados e/ou pessoas a seu serviço, necessários ao cumprimento do presente instrumento.</w:t>
       </w:r>
     </w:p>
-    <w:p ns2:paraId="53FA3235" ns2:textId="77777777">
+    <w:p>
       <w:pPr>
         <w:pStyle w:val="Corpodetexto"/>
         <w:ind w:right="48"/>
@@ -13481,7 +12659,7 @@
         </w:rPr>
       </w:pPr>
     </w:p>
-    <w:p ns2:paraId="4064F2D8" ns2:textId="77777777">
+    <w:p>
       <w:pPr>
         <w:pStyle w:val="Corpodetexto"/>
         <w:ind w:right="48"/>
@@ -13680,7 +12858,7 @@
         <w:t>dados.</w:t>
       </w:r>
     </w:p>
-    <w:p ns2:paraId="7BC52F44" ns2:textId="77777777">
+    <w:p>
       <w:pPr>
         <w:pStyle w:val="Corpodetexto"/>
         <w:ind w:right="48"/>
@@ -13690,7 +12868,7 @@
         </w:rPr>
       </w:pPr>
     </w:p>
-    <w:p ns2:paraId="7986B217" ns2:textId="01D4AA1B">
+    <w:p>
       <w:pPr>
         <w:pStyle w:val="Corpodetexto"/>
         <w:ind w:right="48"/>
@@ -13739,7 +12917,7 @@
         <w:t xml:space="preserve"> </w:t>
       </w:r>
     </w:p>
-    <w:p ns2:paraId="34D755A0" ns2:textId="77777777">
+    <w:p>
       <w:pPr>
         <w:pStyle w:val="Corpodetexto"/>
         <w:ind w:right="48"/>
@@ -13748,7 +12926,7 @@
         </w:rPr>
       </w:pPr>
     </w:p>
-    <w:p ns2:paraId="3F6B0EEC" ns2:textId="77777777">
+    <w:p>
       <w:pPr>
         <w:pStyle w:val="Corpodetexto"/>
         <w:ind w:right="48"/>
@@ -13834,7 +13012,7 @@
         <w:t>, exclusivamente para as finalidades de gestão contabilística, fiscal e administrativa, especialmente para viabilizar a emissão de notas fiscais relativas às bonificações, auxílios financeiros e demais contrapartidas previstas na cláusula específica deste instrumento, bem como para o controle de cobranças, pagamentos e acompanhamento das informações mensais necessárias à medição da prestação dos serviços, em estrita observância à legislação vigente de proteção de dados pessoais.</w:t>
       </w:r>
     </w:p>
-    <w:p ns2:paraId="0928433D" ns2:textId="77777777">
+    <w:p>
       <w:pPr>
         <w:pStyle w:val="Corpodetexto"/>
         <w:spacing w:before="1"/>
@@ -13845,7 +13023,7 @@
         </w:rPr>
       </w:pPr>
     </w:p>
-    <w:p ns2:paraId="68A823EB" ns2:textId="77777777">
+    <w:p>
       <w:pPr>
         <w:pStyle w:val="Corpodetexto"/>
         <w:ind w:right="48"/>
@@ -13867,7 +13045,7 @@
         <w:t>– As partes devem tomar as medidas cabíveis e aplicar as medidas de segurança, técnicas e administrativas aptas a proteger os dados pessoais de acessos não autorizados ou de qualquer forma de tratamento inadequado ou ilícito, com o objetivo de assegurar o nível de segurança devido aos dados pessoais decorrentes deste instrumento.</w:t>
       </w:r>
     </w:p>
-    <w:p ns2:paraId="1576E762" ns2:textId="77777777">
+    <w:p>
       <w:pPr>
         <w:pStyle w:val="Corpodetexto"/>
         <w:ind w:right="48"/>
@@ -13877,7 +13055,7 @@
         </w:rPr>
       </w:pPr>
     </w:p>
-    <w:p ns2:paraId="0D975B7E" ns2:textId="77777777">
+    <w:p>
       <w:pPr>
         <w:pStyle w:val="Corpodetexto"/>
         <w:ind w:right="48"/>
@@ -14114,7 +13292,7 @@
         <w:t>CONVENENTE.</w:t>
       </w:r>
     </w:p>
-    <w:p ns2:paraId="029DAFCB" ns2:textId="77777777">
+    <w:p>
       <w:pPr>
         <w:pStyle w:val="Corpodetexto"/>
         <w:spacing w:before="1"/>
@@ -14126,7 +13304,7 @@
         </w:rPr>
       </w:pPr>
     </w:p>
-    <w:p ns2:paraId="766DA901" ns2:textId="77777777">
+    <w:p>
       <w:pPr>
         <w:pStyle w:val="Corpodetexto"/>
         <w:ind w:right="48"/>
@@ -14353,7 +13531,7 @@
         <w:t>a fim de verificar a conformidade e o adequado cumprimento da Lei Geral de Proteção de Dados.</w:t>
       </w:r>
     </w:p>
-    <w:p ns2:paraId="67F97649" ns2:textId="77777777">
+    <w:p>
       <w:pPr>
         <w:pStyle w:val="Corpodetexto"/>
         <w:ind w:right="48"/>
@@ -14363,7 +13541,7 @@
         </w:rPr>
       </w:pPr>
     </w:p>
-    <w:p ns2:paraId="683BC714" ns2:textId="77777777">
+    <w:p>
       <w:pPr>
         <w:pStyle w:val="Ttulo1"/>
         <w:spacing w:before="166"/>
@@ -14393,7 +13571,7 @@
         <w:t>DAS DISPOSIÇÕES FINAIS</w:t>
       </w:r>
     </w:p>
-    <w:p ns2:paraId="58512E12" ns2:textId="77777777">
+    <w:p>
       <w:pPr>
         <w:pStyle w:val="Corpodetexto"/>
         <w:spacing w:before="274"/>
@@ -14585,7 +13763,7 @@
         <w:t>deâmbito civil, penal e administrativo.</w:t>
       </w:r>
     </w:p>
-    <w:p ns2:paraId="3D614048" ns2:textId="77777777">
+    <w:p>
       <w:pPr>
         <w:pStyle w:val="Corpodetexto"/>
         <w:spacing w:before="3"/>
@@ -14596,7 +13774,7 @@
         </w:rPr>
       </w:pPr>
     </w:p>
-    <w:p ns2:paraId="56EBD888" ns2:textId="77777777">
+    <w:p>
       <w:pPr>
         <w:pStyle w:val="Corpodetexto"/>
         <w:ind w:right="48"/>
@@ -14618,7 +13796,7 @@
         <w:t>É vedado aos partícipes ceder ou transferir os direitos e obrigações decorrentes deste contrato, total ou parcialmente, salvo mediante consentimento prévioe por escrito, da outra parte.</w:t>
       </w:r>
     </w:p>
-    <w:p ns2:paraId="30DEB319" ns2:textId="77777777">
+    <w:p>
       <w:pPr>
         <w:pStyle w:val="Corpodetexto"/>
         <w:spacing w:before="273"/>
@@ -14921,7 +14099,7 @@
         <w:t>tácita.</w:t>
       </w:r>
     </w:p>
-    <w:p ns2:paraId="6A8989D1" ns2:textId="77777777">
+    <w:p>
       <w:pPr>
         <w:ind w:right="48"/>
         <w:rPr>
@@ -14931,7 +14109,7 @@
         </w:rPr>
       </w:pPr>
     </w:p>
-    <w:p ns2:paraId="3978F88F" ns2:textId="77777777">
+    <w:p>
       <w:pPr>
         <w:ind w:right="48"/>
         <w:jc w:val="both"/>
@@ -14960,7 +14138,7 @@
         <w:t xml:space="preserve"> – O número de vagas a serem disponibilizadas pela CONVENIADA, conforme a conveniência dos partícipes, para as atividades curriculares de ensino, serão objeto determos de pactuação, que integrarão este instrumento.</w:t>
       </w:r>
     </w:p>
-    <w:p ns2:paraId="70E4536C" ns2:textId="77777777">
+    <w:p>
       <w:pPr>
         <w:pStyle w:val="Corpodetexto"/>
         <w:spacing w:before="2"/>
@@ -14971,7 +14149,7 @@
         </w:rPr>
       </w:pPr>
     </w:p>
-    <w:p ns2:paraId="02614F66" ns2:textId="77777777">
+    <w:p>
       <w:pPr>
         <w:pStyle w:val="Ttulo1"/>
         <w:spacing w:before="166"/>
@@ -15000,7 +14178,7 @@
         <w:t>DO FORO</w:t>
       </w:r>
     </w:p>
-    <w:p ns2:paraId="6A2FA497" ns2:textId="77777777">
+    <w:p>
       <w:pPr>
         <w:pStyle w:val="Corpodetexto"/>
         <w:spacing w:before="274"/>
@@ -15310,7 +14488,7 @@
         <w:t>com renúncia de qualquer outro, por mais privilegiado que seja.</w:t>
       </w:r>
     </w:p>
-    <w:p ns2:paraId="40CA18F6" ns2:textId="77777777">
+    <w:p>
       <w:pPr>
         <w:pStyle w:val="Corpodetexto"/>
         <w:spacing w:before="3"/>
@@ -15320,7 +14498,7 @@
         </w:rPr>
       </w:pPr>
     </w:p>
-    <w:p ns2:paraId="242C79A0" ns2:textId="77777777">
+    <w:p>
       <w:pPr>
         <w:ind w:right="48"/>
         <w:jc w:val="both"/>
@@ -15706,7 +14884,7 @@
         <w:t>ficando cada parte com uma cópia eletrônica de igual teor</w:t>
       </w:r>
     </w:p>
-    <w:p ns2:paraId="6C987D49" ns2:textId="77777777">
+    <w:p>
       <w:pPr>
         <w:ind w:right="48"/>
         <w:rPr>
@@ -15716,7 +14894,7 @@
         </w:rPr>
       </w:pPr>
     </w:p>
-    <w:p ns2:paraId="310B5BD2" ns2:textId="77777777">
+    <w:p>
       <w:pPr>
         <w:pStyle w:val="Corpodetexto"/>
         <w:tabs>
@@ -15729,7 +14907,7 @@
         </w:rPr>
       </w:pPr>
     </w:p>
-    <w:p ns2:paraId="1BCE5C56" ns2:textId="77777777">
+    <w:p>
       <w:pPr>
         <w:pStyle w:val="Corpodetexto"/>
         <w:tabs>
@@ -15742,7 +14920,7 @@
         </w:rPr>
       </w:pPr>
     </w:p>
-    <w:p ns2:paraId="56B908F0" ns2:textId="77777777">
+    <w:p>
       <w:pPr>
         <w:pStyle w:val="Corpodetexto"/>
         <w:tabs>
@@ -15758,78 +14936,10 @@
         <w:rPr>
           <w:rFonts w:ascii="Arial" w:hAnsi="Arial" w:cs="Arial"/>
         </w:rPr>
-        <w:t>Paranavaí/PR, {data_extenso}.</w:t>
-      </w:r>
-      <w:r>
-        <w:rPr>
-          <w:rFonts w:ascii="Arial" w:hAnsi="Arial" w:cs="Arial"/>
-          <w:spacing w:val="52"/>
-        </w:rPr>
-      </w:r>
-      <w:r>
-        <w:rPr>
-          <w:rFonts w:ascii="Arial" w:hAnsi="Arial" w:cs="Arial"/>
-        </w:rPr>
-      </w:r>
-      <w:r>
-        <w:rPr>
-          <w:rFonts w:ascii="Arial" w:hAnsi="Arial" w:cs="Arial"/>
-          <w:color w:val="FF0000"/>
-          <w:spacing w:val="27"/>
-        </w:rPr>
-      </w:r>
-      <w:r>
-        <w:rPr>
-          <w:rFonts w:ascii="Arial" w:hAnsi="Arial" w:cs="Arial"/>
-          <w:color w:val="000000"/>
-          <w:spacing w:val="-5"/>
-        </w:rPr>
-      </w:r>
-      <w:r>
-        <w:rPr>
-          <w:rFonts w:ascii="Arial" w:hAnsi="Arial" w:cs="Arial"/>
-          <w:color w:val="000000"/>
-        </w:rPr>
-      </w:r>
-      <w:r>
-        <w:rPr>
-          <w:rFonts w:ascii="Arial" w:hAnsi="Arial" w:cs="Arial"/>
-        </w:rPr>
-      </w:r>
-      <w:r>
-        <w:rPr>
-          <w:rFonts w:ascii="Arial" w:hAnsi="Arial" w:cs="Arial"/>
-          <w:color w:val="000000"/>
-        </w:rPr>
-      </w:r>
-      <w:r>
-        <w:rPr>
-          <w:rFonts w:ascii="Arial" w:hAnsi="Arial" w:cs="Arial"/>
-          <w:color w:val="000000"/>
-          <w:spacing w:val="51"/>
-        </w:rPr>
-      </w:r>
-      <w:r>
-        <w:rPr>
-          <w:rFonts w:ascii="Arial" w:hAnsi="Arial" w:cs="Arial"/>
-        </w:rPr>
-      </w:r>
-      <w:r>
-        <w:rPr>
-          <w:rFonts w:ascii="Arial" w:hAnsi="Arial" w:cs="Arial"/>
-          <w:color w:val="FF0000"/>
-          <w:spacing w:val="-2"/>
-        </w:rPr>
-      </w:r>
-      <w:r>
-        <w:rPr>
-          <w:rFonts w:ascii="Arial" w:hAnsi="Arial" w:cs="Arial"/>
-          <w:color w:val="000000"/>
-          <w:spacing w:val="-10"/>
-        </w:rPr>
+        <w:t xml:space="preserve">Paranava?/PR, {data_extenso}.</w:t>
       </w:r>
     </w:p>
-    <w:p ns2:paraId="1398B3C9" ns2:textId="77777777">
+    <w:p>
       <w:pPr>
         <w:pStyle w:val="Corpodetexto"/>
         <w:spacing w:before="46"/>
@@ -15854,13 +14964,13 @@
           <w:insideV w:val="single" w:sz="4" w:space="0" w:color="000000"/>
         </w:tblBorders>
         <w:tblLayout w:type="fixed"/>
-        <w:tblLook w:val="01E0"/>
+        <w:tblLook w:val="01E0" w:firstRow="1" w:lastRow="1" w:firstColumn="1" w:lastColumn="1" w:noHBand="0" w:noVBand="0"/>
       </w:tblPr>
       <w:tblGrid>
         <w:gridCol w:w="4807"/>
         <w:gridCol w:w="4805"/>
       </w:tblGrid>
-      <w:tr ns2:paraId="61BA3566" ns2:textId="77777777">
+      <w:tr>
         <w:trPr>
           <w:trHeight w:val="2017"/>
           <w:jc w:val="center"/>
@@ -15870,7 +14980,7 @@
             <w:tcW w:w="4807" w:type="dxa"/>
             <w:vAlign w:val="bottom"/>
           </w:tcPr>
-          <w:p ns2:paraId="6435DC44" ns2:textId="77777777">
+          <w:p>
             <w:pPr>
               <w:pStyle w:val="TableParagraph"/>
               <w:ind w:left="0" w:right="48"/>
@@ -15882,7 +14992,7 @@
               </w:rPr>
             </w:pPr>
           </w:p>
-          <w:p ns2:paraId="01500A07" ns2:textId="77777777">
+          <w:p>
             <w:pPr>
               <w:pStyle w:val="TableParagraph"/>
               <w:spacing w:before="205"/>
@@ -15895,7 +15005,7 @@
               </w:rPr>
             </w:pPr>
           </w:p>
-          <w:p ns2:paraId="769D628A" ns2:textId="77777777">
+          <w:p>
             <w:pPr>
               <w:pStyle w:val="TableParagraph"/>
               <w:spacing w:before="205"/>
@@ -15908,7 +15018,7 @@
               </w:rPr>
             </w:pPr>
           </w:p>
-          <w:p ns2:paraId="0EDA4A96" ns2:textId="7FEF359D">
+          <w:p>
             <w:pPr>
               <w:pStyle w:val="TableParagraph"/>
               <w:spacing w:before="205"/>
@@ -15921,7 +15031,7 @@
               </w:rPr>
             </w:pPr>
           </w:p>
-          <w:p ns2:paraId="676C24A5" ns2:textId="77777777">
+          <w:p>
             <w:pPr>
               <w:pStyle w:val="TableParagraph"/>
               <w:spacing w:line="20" w:lineRule="exact"/>
@@ -15940,89 +15050,89 @@
                 <w:sz w:val="24"/>
                 <w:szCs w:val="24"/>
               </w:rPr>
-              <ns1:AlternateContent>
-                <ns1:Choice Requires="wpg">
+              <mc:AlternateContent>
+                <mc:Choice Requires="wpg">
                   <w:drawing>
-                    <ns3:inline distT="0" distB="0" distL="0" distR="0" ns4:anchorId="3FF05735" ns4:editId="024E5803">
-                      <ns3:extent cx="2540000" cy="13970"/>
-                      <ns3:effectExtent l="9525" t="0" r="3175" b="5079"/>
-                      <ns3:docPr id="1635324380" name="Group 6"/>
-                      <ns3:cNvGraphicFramePr>
-                        <ns5:graphicFrameLocks/>
-                      </ns3:cNvGraphicFramePr>
-                      <ns5:graphic>
-                        <ns5:graphicData uri="http://schemas.microsoft.com/office/word/2010/wordprocessingGroup">
-                          <ns6:wgp>
-                            <ns6:cNvGrpSpPr>
-                              <ns5:grpSpLocks/>
-                            </ns6:cNvGrpSpPr>
-                            <ns6:grpSpPr>
-                              <ns5:xfrm>
-                                <ns5:off x="0" y="0"/>
-                                <ns5:ext cx="2540000" cy="13970"/>
-                                <ns5:chOff x="0" y="0"/>
-                                <ns5:chExt cx="2540000" cy="13970"/>
-                              </ns5:xfrm>
-                            </ns6:grpSpPr>
-                            <ns7:wsp>
-                              <ns7:cNvPr id="339387143" name="Graphic 7"/>
-                              <ns7:cNvSpPr/>
-                              <ns7:spPr>
-                                <ns5:xfrm>
-                                  <ns5:off x="0" y="6781"/>
-                                  <ns5:ext cx="2540000" cy="1270"/>
-                                </ns5:xfrm>
-                                <ns5:custGeom>
-                                  <ns5:avLst/>
-                                  <ns5:gdLst/>
-                                  <ns5:ahLst/>
-                                  <ns5:cxnLst/>
-                                  <ns5:rect l="l" t="t" r="r" b="b"/>
-                                  <ns5:pathLst>
-                                    <ns5:path w="2540000">
-                                      <ns5:moveTo>
-                                        <ns5:pt x="0" y="0"/>
-                                      </ns5:moveTo>
-                                      <ns5:lnTo>
-                                        <ns5:pt x="2540000" y="0"/>
-                                      </ns5:lnTo>
-                                    </ns5:path>
-                                  </ns5:pathLst>
-                                </ns5:custGeom>
-                                <ns5:ln w="13563">
-                                  <ns5:solidFill>
-                                    <ns5:srgbClr val="000000"/>
-                                  </ns5:solidFill>
-                                  <ns5:prstDash val="solid"/>
-                                </ns5:ln>
-                              </ns7:spPr>
-                              <ns7:bodyPr wrap="square" lIns="0" tIns="0" rIns="0" bIns="0" rtlCol="0">
-                                <ns5:prstTxWarp prst="textNoShape">
-                                  <ns5:avLst/>
-                                </ns5:prstTxWarp>
-                                <ns5:noAutofit/>
-                              </ns7:bodyPr>
-                            </ns7:wsp>
-                          </ns6:wgp>
-                        </ns5:graphicData>
-                      </ns5:graphic>
-                    </ns3:inline>
+                    <wp:inline distT="0" distB="0" distL="0" distR="0" wp14:anchorId="3FF05735" wp14:editId="024E5803">
+                      <wp:extent cx="2540000" cy="13970"/>
+                      <wp:effectExtent l="9525" t="0" r="3175" b="5079"/>
+                      <wp:docPr id="1635324380" name="Group 6"/>
+                      <wp:cNvGraphicFramePr>
+                        <a:graphicFrameLocks xmlns:a="http://schemas.openxmlformats.org/drawingml/2006/main"/>
+                      </wp:cNvGraphicFramePr>
+                      <a:graphic xmlns:a="http://schemas.openxmlformats.org/drawingml/2006/main">
+                        <a:graphicData uri="http://schemas.microsoft.com/office/word/2010/wordprocessingGroup">
+                          <wpg:wgp>
+                            <wpg:cNvGrpSpPr>
+                              <a:grpSpLocks/>
+                            </wpg:cNvGrpSpPr>
+                            <wpg:grpSpPr>
+                              <a:xfrm>
+                                <a:off x="0" y="0"/>
+                                <a:ext cx="2540000" cy="13970"/>
+                                <a:chOff x="0" y="0"/>
+                                <a:chExt cx="2540000" cy="13970"/>
+                              </a:xfrm>
+                            </wpg:grpSpPr>
+                            <wps:wsp>
+                              <wps:cNvPr id="339387143" name="Graphic 7"/>
+                              <wps:cNvSpPr/>
+                              <wps:spPr>
+                                <a:xfrm>
+                                  <a:off x="0" y="6781"/>
+                                  <a:ext cx="2540000" cy="1270"/>
+                                </a:xfrm>
+                                <a:custGeom>
+                                  <a:avLst/>
+                                  <a:gdLst/>
+                                  <a:ahLst/>
+                                  <a:cxnLst/>
+                                  <a:rect l="l" t="t" r="r" b="b"/>
+                                  <a:pathLst>
+                                    <a:path w="2540000">
+                                      <a:moveTo>
+                                        <a:pt x="0" y="0"/>
+                                      </a:moveTo>
+                                      <a:lnTo>
+                                        <a:pt x="2540000" y="0"/>
+                                      </a:lnTo>
+                                    </a:path>
+                                  </a:pathLst>
+                                </a:custGeom>
+                                <a:ln w="13563">
+                                  <a:solidFill>
+                                    <a:srgbClr val="000000"/>
+                                  </a:solidFill>
+                                  <a:prstDash val="solid"/>
+                                </a:ln>
+                              </wps:spPr>
+                              <wps:bodyPr wrap="square" lIns="0" tIns="0" rIns="0" bIns="0" rtlCol="0">
+                                <a:prstTxWarp prst="textNoShape">
+                                  <a:avLst/>
+                                </a:prstTxWarp>
+                                <a:noAutofit/>
+                              </wps:bodyPr>
+                            </wps:wsp>
+                          </wpg:wgp>
+                        </a:graphicData>
+                      </a:graphic>
+                    </wp:inline>
                   </w:drawing>
-                </ns1:Choice>
-                <ns1:Fallback>
+                </mc:Choice>
+                <mc:Fallback>
                   <w:pict>
-                    <ns8:group ns2:anchorId="2EFFE33B" id="Group 6" ns9:spid="_x0000_s1026" style="width:200pt;height:1.1pt;mso-position-horizontal-relative:char;mso-position-vertical-relative:line" coordsize="25400,139" ns9:gfxdata="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">
-                      <ns8:shape id="Graphic 7" ns9:spid="_x0000_s1027" style="position:absolute;top:67;width:25400;height:13;visibility:visible;mso-wrap-style:square;v-text-anchor:top" coordsize="2540000,1270" ns9:gfxdata="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" path="m,l2540000,e" filled="f" strokeweight=".37675mm">
-                        <ns8:path arrowok="t"/>
-                      </ns8:shape>
-                      <ns10:anchorlock/>
-                    </ns8:group>
+                    <v:group w14:anchorId="2EFFE33B" id="Group 6" o:spid="_x0000_s1026" style="width:200pt;height:1.1pt;mso-position-horizontal-relative:char;mso-position-vertical-relative:line" coordsize="25400,139" o:gfxdata="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">
+                      <v:shape id="Graphic 7" o:spid="_x0000_s1027" style="position:absolute;top:67;width:25400;height:13;visibility:visible;mso-wrap-style:square;v-text-anchor:top" coordsize="2540000,1270" o:gfxdata="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" path="m,l2540000,e" filled="f" strokeweight=".37675mm">
+                        <v:path arrowok="t"/>
+                      </v:shape>
+                      <w10:anchorlock/>
+                    </v:group>
                   </w:pict>
-                </ns1:Fallback>
-              </ns1:AlternateContent>
+                </mc:Fallback>
+              </mc:AlternateContent>
             </w:r>
           </w:p>
-          <w:p ns2:paraId="3AC6CB13" ns2:textId="77777777">
+          <w:p>
             <w:pPr>
               <w:pStyle w:val="TableParagraph"/>
               <w:spacing w:line="267" w:lineRule="exact"/>
@@ -16066,7 +15176,7 @@
               <w:t>(UNIFATECIE)</w:t>
             </w:r>
           </w:p>
-          <w:p ns2:paraId="7769586A" ns2:textId="77777777">
+          <w:p>
             <w:pPr>
               <w:pStyle w:val="TableParagraph"/>
               <w:spacing w:line="269" w:lineRule="exact"/>
@@ -16094,7 +15204,7 @@
             <w:tcW w:w="4805" w:type="dxa"/>
             <w:vAlign w:val="bottom"/>
           </w:tcPr>
-          <w:p ns2:paraId="1F71C369" ns2:textId="77777777">
+          <w:p>
             <w:pPr>
               <w:pStyle w:val="TableParagraph"/>
               <w:ind w:left="0" w:right="48"/>
@@ -16106,7 +15216,7 @@
               </w:rPr>
             </w:pPr>
           </w:p>
-          <w:p ns2:paraId="6A625202" ns2:textId="77777777">
+          <w:p>
             <w:pPr>
               <w:pStyle w:val="TableParagraph"/>
               <w:spacing w:before="205"/>
@@ -16119,7 +15229,7 @@
               </w:rPr>
             </w:pPr>
           </w:p>
-          <w:p ns2:paraId="58F0FFC6" ns2:textId="77777777">
+          <w:p>
             <w:pPr>
               <w:pStyle w:val="TableParagraph"/>
               <w:spacing w:before="205"/>
@@ -16132,7 +15242,7 @@
               </w:rPr>
             </w:pPr>
           </w:p>
-          <w:p ns2:paraId="30914219" ns2:textId="77777777">
+          <w:p>
             <w:pPr>
               <w:pStyle w:val="TableParagraph"/>
               <w:spacing w:before="205"/>
@@ -16145,7 +15255,7 @@
               </w:rPr>
             </w:pPr>
           </w:p>
-          <w:p ns2:paraId="4FA17387" ns2:textId="77777777">
+          <w:p>
             <w:pPr>
               <w:pStyle w:val="TableParagraph"/>
               <w:spacing w:line="20" w:lineRule="exact"/>
@@ -16164,89 +15274,89 @@
                 <w:sz w:val="24"/>
                 <w:szCs w:val="24"/>
               </w:rPr>
-              <ns1:AlternateContent>
-                <ns1:Choice Requires="wpg">
+              <mc:AlternateContent>
+                <mc:Choice Requires="wpg">
                   <w:drawing>
-                    <ns3:inline distT="0" distB="0" distL="0" distR="0" ns4:anchorId="12931C2C" ns4:editId="30AC767D">
-                      <ns3:extent cx="2540000" cy="13970"/>
-                      <ns3:effectExtent l="9525" t="0" r="3175" b="5079"/>
-                      <ns3:docPr id="504030103" name="Group 8"/>
-                      <ns3:cNvGraphicFramePr>
-                        <ns5:graphicFrameLocks/>
-                      </ns3:cNvGraphicFramePr>
-                      <ns5:graphic>
-                        <ns5:graphicData uri="http://schemas.microsoft.com/office/word/2010/wordprocessingGroup">
-                          <ns6:wgp>
-                            <ns6:cNvGrpSpPr>
-                              <ns5:grpSpLocks/>
-                            </ns6:cNvGrpSpPr>
-                            <ns6:grpSpPr>
-                              <ns5:xfrm>
-                                <ns5:off x="0" y="0"/>
-                                <ns5:ext cx="2540000" cy="13970"/>
-                                <ns5:chOff x="0" y="0"/>
-                                <ns5:chExt cx="2540000" cy="13970"/>
-                              </ns5:xfrm>
-                            </ns6:grpSpPr>
-                            <ns7:wsp>
-                              <ns7:cNvPr id="1771767226" name="Graphic 9"/>
-                              <ns7:cNvSpPr/>
-                              <ns7:spPr>
-                                <ns5:xfrm>
-                                  <ns5:off x="0" y="6781"/>
-                                  <ns5:ext cx="2540000" cy="1270"/>
-                                </ns5:xfrm>
-                                <ns5:custGeom>
-                                  <ns5:avLst/>
-                                  <ns5:gdLst/>
-                                  <ns5:ahLst/>
-                                  <ns5:cxnLst/>
-                                  <ns5:rect l="l" t="t" r="r" b="b"/>
-                                  <ns5:pathLst>
-                                    <ns5:path w="2540000">
-                                      <ns5:moveTo>
-                                        <ns5:pt x="0" y="0"/>
-                                      </ns5:moveTo>
-                                      <ns5:lnTo>
-                                        <ns5:pt x="2540000" y="0"/>
-                                      </ns5:lnTo>
-                                    </ns5:path>
-                                  </ns5:pathLst>
-                                </ns5:custGeom>
-                                <ns5:ln w="13563">
-                                  <ns5:solidFill>
-                                    <ns5:srgbClr val="000000"/>
-                                  </ns5:solidFill>
-                                  <ns5:prstDash val="solid"/>
-                                </ns5:ln>
-                              </ns7:spPr>
-                              <ns7:bodyPr wrap="square" lIns="0" tIns="0" rIns="0" bIns="0" rtlCol="0">
-                                <ns5:prstTxWarp prst="textNoShape">
-                                  <ns5:avLst/>
-                                </ns5:prstTxWarp>
-                                <ns5:noAutofit/>
-                              </ns7:bodyPr>
-                            </ns7:wsp>
-                          </ns6:wgp>
-                        </ns5:graphicData>
-                      </ns5:graphic>
-                    </ns3:inline>
+                    <wp:inline distT="0" distB="0" distL="0" distR="0" wp14:anchorId="12931C2C" wp14:editId="30AC767D">
+                      <wp:extent cx="2540000" cy="13970"/>
+                      <wp:effectExtent l="9525" t="0" r="3175" b="5079"/>
+                      <wp:docPr id="504030103" name="Group 8"/>
+                      <wp:cNvGraphicFramePr>
+                        <a:graphicFrameLocks xmlns:a="http://schemas.openxmlformats.org/drawingml/2006/main"/>
+                      </wp:cNvGraphicFramePr>
+                      <a:graphic xmlns:a="http://schemas.openxmlformats.org/drawingml/2006/main">
+                        <a:graphicData uri="http://schemas.microsoft.com/office/word/2010/wordprocessingGroup">
+                          <wpg:wgp>
+                            <wpg:cNvGrpSpPr>
+                              <a:grpSpLocks/>
+                            </wpg:cNvGrpSpPr>
+                            <wpg:grpSpPr>
+                              <a:xfrm>
+                                <a:off x="0" y="0"/>
+                                <a:ext cx="2540000" cy="13970"/>
+                                <a:chOff x="0" y="0"/>
+                                <a:chExt cx="2540000" cy="13970"/>
+                              </a:xfrm>
+                            </wpg:grpSpPr>
+                            <wps:wsp>
+                              <wps:cNvPr id="1771767226" name="Graphic 9"/>
+                              <wps:cNvSpPr/>
+                              <wps:spPr>
+                                <a:xfrm>
+                                  <a:off x="0" y="6781"/>
+                                  <a:ext cx="2540000" cy="1270"/>
+                                </a:xfrm>
+                                <a:custGeom>
+                                  <a:avLst/>
+                                  <a:gdLst/>
+                                  <a:ahLst/>
+                                  <a:cxnLst/>
+                                  <a:rect l="l" t="t" r="r" b="b"/>
+                                  <a:pathLst>
+                                    <a:path w="2540000">
+                                      <a:moveTo>
+                                        <a:pt x="0" y="0"/>
+                                      </a:moveTo>
+                                      <a:lnTo>
+                                        <a:pt x="2540000" y="0"/>
+                                      </a:lnTo>
+                                    </a:path>
+                                  </a:pathLst>
+                                </a:custGeom>
+                                <a:ln w="13563">
+                                  <a:solidFill>
+                                    <a:srgbClr val="000000"/>
+                                  </a:solidFill>
+                                  <a:prstDash val="solid"/>
+                                </a:ln>
+                              </wps:spPr>
+                              <wps:bodyPr wrap="square" lIns="0" tIns="0" rIns="0" bIns="0" rtlCol="0">
+                                <a:prstTxWarp prst="textNoShape">
+                                  <a:avLst/>
+                                </a:prstTxWarp>
+                                <a:noAutofit/>
+                              </wps:bodyPr>
+                            </wps:wsp>
+                          </wpg:wgp>
+                        </a:graphicData>
+                      </a:graphic>
+                    </wp:inline>
                   </w:drawing>
-                </ns1:Choice>
-                <ns1:Fallback>
+                </mc:Choice>
+                <mc:Fallback>
                   <w:pict>
-                    <ns8:group ns2:anchorId="0BF6E41F" id="Group 8" ns9:spid="_x0000_s1026" style="width:200pt;height:1.1pt;mso-position-horizontal-relative:char;mso-position-vertical-relative:line" coordsize="25400,139" ns9:gfxdata="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">
-                      <ns8:shape id="Graphic 9" ns9:spid="_x0000_s1027" style="position:absolute;top:67;width:25400;height:13;visibility:visible;mso-wrap-style:square;v-text-anchor:top" coordsize="2540000,1270" ns9:gfxdata="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" path="m,l2540000,e" filled="f" strokeweight=".37675mm">
-                        <ns8:path arrowok="t"/>
-                      </ns8:shape>
-                      <ns10:anchorlock/>
-                    </ns8:group>
+                    <v:group w14:anchorId="0BF6E41F" id="Group 8" o:spid="_x0000_s1026" style="width:200pt;height:1.1pt;mso-position-horizontal-relative:char;mso-position-vertical-relative:line" coordsize="25400,139" o:gfxdata="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">
+                      <v:shape id="Graphic 9" o:spid="_x0000_s1027" style="position:absolute;top:67;width:25400;height:13;visibility:visible;mso-wrap-style:square;v-text-anchor:top" coordsize="2540000,1270" o:gfxdata="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" path="m,l2540000,e" filled="f" strokeweight=".37675mm">
+                        <v:path arrowok="t"/>
+                      </v:shape>
+                      <w10:anchorlock/>
+                    </v:group>
                   </w:pict>
-                </ns1:Fallback>
-              </ns1:AlternateContent>
+                </mc:Fallback>
+              </mc:AlternateContent>
             </w:r>
           </w:p>
-          <w:p ns2:paraId="7FD9CF97" ns2:textId="77777777">
+          <w:p>
             <w:pPr>
               <w:pStyle w:val="TableParagraph"/>
               <w:spacing w:line="267" w:lineRule="exact"/>
@@ -16290,7 +15400,7 @@
               <w:t>(LOCAL)</w:t>
             </w:r>
           </w:p>
-          <w:p ns2:paraId="61FDD3FB" ns2:textId="77777777">
+          <w:p>
             <w:pPr>
               <w:pStyle w:val="TableParagraph"/>
               <w:spacing w:line="269" w:lineRule="exact"/>
@@ -16315,7 +15425,7 @@
         </w:tc>
       </w:tr>
     </w:tbl>
-    <w:p ns2:paraId="7FF41F2B" ns2:textId="77777777">
+    <w:p>
       <w:pPr>
         <w:ind w:right="48"/>
         <w:jc w:val="both"/>
@@ -16327,7 +15437,7 @@
         </w:rPr>
       </w:pPr>
     </w:p>
-    <w:p ns2:paraId="3719F95B" ns2:textId="5CDC068C">
+    <w:p>
       <w:pPr>
         <w:ind w:right="48"/>
         <w:jc w:val="both"/>
@@ -16357,10 +15467,10 @@
       <w:bookmarkEnd w:id="0"/>
     </w:p>
     <w:sectPr>
-      <w:headerReference w:type="default" ns11:id="rId8"/>
-      <w:footerReference w:type="default" ns11:id="rId9"/>
-      <w:pgSz w:w="11906" w:h="16838"/>
-      <w:pgMar w:top="1701" w:right="1134" w:bottom="1701" w:left="1134" w:header="709" w:footer="709" w:gutter="0"/>
+      <w:headerReference w:type="default" r:id="rId8"/>
+      <w:footerReference w:type="default" r:id="rId9"/>
+      <w:pgSz w:w="11920" w:h="16850"/>
+      <w:pgMar w:top="1701" w:right="1134" w:bottom="1701" w:left="1134" w:header="1134" w:footer="1701" w:gutter="0"/>
       <w:cols w:space="720"/>
       <w:docGrid w:linePitch="299"/>
     </w:sectPr>

--- a/templates/contrapartidas.docx
+++ b/templates/contrapartidas.docx
@@ -341,7 +341,34 @@
                 <w:sz w:val="24"/>
                 <w:szCs w:val="24"/>
               </w:rPr>
-              <w:t xml:space="preserve">Razão Social: {razao_social}</w:t>
+              <w:t>Razão Social: {razao_social}</w:t>
+            </w:r>
+            <w:r>
+              <w:rPr>
+                <w:rFonts w:ascii="Arial" w:hAnsi="Arial" w:cs="Arial"/>
+                <w:b/>
+                <w:spacing w:val="-17"/>
+                <w:sz w:val="24"/>
+                <w:szCs w:val="24"/>
+              </w:rPr>
+              <w:t xml:space="preserve"/>
+            </w:r>
+            <w:r>
+              <w:rPr>
+                <w:rFonts w:ascii="Arial" w:hAnsi="Arial" w:cs="Arial"/>
+                <w:b/>
+                <w:sz w:val="24"/>
+                <w:szCs w:val="24"/>
+              </w:rPr>
+              <w:t xml:space="preserve"/>
+            </w:r>
+            <w:r>
+              <w:rPr>
+                <w:rFonts w:ascii="Arial" w:hAnsi="Arial" w:cs="Arial"/>
+                <w:sz w:val="24"/>
+                <w:szCs w:val="24"/>
+              </w:rPr>
+              <w:t xml:space="preserve"/>
             </w:r>
           </w:p>
         </w:tc>
@@ -379,7 +406,34 @@
                 <w:sz w:val="24"/>
                 <w:szCs w:val="24"/>
               </w:rPr>
-              <w:t xml:space="preserve">CNPJ/CPF: {cnpj}</w:t>
+              <w:t>CNPJ/CPF: {cnpj}</w:t>
+            </w:r>
+            <w:r>
+              <w:rPr>
+                <w:rFonts w:ascii="Arial" w:hAnsi="Arial" w:cs="Arial"/>
+                <w:b/>
+                <w:sz w:val="24"/>
+                <w:szCs w:val="24"/>
+              </w:rPr>
+              <w:t xml:space="preserve"/>
+            </w:r>
+            <w:r>
+              <w:rPr>
+                <w:rFonts w:ascii="Arial" w:hAnsi="Arial" w:cs="Arial"/>
+                <w:sz w:val="24"/>
+                <w:szCs w:val="24"/>
+              </w:rPr>
+              <w:t xml:space="preserve"/>
+            </w:r>
+            <w:r>
+              <w:rPr>
+                <w:rFonts w:ascii="Arial" w:hAnsi="Arial" w:cs="Arial"/>
+                <w:b/>
+                <w:spacing w:val="26"/>
+                <w:sz w:val="24"/>
+                <w:szCs w:val="24"/>
+              </w:rPr>
+              <w:t xml:space="preserve"/>
             </w:r>
           </w:p>
         </w:tc>
@@ -416,7 +470,66 @@
                 <w:sz w:val="24"/>
                 <w:szCs w:val="24"/>
               </w:rPr>
-              <w:t xml:space="preserve">Alvará de Funcionamento/Sanitário: {alvara}</w:t>
+              <w:t>Alvará de Funcionamento/Sanitário: {alvara}</w:t>
+            </w:r>
+            <w:r>
+              <w:rPr>
+                <w:rFonts w:ascii="Arial" w:hAnsi="Arial" w:cs="Arial"/>
+                <w:b/>
+                <w:spacing w:val="-7"/>
+                <w:sz w:val="24"/>
+                <w:szCs w:val="24"/>
+              </w:rPr>
+              <w:t xml:space="preserve"/>
+            </w:r>
+            <w:r>
+              <w:rPr>
+                <w:rFonts w:ascii="Arial" w:hAnsi="Arial" w:cs="Arial"/>
+                <w:b/>
+                <w:spacing w:val="-2"/>
+                <w:sz w:val="24"/>
+                <w:szCs w:val="24"/>
+              </w:rPr>
+              <w:t/>
+            </w:r>
+            <w:r>
+              <w:rPr>
+                <w:rFonts w:ascii="Arial" w:hAnsi="Arial" w:cs="Arial"/>
+                <w:b/>
+                <w:spacing w:val="-10"/>
+                <w:sz w:val="24"/>
+                <w:szCs w:val="24"/>
+              </w:rPr>
+              <w:t xml:space="preserve"/>
+            </w:r>
+            <w:r>
+              <w:rPr>
+                <w:rFonts w:ascii="Arial" w:hAnsi="Arial" w:cs="Arial"/>
+                <w:b/>
+                <w:spacing w:val="-2"/>
+                <w:sz w:val="24"/>
+                <w:szCs w:val="24"/>
+              </w:rPr>
+              <w:t/>
+            </w:r>
+            <w:r>
+              <w:rPr>
+                <w:rFonts w:ascii="Arial" w:hAnsi="Arial" w:cs="Arial"/>
+                <w:b/>
+                <w:spacing w:val="6"/>
+                <w:sz w:val="24"/>
+                <w:szCs w:val="24"/>
+              </w:rPr>
+              <w:t xml:space="preserve"/>
+            </w:r>
+            <w:r>
+              <w:rPr>
+                <w:rFonts w:ascii="Arial" w:hAnsi="Arial" w:cs="Arial"/>
+                <w:spacing w:val="-2"/>
+                <w:sz w:val="24"/>
+                <w:szCs w:val="24"/>
+              </w:rPr>
+              <w:t xml:space="preserve"/>
             </w:r>
           </w:p>
           <w:p>
@@ -560,7 +673,41 @@
                 <w:sz w:val="24"/>
                 <w:szCs w:val="24"/>
               </w:rPr>
-              <w:t xml:space="preserve">Área de atuação : {area_atuacao}</w:t>
+              <w:t>Área de atuação : {area_atuacao}</w:t>
+            </w:r>
+            <w:r>
+              <w:rPr>
+                <w:rFonts w:ascii="Arial" w:hAnsi="Arial" w:cs="Arial"/>
+                <w:spacing w:val="-14"/>
+                <w:sz w:val="24"/>
+                <w:szCs w:val="24"/>
+              </w:rPr>
+              <w:t xml:space="preserve"/>
+            </w:r>
+            <w:r>
+              <w:rPr>
+                <w:rFonts w:ascii="Arial" w:hAnsi="Arial" w:cs="Arial"/>
+                <w:sz w:val="24"/>
+                <w:szCs w:val="24"/>
+              </w:rPr>
+              <w:t/>
+            </w:r>
+            <w:r>
+              <w:rPr>
+                <w:rFonts w:ascii="Arial" w:hAnsi="Arial" w:cs="Arial"/>
+                <w:spacing w:val="-14"/>
+                <w:sz w:val="24"/>
+                <w:szCs w:val="24"/>
+              </w:rPr>
+              <w:t xml:space="preserve"/>
+            </w:r>
+            <w:r>
+              <w:rPr>
+                <w:rFonts w:ascii="Arial" w:hAnsi="Arial" w:cs="Arial"/>
+                <w:sz w:val="24"/>
+                <w:szCs w:val="24"/>
+              </w:rPr>
+              <w:t/>
             </w:r>
           </w:p>
           <w:p>
@@ -732,7 +879,7 @@
                 <w:sz w:val="24"/>
                 <w:szCs w:val="24"/>
               </w:rPr>
-              <w:t xml:space="preserve">Outros (informar qual curso): {outros}</w:t>
+              <w:t>Outros (informar qual curso): {outros}</w:t>
             </w:r>
           </w:p>
           <w:p>
@@ -779,7 +926,33 @@
                 <w:sz w:val="24"/>
                 <w:szCs w:val="24"/>
               </w:rPr>
-              <w:t xml:space="preserve">Endereço: {endereco}</w:t>
+              <w:t>Endereço: {endereco}</w:t>
+            </w:r>
+            <w:r>
+              <w:rPr>
+                <w:rFonts w:ascii="Arial" w:hAnsi="Arial" w:cs="Arial"/>
+                <w:b/>
+                <w:sz w:val="24"/>
+                <w:szCs w:val="24"/>
+              </w:rPr>
+              <w:t xml:space="preserve"/>
+            </w:r>
+            <w:r>
+              <w:rPr>
+                <w:rFonts w:ascii="Arial" w:hAnsi="Arial" w:cs="Arial"/>
+                <w:sz w:val="24"/>
+                <w:szCs w:val="24"/>
+              </w:rPr>
+              <w:t xml:space="preserve"/>
+            </w:r>
+            <w:r>
+              <w:rPr>
+                <w:rFonts w:ascii="Arial" w:hAnsi="Arial" w:cs="Arial"/>
+                <w:spacing w:val="25"/>
+                <w:sz w:val="24"/>
+                <w:szCs w:val="24"/>
+              </w:rPr>
+              <w:t xml:space="preserve"/>
             </w:r>
           </w:p>
         </w:tc>
@@ -815,7 +988,24 @@
                 <w:sz w:val="24"/>
                 <w:szCs w:val="24"/>
               </w:rPr>
-              <w:t>n?: {numero}</w:t>
+              <w:t>nº: {numero}</w:t>
+            </w:r>
+            <w:r>
+              <w:rPr>
+                <w:rFonts w:ascii="Arial" w:hAnsi="Arial" w:cs="Arial"/>
+                <w:b/>
+                <w:sz w:val="24"/>
+                <w:szCs w:val="24"/>
+              </w:rPr>
+              <w:t xml:space="preserve"/>
+            </w:r>
+            <w:r>
+              <w:rPr>
+                <w:rFonts w:ascii="Arial" w:hAnsi="Arial" w:cs="Arial"/>
+                <w:sz w:val="24"/>
+                <w:szCs w:val="24"/>
+              </w:rPr>
+              <w:t xml:space="preserve"/>
             </w:r>
           </w:p>
         </w:tc>
@@ -847,7 +1037,33 @@
                 <w:sz w:val="24"/>
                 <w:szCs w:val="24"/>
               </w:rPr>
-              <w:t xml:space="preserve">Complemento: {complemento}</w:t>
+              <w:t>Complemento: {complemento}</w:t>
+            </w:r>
+            <w:r>
+              <w:rPr>
+                <w:rFonts w:ascii="Arial" w:hAnsi="Arial" w:cs="Arial"/>
+                <w:b/>
+                <w:sz w:val="24"/>
+                <w:szCs w:val="24"/>
+              </w:rPr>
+              <w:t xml:space="preserve"/>
+            </w:r>
+            <w:r>
+              <w:rPr>
+                <w:rFonts w:ascii="Arial" w:hAnsi="Arial" w:cs="Arial"/>
+                <w:sz w:val="24"/>
+                <w:szCs w:val="24"/>
+              </w:rPr>
+              <w:t xml:space="preserve"/>
+            </w:r>
+            <w:r>
+              <w:rPr>
+                <w:rFonts w:ascii="Arial" w:hAnsi="Arial" w:cs="Arial"/>
+                <w:spacing w:val="6"/>
+                <w:sz w:val="24"/>
+                <w:szCs w:val="24"/>
+              </w:rPr>
+              <w:t xml:space="preserve"/>
             </w:r>
           </w:p>
         </w:tc>
@@ -897,6 +1113,49 @@
               </w:rPr>
               <w:t xml:space="preserve">Bairro: {bairro}</w:t>
             </w:r>
+            <w:r>
+              <w:rPr>
+                <w:rFonts w:ascii="Arial" w:hAnsi="Arial" w:cs="Arial"/>
+                <w:sz w:val="24"/>
+                <w:szCs w:val="24"/>
+              </w:rPr>
+              <w:t/>
+            </w:r>
+            <w:r>
+              <w:rPr>
+                <w:rFonts w:ascii="Arial" w:hAnsi="Arial" w:cs="Arial"/>
+                <w:spacing w:val="-3"/>
+                <w:sz w:val="24"/>
+                <w:szCs w:val="24"/>
+              </w:rPr>
+              <w:t xml:space="preserve"/>
+            </w:r>
+            <w:r>
+              <w:rPr>
+                <w:rFonts w:ascii="Arial" w:hAnsi="Arial" w:cs="Arial"/>
+                <w:spacing w:val="-2"/>
+                <w:sz w:val="24"/>
+                <w:szCs w:val="24"/>
+              </w:rPr>
+              <w:t xml:space="preserve"/>
+            </w:r>
+            <w:r>
+              <w:rPr>
+                <w:rFonts w:ascii="Arial" w:hAnsi="Arial" w:cs="Arial"/>
+                <w:b/>
+                <w:sz w:val="24"/>
+                <w:szCs w:val="24"/>
+              </w:rPr>
+              <w:t xml:space="preserve"/>
+            </w:r>
+            <w:r>
+              <w:rPr>
+                <w:rFonts w:ascii="Arial" w:hAnsi="Arial" w:cs="Arial"/>
+                <w:sz w:val="24"/>
+                <w:szCs w:val="24"/>
+              </w:rPr>
+              <w:t xml:space="preserve"/>
+            </w:r>
           </w:p>
         </w:tc>
         <w:tc>
@@ -939,6 +1198,32 @@
                 <w:szCs w:val="24"/>
               </w:rPr>
               <w:t xml:space="preserve">CEP: {cep}</w:t>
+            </w:r>
+            <w:r>
+              <w:rPr>
+                <w:rFonts w:ascii="Arial" w:hAnsi="Arial" w:cs="Arial"/>
+                <w:b/>
+                <w:sz w:val="24"/>
+                <w:szCs w:val="24"/>
+              </w:rPr>
+              <w:t xml:space="preserve"/>
+            </w:r>
+            <w:r>
+              <w:rPr>
+                <w:rFonts w:ascii="Arial" w:hAnsi="Arial" w:cs="Arial"/>
+                <w:sz w:val="24"/>
+                <w:szCs w:val="24"/>
+              </w:rPr>
+              <w:t xml:space="preserve"/>
+            </w:r>
+            <w:r>
+              <w:rPr>
+                <w:rFonts w:ascii="Arial" w:hAnsi="Arial" w:cs="Arial"/>
+                <w:spacing w:val="-4"/>
+                <w:sz w:val="24"/>
+                <w:szCs w:val="24"/>
+              </w:rPr>
+              <w:t xml:space="preserve"/>
             </w:r>
           </w:p>
         </w:tc>
@@ -984,6 +1269,32 @@
               </w:rPr>
               <w:t xml:space="preserve">Cidade: {cidade}</w:t>
             </w:r>
+            <w:r>
+              <w:rPr>
+                <w:rFonts w:ascii="Arial" w:hAnsi="Arial" w:cs="Arial"/>
+                <w:b/>
+                <w:sz w:val="24"/>
+                <w:szCs w:val="24"/>
+              </w:rPr>
+              <w:t xml:space="preserve"/>
+            </w:r>
+            <w:r>
+              <w:rPr>
+                <w:rFonts w:ascii="Arial" w:hAnsi="Arial" w:cs="Arial"/>
+                <w:sz w:val="24"/>
+                <w:szCs w:val="24"/>
+              </w:rPr>
+              <w:t xml:space="preserve"/>
+            </w:r>
+            <w:r>
+              <w:rPr>
+                <w:rFonts w:ascii="Arial" w:hAnsi="Arial" w:cs="Arial"/>
+                <w:spacing w:val="-2"/>
+                <w:sz w:val="24"/>
+                <w:szCs w:val="24"/>
+              </w:rPr>
+              <w:t xml:space="preserve"/>
+            </w:r>
           </w:p>
         </w:tc>
         <w:tc>
@@ -1027,6 +1338,49 @@
                 <w:szCs w:val="24"/>
               </w:rPr>
               <w:t xml:space="preserve">Estado: {estado}</w:t>
+            </w:r>
+            <w:r>
+              <w:rPr>
+                <w:rFonts w:ascii="Arial" w:hAnsi="Arial" w:cs="Arial"/>
+                <w:sz w:val="24"/>
+                <w:szCs w:val="24"/>
+              </w:rPr>
+              <w:t/>
+            </w:r>
+            <w:r>
+              <w:rPr>
+                <w:rFonts w:ascii="Arial" w:hAnsi="Arial" w:cs="Arial"/>
+                <w:spacing w:val="-4"/>
+                <w:sz w:val="24"/>
+                <w:szCs w:val="24"/>
+              </w:rPr>
+              <w:t xml:space="preserve"/>
+            </w:r>
+            <w:r>
+              <w:rPr>
+                <w:rFonts w:ascii="Arial" w:hAnsi="Arial" w:cs="Arial"/>
+                <w:spacing w:val="-7"/>
+                <w:sz w:val="24"/>
+                <w:szCs w:val="24"/>
+              </w:rPr>
+              <w:t xml:space="preserve"/>
+            </w:r>
+            <w:r>
+              <w:rPr>
+                <w:rFonts w:ascii="Arial" w:hAnsi="Arial" w:cs="Arial"/>
+                <w:b/>
+                <w:sz w:val="24"/>
+                <w:szCs w:val="24"/>
+              </w:rPr>
+              <w:t xml:space="preserve"/>
+            </w:r>
+            <w:r>
+              <w:rPr>
+                <w:rFonts w:ascii="Arial" w:hAnsi="Arial" w:cs="Arial"/>
+                <w:sz w:val="24"/>
+                <w:szCs w:val="24"/>
+              </w:rPr>
+              <w:t xml:space="preserve"/>
             </w:r>
           </w:p>
         </w:tc>
@@ -1061,7 +1415,33 @@
                 <w:sz w:val="24"/>
                 <w:szCs w:val="24"/>
               </w:rPr>
-              <w:t xml:space="preserve">WhatsApp: {telefone}</w:t>
+              <w:t>WhatsApp: {telefone}</w:t>
+            </w:r>
+            <w:r>
+              <w:rPr>
+                <w:rFonts w:ascii="Arial" w:hAnsi="Arial" w:cs="Arial"/>
+                <w:b/>
+                <w:sz w:val="24"/>
+                <w:szCs w:val="24"/>
+              </w:rPr>
+              <w:t xml:space="preserve"/>
+            </w:r>
+            <w:r>
+              <w:rPr>
+                <w:rFonts w:ascii="Arial" w:hAnsi="Arial" w:cs="Arial"/>
+                <w:sz w:val="24"/>
+                <w:szCs w:val="24"/>
+              </w:rPr>
+              <w:t xml:space="preserve"/>
+            </w:r>
+            <w:r>
+              <w:rPr>
+                <w:rFonts w:ascii="Arial" w:hAnsi="Arial" w:cs="Arial"/>
+                <w:spacing w:val="-5"/>
+                <w:sz w:val="24"/>
+                <w:szCs w:val="24"/>
+              </w:rPr>
+              <w:t xml:space="preserve"/>
             </w:r>
           </w:p>
           <w:p>
@@ -1104,7 +1484,33 @@
                 <w:sz w:val="24"/>
                 <w:szCs w:val="24"/>
               </w:rPr>
-              <w:t xml:space="preserve">Endereço eletrônico/site: {site}</w:t>
+              <w:t>Responsável pelo estágio ou setor: {responsavel_estagios}  Telefone direto: {contato_responsavel}</w:t>
+            </w:r>
+            <w:r>
+              <w:rPr>
+                <w:rFonts w:ascii="Arial" w:hAnsi="Arial" w:cs="Arial"/>
+                <w:sz w:val="24"/>
+                <w:szCs w:val="24"/>
+              </w:rPr>
+              <w:br/>
+              <w:t/>
+            </w:r>
+            <w:r>
+              <w:rPr>
+                <w:rFonts w:ascii="Arial" w:hAnsi="Arial" w:cs="Arial"/>
+                <w:sz w:val="24"/>
+                <w:szCs w:val="24"/>
+              </w:rPr>
+              <w:t xml:space="preserve"/>
+            </w:r>
+            <w:r>
+              <w:rPr>
+                <w:rFonts w:ascii="Arial" w:hAnsi="Arial" w:cs="Arial"/>
+                <w:spacing w:val="-2"/>
+                <w:sz w:val="24"/>
+                <w:szCs w:val="24"/>
+              </w:rPr>
+              <w:t xml:space="preserve"/>
             </w:r>
           </w:p>
         </w:tc>
@@ -1141,7 +1547,24 @@
                 <w:sz w:val="24"/>
                 <w:szCs w:val="24"/>
               </w:rPr>
-              <w:t xml:space="preserve">Representante: {representante}</w:t>
+              <w:t>Representante: {representante}</w:t>
+            </w:r>
+            <w:r>
+              <w:rPr>
+                <w:rFonts w:ascii="Arial" w:hAnsi="Arial" w:cs="Arial"/>
+                <w:b/>
+                <w:sz w:val="24"/>
+                <w:szCs w:val="24"/>
+              </w:rPr>
+              <w:t xml:space="preserve"/>
+            </w:r>
+            <w:r>
+              <w:rPr>
+                <w:rFonts w:ascii="Arial" w:hAnsi="Arial" w:cs="Arial"/>
+                <w:sz w:val="24"/>
+                <w:szCs w:val="24"/>
+              </w:rPr>
+              <w:t xml:space="preserve"/>
             </w:r>
           </w:p>
           <w:p>
@@ -1284,7 +1707,24 @@
                 <w:sz w:val="24"/>
                 <w:szCs w:val="24"/>
               </w:rPr>
-              <w:t xml:space="preserve">Cargo: {cargo}</w:t>
+              <w:t>Cargo: {cargo}</w:t>
+            </w:r>
+            <w:r>
+              <w:rPr>
+                <w:rFonts w:ascii="Arial" w:hAnsi="Arial" w:cs="Arial"/>
+                <w:b/>
+                <w:sz w:val="24"/>
+                <w:szCs w:val="24"/>
+              </w:rPr>
+              <w:t xml:space="preserve"/>
+            </w:r>
+            <w:r>
+              <w:rPr>
+                <w:rFonts w:ascii="Arial" w:hAnsi="Arial" w:cs="Arial"/>
+                <w:sz w:val="24"/>
+                <w:szCs w:val="24"/>
+              </w:rPr>
+              <w:t xml:space="preserve"/>
             </w:r>
           </w:p>
         </w:tc>
@@ -1320,7 +1760,75 @@
                 <w:sz w:val="24"/>
                 <w:szCs w:val="24"/>
               </w:rPr>
-              <w:t xml:space="preserve">E-mail (para assinatura digital): {email_assinatura}</w:t>
+              <w:t>E-mail (para assinatura digital): {email_assinatura}</w:t>
+            </w:r>
+            <w:r>
+              <w:rPr>
+                <w:rFonts w:ascii="Arial" w:hAnsi="Arial" w:cs="Arial"/>
+                <w:spacing w:val="-20"/>
+                <w:sz w:val="24"/>
+                <w:szCs w:val="24"/>
+              </w:rPr>
+              <w:t xml:space="preserve"/>
+            </w:r>
+            <w:r>
+              <w:rPr>
+                <w:rFonts w:ascii="Arial" w:hAnsi="Arial" w:cs="Arial"/>
+                <w:sz w:val="24"/>
+                <w:szCs w:val="24"/>
+              </w:rPr>
+              <w:t/>
+            </w:r>
+            <w:r>
+              <w:rPr>
+                <w:rFonts w:ascii="Arial" w:hAnsi="Arial" w:cs="Arial"/>
+                <w:spacing w:val="-17"/>
+                <w:sz w:val="24"/>
+                <w:szCs w:val="24"/>
+              </w:rPr>
+              <w:t xml:space="preserve"/>
+            </w:r>
+            <w:r>
+              <w:rPr>
+                <w:rFonts w:ascii="Arial" w:hAnsi="Arial" w:cs="Arial"/>
+                <w:sz w:val="24"/>
+                <w:szCs w:val="24"/>
+              </w:rPr>
+              <w:t/>
+            </w:r>
+            <w:r>
+              <w:rPr>
+                <w:rFonts w:ascii="Arial" w:hAnsi="Arial" w:cs="Arial"/>
+                <w:spacing w:val="-17"/>
+                <w:sz w:val="24"/>
+                <w:szCs w:val="24"/>
+              </w:rPr>
+              <w:t xml:space="preserve"/>
+            </w:r>
+            <w:r>
+              <w:rPr>
+                <w:rFonts w:ascii="Arial" w:hAnsi="Arial" w:cs="Arial"/>
+                <w:sz w:val="24"/>
+                <w:szCs w:val="24"/>
+              </w:rPr>
+              <w:t/>
+            </w:r>
+            <w:r>
+              <w:rPr>
+                <w:rFonts w:ascii="Arial" w:hAnsi="Arial" w:cs="Arial"/>
+                <w:b/>
+                <w:sz w:val="24"/>
+                <w:szCs w:val="24"/>
+              </w:rPr>
+              <w:t xml:space="preserve"/>
+            </w:r>
+            <w:r>
+              <w:rPr>
+                <w:rFonts w:ascii="Arial" w:hAnsi="Arial" w:cs="Arial"/>
+                <w:sz w:val="24"/>
+                <w:szCs w:val="24"/>
+              </w:rPr>
+              <w:t xml:space="preserve"/>
             </w:r>
           </w:p>
         </w:tc>
@@ -14936,7 +15444,86 @@
         <w:rPr>
           <w:rFonts w:ascii="Arial" w:hAnsi="Arial" w:cs="Arial"/>
         </w:rPr>
-        <w:t xml:space="preserve">Paranava?/PR, {data_extenso}.</w:t>
+        <w:t>Paranavaí/PR, {data_extenso}</w:t>
+      </w:r>
+      <w:r>
+        <w:rPr>
+          <w:rFonts w:ascii="Arial" w:hAnsi="Arial" w:cs="Arial"/>
+          <w:spacing w:val="52"/>
+        </w:rPr>
+        <w:t xml:space="preserve"/>
+      </w:r>
+      <w:r>
+        <w:rPr>
+          <w:rFonts w:ascii="Arial" w:hAnsi="Arial" w:cs="Arial"/>
+        </w:rPr>
+        <w:t xml:space="preserve"/>
+      </w:r>
+      <w:r>
+        <w:rPr>
+          <w:rFonts w:ascii="Arial" w:hAnsi="Arial" w:cs="Arial"/>
+          <w:color w:val="FF0000"/>
+          <w:spacing w:val="27"/>
+        </w:rPr>
+        <w:t xml:space="preserve"/>
+      </w:r>
+      <w:r>
+        <w:rPr>
+          <w:rFonts w:ascii="Arial" w:hAnsi="Arial" w:cs="Arial"/>
+          <w:color w:val="000000"/>
+          <w:spacing w:val="-5"/>
+        </w:rPr>
+        <w:t xml:space="preserve"/>
+      </w:r>
+      <w:r>
+        <w:rPr>
+          <w:rFonts w:ascii="Arial" w:hAnsi="Arial" w:cs="Arial"/>
+          <w:color w:val="000000"/>
+        </w:rPr>
+        <w:t xml:space="preserve"/>
+      </w:r>
+      <w:r>
+        <w:rPr>
+          <w:rFonts w:ascii="Arial" w:hAnsi="Arial" w:cs="Arial"/>
+        </w:rPr>
+        <w:t xml:space="preserve"/>
+      </w:r>
+      <w:r>
+        <w:rPr>
+          <w:rFonts w:ascii="Arial" w:hAnsi="Arial" w:cs="Arial"/>
+          <w:color w:val="000000"/>
+        </w:rPr>
+        <w:t/>
+      </w:r>
+      <w:r>
+        <w:rPr>
+          <w:rFonts w:ascii="Arial" w:hAnsi="Arial" w:cs="Arial"/>
+          <w:color w:val="000000"/>
+          <w:spacing w:val="51"/>
+        </w:rPr>
+        <w:t xml:space="preserve"/>
+      </w:r>
+      <w:r>
+        <w:rPr>
+          <w:rFonts w:ascii="Arial" w:hAnsi="Arial" w:cs="Arial"/>
+        </w:rPr>
+        <w:t/>
+      </w:r>
+      <w:r>
+        <w:rPr>
+          <w:rFonts w:ascii="Arial" w:hAnsi="Arial" w:cs="Arial"/>
+          <w:color w:val="FF0000"/>
+          <w:spacing w:val="-2"/>
+        </w:rPr>
+        <w:t xml:space="preserve"/>
+      </w:r>
+      <w:r>
+        <w:rPr>
+          <w:rFonts w:ascii="Arial" w:hAnsi="Arial" w:cs="Arial"/>
+          <w:color w:val="000000"/>
+          <w:spacing w:val="-10"/>
+        </w:rPr>
+        <w:t/>
       </w:r>
     </w:p>
     <w:p>
